--- a/Curieux_Submission/manuscript.docx
+++ b/Curieux_Submission/manuscript.docx
@@ -119,7 +119,7 @@
           <w:i w:val="0"/>
           <w:sz w:val="24"/>
         </w:rPr>
-        <w:t>I estimate the causal effect of the 2015 Western U.S. wildfire season on county-level mental health using a matched difference-in-differences design. Wildfire Hazard Potential matching identifies 81 treated counties from structurally similar never-burned controls within fire-risk strata. Four years post-fire, treated counties report depression prevalence 2.76 percentage points higher (SE = 0.94, p = 0.004) and poor mental health days 1.63 percentage points higher (SE = 0.51, p = 0.002). A dose-response specification replacing the binary treatment indicator with log burn intensity yields a coefficient of 1.18 per log-unit (p = 0.020), inconsistent with selection confounding. Suicide and overdose mortality estimates are consistently positive but imprecise, reflecting widespread CDC WONDER cell suppression in small Western counties. Non-metropolitan counties drive the mortality signal: the four-year suicide event-study coefficient is significant among rural counties (p = 0.038), consistent with mental health provider access as the operative mechanism.</w:t>
+        <w:t>I estimate the causal effect of the 2015 Western U.S. wildfire season on county-level mental health using a matched difference-in-differences design. Wildfire Hazard Potential matching identifies 81 treated counties from structurally similar never-burned controls within fire-risk strata. Four years post-fire, treated counties report depression prevalence 2.76 percentage points higher (SE = 0.94, p = 0.004) and poor mental health days 1.63 percentage points higher (SE = 0.51, p = 0.002). A dose-response specification replacing the binary treatment indicator with log burn intensity yields a coefficient of 1.18 per log-unit (p = 0.020), inconsistent with selection confounding. This monotone relationship between burn severity and subsequent depression is the primary evidence against a pure selection interpretation of the treatment effect.</w:t>
       </w:r>
     </w:p>
     <w:p>
@@ -197,6 +197,22 @@
           <w:i w:val="0"/>
           <w:sz w:val="24"/>
         </w:rPr>
+        <w:t>The 2015 fire season is particularly well-suited to this kind of study. Because the fires spread across multiple independent events in ecologically diverse areas, from the high desert of the interior Southwest to the forested slopes of the northern Rockies, the treatment exposure cannot easily be attributed to a single shared regional cause. That geographic diversity, combined with the natural experiment logic of comparing counties that burned to equally fire-prone counties that did not, provides stronger identification than a study of a single concentrated fire event would allow. The season's scale also matters: the sheer number of treated counties, 81 at the primary threshold, provides enough statistical power to detect population-level mental health effects that a smaller, more localized fire event would not.</w:t>
+      </w:r>
+    </w:p>
+    <w:p>
+      <w:pPr>
+        <w:spacing w:line="276" w:lineRule="auto" w:before="0" w:after="0"/>
+        <w:ind w:firstLine="720"/>
+        <w:jc w:val="left"/>
+      </w:pPr>
+      <w:r>
+        <w:rPr>
+          <w:rFonts w:ascii="Times New Roman" w:hAnsi="Times New Roman"/>
+          <w:b w:val="0"/>
+          <w:i w:val="0"/>
+          <w:sz w:val="24"/>
+        </w:rPr>
         <w:t>But simply observing that fire-affected communities have worse mental health is not the same as proving that wildfires caused the decline. Counties that burn regularly tend to be more rural, more economically marginal, and farther from healthcare providers than counties that do not. If those counties were already on a worsening mental health trajectory before any fire occurred, a simple before-and-after comparison would overstate the causal effect, attributing to the fire what was already happening.</w:t>
       </w:r>
     </w:p>
@@ -229,7 +245,39 @@
           <w:i w:val="0"/>
           <w:sz w:val="24"/>
         </w:rPr>
+        <w:t>That gap is also larger than what a naive comparison to all non-fire counties would show. Because fire-prone counties are structurally different from fire-free counties in ways that independently predict worse mental health, an unmatched comparison would conflate the fire effect with pre-existing disadvantage. The WHP-matched design controls for this by restricting the comparison to counties with identical structural fire risk. The 2.76 percentage point depression gap is therefore a within-fire-risk-stratum estimate: it compares counties that had the same structural vulnerability to fire and the same rural economic profile, and asks whether the ones that actually burned in 2015 have worse mental health four years later. The answer is yes, and by a margin that is statistically clear and large enough to matter for resource allocation decisions.</w:t>
+      </w:r>
+    </w:p>
+    <w:p>
+      <w:pPr>
+        <w:spacing w:line="276" w:lineRule="auto" w:before="0" w:after="0"/>
+        <w:ind w:firstLine="720"/>
+        <w:jc w:val="left"/>
+      </w:pPr>
+      <w:r>
+        <w:rPr>
+          <w:rFonts w:ascii="Times New Roman" w:hAnsi="Times New Roman"/>
+          <w:b w:val="0"/>
+          <w:i w:val="0"/>
+          <w:sz w:val="24"/>
+        </w:rPr>
         <w:t>The research on wildfire and mental health has grown considerably in recent years. Jung et al. study 2020 California wildfire events and find that wildfire-specific air pollution raises emergency department visits for mental health conditions and mood-affective disorders, with effects that persist for several days following peak smoke exposure. Wettstein and Vaidyanathan track prescription records across twenty-five California wildfire events between 2011 and 2018, finding that antidepressant and anxiolytic prescriptions rise measurably in the weeks following fire onset. This pattern is consistent with a real increase in distress rather than a change in help-seeking behavior alone. Currie and Saberian, analyzing Canadian administrative hospitalization data, identify four independent pathways: local air quality, evacuation orders, property damage, and media-driven anxiety. Each of these independently raises mental health hospitalizations, suggesting the harm is not driven by any single mechanism. Ye et al., in a systematic review covering more than a hundred wildfire health studies, identify the absence of long-run outcome data as the single most consequential gap in the existing literature.</w:t>
+      </w:r>
+    </w:p>
+    <w:p>
+      <w:pPr>
+        <w:spacing w:line="276" w:lineRule="auto" w:before="0" w:after="0"/>
+        <w:ind w:firstLine="720"/>
+        <w:jc w:val="left"/>
+      </w:pPr>
+      <w:r>
+        <w:rPr>
+          <w:rFonts w:ascii="Times New Roman" w:hAnsi="Times New Roman"/>
+          <w:b w:val="0"/>
+          <w:i w:val="0"/>
+          <w:sz w:val="24"/>
+        </w:rPr>
+        <w:t>Beyond the mental health literature, economists have documented that natural disasters can have persistent effects on local economic outcomes, and that economic disruption is itself a major pathway to depression. Greenberg et al. estimate that major depressive disorder costs the United States over $300 billion annually in lost productivity, increased healthcare utilization, and reduced earnings. Those costs would be substantially amplified in a region simultaneously experiencing economic disruption from a natural disaster. Merdjanoff et al., drawing on historical data from Hurricane Katrina, project that the mental health trajectory for communities affected by major disasters tends to follow a slow-burn pattern: acute distress in the first year gradually transitions into chronic depression in the second through fifth years, well after disaster response resources have been withdrawn. If wildfires follow a similar trajectory, the policy window for effective intervention may be longer than most current disaster mental health programs assume.</w:t>
       </w:r>
     </w:p>
     <w:p>
@@ -401,54 +449,7 @@
           <w:i w:val="0"/>
           <w:sz w:val="24"/>
         </w:rPr>
-        <w:t>Suicide and drug overdose mortality (2011–2019).  County-year mortality counts are from CDC WONDER, an online query system that provides restricted access to compressed mortality files derived from death certificates. I retrieve annual counts of deaths coded to ICD-10 chapter XX (intentional self-harm, codes X60–X84 and Y87.0) for suicide and to ICD-10 codes X40–X44 (accidental poisoning by drugs) for drug overdose mortality. Counts are converted to rates per 100,000 resident population using intercensal population estimates from the American Community Survey (ACS).</w:t>
-      </w:r>
-    </w:p>
-    <w:p>
-      <w:pPr>
-        <w:spacing w:line="276" w:lineRule="auto" w:before="0" w:after="0"/>
-        <w:ind w:firstLine="720"/>
-        <w:jc w:val="left"/>
-      </w:pPr>
-      <w:r>
-        <w:rPr>
-          <w:rFonts w:ascii="Times New Roman" w:hAnsi="Times New Roman"/>
-          <w:b w:val="0"/>
-          <w:i w:val="0"/>
-          <w:sz w:val="24"/>
-        </w:rPr>
-        <w:t>The CDC suppresses WONDER cell counts below ten deaths to protect patient privacy. In the T1 panel of 93 counties observed over nine years, approximately 50 percent of county-year cells are suppressed for suicide and 47 percent for overdose, a direct consequence of the small population size of many Western counties. Suppressed cells are treated as missing in the regression, not as zeros; this introduces measurement error and reduces the effective sample for mortality outcomes. To handle zeros in the non-suppressed cells, I transform both rates with the inverse hyperbolic sine (IHS), which approximates ln(2Y) for large values but remains defined at zero, avoiding the need to drop or impute zero-rate counties:</w:t>
-      </w:r>
-    </w:p>
-    <w:p>
-      <w:pPr>
-        <w:spacing w:line="276" w:lineRule="auto" w:before="80" w:after="80"/>
-        <w:jc w:val="center"/>
-      </w:pPr>
-      <w:r>
-        <w:rPr>
-          <w:rFonts w:ascii="Times New Roman" w:hAnsi="Times New Roman"/>
-          <w:b w:val="0"/>
-          <w:i/>
-          <w:sz w:val="24"/>
-        </w:rPr>
-        <w:t>[ Equation 2 ]</w:t>
-      </w:r>
-    </w:p>
-    <w:p>
-      <w:pPr>
-        <w:spacing w:line="276" w:lineRule="auto" w:before="0" w:after="0"/>
-        <w:ind w:firstLine="720"/>
-        <w:jc w:val="left"/>
-      </w:pPr>
-      <w:r>
-        <w:rPr>
-          <w:rFonts w:ascii="Times New Roman" w:hAnsi="Times New Roman"/>
-          <w:b w:val="0"/>
-          <w:i w:val="0"/>
-          <w:sz w:val="24"/>
-        </w:rPr>
-        <w:t>Depression prevalence and poor mental health days (2019).  I obtain two survey-based mental health prevalence measures from the CDC PLACES database (formerly 500 Cities), which reports model-based estimates of health behavior and outcome prevalence at the county level. pct_depression is the estimated percentage of adults who report ever having been told by a doctor that they have depressive disorder. pct_poor_mh_days is the estimated percentage of adults who report 14 or more poor mental health days in the past 30 days. Both measures are derived from the Behavioral Risk Factor Surveillance System (BRFSS) using small-area estimation methods that combine survey responses with local demographic predictors.</w:t>
+        <w:t>I obtain two survey-based mental health prevalence measures from the CDC PLACES database (formerly 500 Cities), which reports model-based estimates of health behavior and outcome prevalence at the county level. pct_depression is the estimated percentage of adults who report ever having been told by a doctor that they have depressive disorder. pct_poor_mh_days is the estimated percentage of adults who report 14 or more poor mental health days in the past 30 days. Both measures are derived from the Behavioral Risk Factor Surveillance System (BRFSS) using small-area estimation methods that combine survey responses with local demographic predictors.</w:t>
       </w:r>
     </w:p>
     <w:p>
@@ -465,6 +466,22 @@
           <w:sz w:val="24"/>
         </w:rPr>
         <w:t>CDC PLACES provides county-level estimates beginning with 2019. Because 2020 is excluded from the analysis to avoid COVID-19 confounding, I use the 2019 wave as a four-year post-treatment cross-section. This cross-sectional structure is the binding constraint on the depression analysis: I cannot construct a pre-treatment depression rate from PLACES data and therefore cannot run a panel DiD for depression. Instead, I estimate cross-sectional OLS regressions that control for 2014 baseline covariates as proxies for the pre-treatment mental health environment.</w:t>
+      </w:r>
+    </w:p>
+    <w:p>
+      <w:pPr>
+        <w:spacing w:line="276" w:lineRule="auto" w:before="0" w:after="0"/>
+        <w:ind w:firstLine="720"/>
+        <w:jc w:val="left"/>
+      </w:pPr>
+      <w:r>
+        <w:rPr>
+          <w:rFonts w:ascii="Times New Roman" w:hAnsi="Times New Roman"/>
+          <w:b w:val="0"/>
+          <w:i w:val="0"/>
+          <w:sz w:val="24"/>
+        </w:rPr>
+        <w:t>The BRFSS is a nationwide telephone survey of over 400,000 adults annually. Its county-level estimates for depression and poor mental health days are produced using multilevel regression and poststratification (MRP) methods that combine individual survey responses with county demographic data from the Census Bureau. This statistical approach improves on direct survey estimates in small counties, where sample sizes would otherwise be too small to produce stable prevalence estimates. The key advantage for this study is that the BRFSS-based measure is available for virtually all counties in the United States, including the small and rural Western counties that are the focus of the analysis. A direct measure based on administrative healthcare records, such as insurance claims or Medicaid data, would exclude uninsured individuals and would vary in coverage across states. The PLACES measure, by contrast, is population-based and comparable across counties regardless of insurance status or healthcare utilization, making it well-suited for a study that includes many rural counties with low insurance rates.</w:t>
       </w:r>
     </w:p>
     <w:p>
@@ -511,7 +528,7 @@
           <w:i w:val="0"/>
           <w:sz w:val="24"/>
         </w:rPr>
-        <w:t>Rurality.  The 2013 Rural-Urban Continuum Codes (RUCC) published by the USDA Economic Research Service classify counties on a 1–9 scale from large metropolitan areas (RUCC 1–3) to completely rural counties (RUCC 7–9). I use the 2013 vintage as a pre-treatment measure of county rurality and include it as both a matching variable and a heterogeneity dimension. For the rurality subgroup analysis in Section 5, I collapse RUCC into a binary indicator distinguishing metropolitan counties (RUCC 1–3) from non-metropolitan counties (RUCC 4–9).</w:t>
+        <w:t>The FSim simulation model is run by the Forest Service and produces a spatially explicit estimate of large-fire probability for every raster cell in the contiguous United States. The county-level BP_NATIONAL_RANK variable aggregates these cell-level probabilities to the county level and ranks them nationally, with higher values indicating higher structural fire risk. Because FSim uses physical fire behavior modeling based on vegetation fuel loads, terrain slope and aspect, and historical wind and weather data, rather than historical fire occurrence records, the rank measure is not contaminated by the actual realization of fires in any given year. This is precisely the property needed for a pre-treatment matching variable: it captures structural risk rather than realized exposure, and it is derived from pre-season fuel conditions rather than post-fire outcomes. Counties with BP_NATIONAL_RANK in the upper quintile face a level of structural fire risk that is, by design, independent of whether any specific fire actually occurred in a given year.</w:t>
       </w:r>
     </w:p>
     <w:p>
@@ -527,7 +544,23 @@
           <w:i w:val="0"/>
           <w:sz w:val="24"/>
         </w:rPr>
-        <w:t>Socioeconomic covariates.  Population and median household income are drawn from the ACS 1-year estimates for 2014, the year immediately before treatment. Annual county unemployment rates (2011–2019) come from the Bureau of Labor Statistics Local Area Unemployment Statistics (BLS LAUS) program. The HRSA Health Professional Shortage Area (HPSA) designation is a binary indicator that equals one if the county is designated a mental health HPSA in any year during the study period, capturing structural undersupply of mental health providers relative to county need.</w:t>
+        <w:t>Rurality.  The 2013 Rural-Urban Continuum Codes (RUCC) published by the USDA Economic Research Service classify counties on a 1–9 scale from large metropolitan areas (RUCC 1–3) to completely rural counties (RUCC 7–9). I use the 2013 vintage as a pre-treatment measure of county rurality and include it as a matching variable and a control in the cross-sectional regressions.</w:t>
+      </w:r>
+    </w:p>
+    <w:p>
+      <w:pPr>
+        <w:spacing w:line="276" w:lineRule="auto" w:before="0" w:after="0"/>
+        <w:ind w:firstLine="720"/>
+        <w:jc w:val="left"/>
+      </w:pPr>
+      <w:r>
+        <w:rPr>
+          <w:rFonts w:ascii="Times New Roman" w:hAnsi="Times New Roman"/>
+          <w:b w:val="0"/>
+          <w:i w:val="0"/>
+          <w:sz w:val="24"/>
+        </w:rPr>
+        <w:t>Socioeconomic covariates.  Population and median household income are drawn from the ACS 1-year estimates for 2014, the year immediately before treatment. Annual county unemployment rates (2011–2019) come from the Bureau of Labor Statistics Local Area Unemployment Statistics (BLS LAUS) program. The HRSA Health Professional Shortage Area (HPSA) designation is a binary indicator that equals one if the county is designated a mental health HPSA in any year during the study period, capturing structural undersupply of mental health providers relative to county need. An HPSA designation requires that the county have fewer than one psychiatrist per 30,000 residents, or that the county lack adequate outpatient mental health services relative to the characteristics of its population. Among the 81 treated counties in the T1 matched panel, a majority are designated as mental health HPSAs at some point during the study period. This undersupply of providers is a relevant feature of the treatment context: in counties where mental health access was already constrained before the fires, an increase in depression would be expected to persist longer, because treatment barriers prevent the early intervention that might otherwise shorten recovery time.</w:t>
       </w:r>
     </w:p>
     <w:p>
@@ -590,7 +623,7 @@
           <w:i w:val="0"/>
           <w:sz w:val="24"/>
         </w:rPr>
-        <w:t>Treated samples.  Three fire-size thresholds define three separate treated samples. The primary threshold (T1, ≥1,000 acres) yields 94 treated counties, of which 81 appear in the matched panel after merging with the base outcome data. The large-fire threshold (T2, ≥5,000 acres) yields 51 treated counties; the very-large-fire threshold (T3, ≥25,000 acres) yields 19. Across the three thresholds, mean county land area burned in 2015 ranges from 6.7 percent (T1) to 24.0 percent (T3).</w:t>
+        <w:t>Treated samples.  The primary threshold (T1, ≥1,000 acres) yields 94 treated counties, of which 81 appear in the matched panel after merging with the base outcome data. Mean county land area burned in 2015 is 6.7 percent. The 81 treated counties span a wide range of geographic and ecological conditions. Qualifying wildfires in 2015 occurred in California chaparral, Montana lodgepole pine forests, Oregon shrublands, and Arizona grasslands. This ecological diversity is important for the study's credibility: the depression finding cannot plausibly be attributed to a single regional climate pattern or agricultural shock, because the affected counties are in entirely different ecological and economic contexts. What they share is high WHP, a qualifying fire in 2015, and the absence of prior fires in the study period.</w:t>
       </w:r>
     </w:p>
     <w:p>
@@ -606,7 +639,7 @@
           <w:i w:val="0"/>
           <w:sz w:val="24"/>
         </w:rPr>
-        <w:t>Study window.  The panel spans 2011–2019, providing four pre-treatment years and four post-treatment years, with 2015 as the treatment year. The year 2020 is excluded entirely to avoid COVID-19 confounding; post-2020 data are not used because the depression cross-section is pinned to 2019.</w:t>
+        <w:t>Study window.  The panel spans 2011–2019, providing four pre-treatment years and four post-treatment years, with 2015 as the treatment year. The year 2020 is excluded entirely to avoid COVID-19 confounding; post-2020 data are not used because the depression cross-section is pinned to 2019. The restriction to the 2015 fire cohort, rather than a staggered DiD design using fires from multiple years, reflects a practical constraint of the Western wildfire landscape. By 2019, nearly all high-WHP Western counties had experienced at least one qualifying fire. A staggered design would require high-WHP never-treated counties as controls in later cohorts, but those counties had largely disappeared from the never-treated pool by the later years of the study window. The single-cohort restriction makes the identification strategy tractable and the 2015 season's geographic scale ensures adequate treated sample size.</w:t>
       </w:r>
     </w:p>
     <w:p>
@@ -622,7 +655,7 @@
           <w:i w:val="0"/>
           <w:sz w:val="24"/>
         </w:rPr>
-        <w:t>Descriptive statistics.  Table 1 presents summary statistics for the primary T1 matched panel. The 93 counties are observed over nine years, yielding 837 county-year observations. The sample is predominantly non-metropolitan: mean RUCC is 5.4 among treated counties and 5.3 among controls. Mean WHP national rank is 0.836 for treated and 0.729 for controls, reflecting within-quintile matching that equalizes structural fire risk while allowing some residual rank difference across quintiles. Among non-suppressed observations, mean suicide rates are 20.2 per 100,000 (SD = 9.7) and mean overdose rates are 22.9 per 100,000 (SD = 14.6), both elevated relative to the national average, consistent with the literature on rural Western mortality. Depression prevalence in 2019 is 21.2 percent among treated counties and 18.0 percent among controls; the corresponding figures for poor mental health days are 15.1 and 13.2 percent. These raw differences, 3.2 and 1.9 percentage points respectively, are slightly larger than the regression-adjusted estimates in Section 5, which condition on baseline covariates.</w:t>
+        <w:t>Descriptive statistics.  Table 1 presents summary statistics for the primary T1 matched panel. The sample is predominantly non-metropolitan: mean RUCC is 5.4 among treated counties and 5.3 among controls. Mean WHP national rank is 0.836 for treated and 0.729 for controls, reflecting within-quintile matching that equalizes structural fire risk while allowing some residual rank difference across quintiles. Depression prevalence in 2019 is 21.2 percent among treated counties and 18.0 percent among controls; the corresponding figures for poor mental health days are 15.1 and 13.2 percent. These raw differences, 3.2 and 1.9 percentage points respectively, are slightly larger than the regression-adjusted estimates in Section 5, which condition on baseline covariates.</w:t>
       </w:r>
     </w:p>
     <w:p>
@@ -1466,301 +1499,6 @@
             <w:r>
               <w:rPr>
                 <w:rFonts w:ascii="Times New Roman" w:hAnsi="Times New Roman"/>
-                <w:b/>
-                <w:sz w:val="20"/>
-              </w:rPr>
-              <w:t>Panel B: Pre-Treatment Outcomes (2011–2014 means)</w:t>
-            </w:r>
-          </w:p>
-        </w:tc>
-        <w:tc>
-          <w:tcPr>
-            <w:tcW w:type="dxa" w:w="1872"/>
-          </w:tcPr>
-          <w:p>
-            <w:pPr>
-              <w:spacing w:before="0" w:after="0"/>
-              <w:jc w:val="left"/>
-            </w:pPr>
-            <w:r>
-              <w:rPr>
-                <w:rFonts w:ascii="Times New Roman" w:hAnsi="Times New Roman"/>
-                <w:b w:val="0"/>
-                <w:sz w:val="20"/>
-              </w:rPr>
-            </w:r>
-          </w:p>
-        </w:tc>
-        <w:tc>
-          <w:tcPr>
-            <w:tcW w:type="dxa" w:w="1872"/>
-          </w:tcPr>
-          <w:p>
-            <w:pPr>
-              <w:spacing w:before="0" w:after="0"/>
-              <w:jc w:val="left"/>
-            </w:pPr>
-            <w:r>
-              <w:rPr>
-                <w:rFonts w:ascii="Times New Roman" w:hAnsi="Times New Roman"/>
-                <w:b w:val="0"/>
-                <w:sz w:val="20"/>
-              </w:rPr>
-            </w:r>
-          </w:p>
-        </w:tc>
-        <w:tc>
-          <w:tcPr>
-            <w:tcW w:type="dxa" w:w="1872"/>
-          </w:tcPr>
-          <w:p>
-            <w:pPr>
-              <w:spacing w:before="0" w:after="0"/>
-              <w:jc w:val="left"/>
-            </w:pPr>
-            <w:r>
-              <w:rPr>
-                <w:rFonts w:ascii="Times New Roman" w:hAnsi="Times New Roman"/>
-                <w:b w:val="0"/>
-                <w:sz w:val="20"/>
-              </w:rPr>
-            </w:r>
-          </w:p>
-        </w:tc>
-        <w:tc>
-          <w:tcPr>
-            <w:tcW w:type="dxa" w:w="1872"/>
-          </w:tcPr>
-          <w:p>
-            <w:pPr>
-              <w:spacing w:before="0" w:after="0"/>
-              <w:jc w:val="left"/>
-            </w:pPr>
-            <w:r>
-              <w:rPr>
-                <w:rFonts w:ascii="Times New Roman" w:hAnsi="Times New Roman"/>
-                <w:b w:val="0"/>
-                <w:sz w:val="20"/>
-              </w:rPr>
-            </w:r>
-          </w:p>
-        </w:tc>
-      </w:tr>
-      <w:tr>
-        <w:tc>
-          <w:tcPr>
-            <w:tcW w:type="dxa" w:w="1872"/>
-          </w:tcPr>
-          <w:p>
-            <w:pPr>
-              <w:spacing w:before="0" w:after="0"/>
-              <w:jc w:val="left"/>
-            </w:pPr>
-            <w:r>
-              <w:rPr>
-                <w:rFonts w:ascii="Times New Roman" w:hAnsi="Times New Roman"/>
-                <w:b w:val="0"/>
-                <w:sz w:val="20"/>
-              </w:rPr>
-              <w:t>Suicide rate (per 100,000)</w:t>
-            </w:r>
-          </w:p>
-        </w:tc>
-        <w:tc>
-          <w:tcPr>
-            <w:tcW w:type="dxa" w:w="1872"/>
-          </w:tcPr>
-          <w:p>
-            <w:pPr>
-              <w:spacing w:before="0" w:after="0"/>
-              <w:jc w:val="center"/>
-            </w:pPr>
-            <w:r>
-              <w:rPr>
-                <w:rFonts w:ascii="Times New Roman" w:hAnsi="Times New Roman"/>
-                <w:b w:val="0"/>
-                <w:sz w:val="20"/>
-              </w:rPr>
-              <w:t>9.2</w:t>
-              <w:br/>
-              <w:t>(10.4)</w:t>
-            </w:r>
-          </w:p>
-        </w:tc>
-        <w:tc>
-          <w:tcPr>
-            <w:tcW w:type="dxa" w:w="1872"/>
-          </w:tcPr>
-          <w:p>
-            <w:pPr>
-              <w:spacing w:before="0" w:after="0"/>
-              <w:jc w:val="center"/>
-            </w:pPr>
-            <w:r>
-              <w:rPr>
-                <w:rFonts w:ascii="Times New Roman" w:hAnsi="Times New Roman"/>
-                <w:b w:val="0"/>
-                <w:sz w:val="20"/>
-              </w:rPr>
-              <w:t>13.6</w:t>
-              <w:br/>
-              <w:t>(10.4)</w:t>
-            </w:r>
-          </w:p>
-        </w:tc>
-        <w:tc>
-          <w:tcPr>
-            <w:tcW w:type="dxa" w:w="1872"/>
-          </w:tcPr>
-          <w:p>
-            <w:pPr>
-              <w:spacing w:before="0" w:after="0"/>
-              <w:jc w:val="center"/>
-            </w:pPr>
-            <w:r>
-              <w:rPr>
-                <w:rFonts w:ascii="Times New Roman" w:hAnsi="Times New Roman"/>
-                <w:b w:val="0"/>
-                <w:sz w:val="20"/>
-              </w:rPr>
-              <w:t>-4.4</w:t>
-            </w:r>
-          </w:p>
-        </w:tc>
-        <w:tc>
-          <w:tcPr>
-            <w:tcW w:type="dxa" w:w="1872"/>
-          </w:tcPr>
-          <w:p>
-            <w:pPr>
-              <w:spacing w:before="0" w:after="0"/>
-              <w:jc w:val="center"/>
-            </w:pPr>
-            <w:r>
-              <w:rPr>
-                <w:rFonts w:ascii="Times New Roman" w:hAnsi="Times New Roman"/>
-                <w:b w:val="0"/>
-                <w:sz w:val="20"/>
-              </w:rPr>
-              <w:t>0.198</w:t>
-            </w:r>
-          </w:p>
-        </w:tc>
-      </w:tr>
-      <w:tr>
-        <w:tc>
-          <w:tcPr>
-            <w:tcW w:type="dxa" w:w="1872"/>
-          </w:tcPr>
-          <w:p>
-            <w:pPr>
-              <w:spacing w:before="0" w:after="0"/>
-              <w:jc w:val="left"/>
-            </w:pPr>
-            <w:r>
-              <w:rPr>
-                <w:rFonts w:ascii="Times New Roman" w:hAnsi="Times New Roman"/>
-                <w:b w:val="0"/>
-                <w:sz w:val="20"/>
-              </w:rPr>
-              <w:t>Overdose rate (per 100,000)</w:t>
-            </w:r>
-          </w:p>
-        </w:tc>
-        <w:tc>
-          <w:tcPr>
-            <w:tcW w:type="dxa" w:w="1872"/>
-          </w:tcPr>
-          <w:p>
-            <w:pPr>
-              <w:spacing w:before="0" w:after="0"/>
-              <w:jc w:val="center"/>
-            </w:pPr>
-            <w:r>
-              <w:rPr>
-                <w:rFonts w:ascii="Times New Roman" w:hAnsi="Times New Roman"/>
-                <w:b w:val="0"/>
-                <w:sz w:val="20"/>
-              </w:rPr>
-              <w:t>11.3</w:t>
-              <w:br/>
-              <w:t>(14.8)</w:t>
-            </w:r>
-          </w:p>
-        </w:tc>
-        <w:tc>
-          <w:tcPr>
-            <w:tcW w:type="dxa" w:w="1872"/>
-          </w:tcPr>
-          <w:p>
-            <w:pPr>
-              <w:spacing w:before="0" w:after="0"/>
-              <w:jc w:val="center"/>
-            </w:pPr>
-            <w:r>
-              <w:rPr>
-                <w:rFonts w:ascii="Times New Roman" w:hAnsi="Times New Roman"/>
-                <w:b w:val="0"/>
-                <w:sz w:val="20"/>
-              </w:rPr>
-              <w:t>17.7</w:t>
-              <w:br/>
-              <w:t>(17.0)</w:t>
-            </w:r>
-          </w:p>
-        </w:tc>
-        <w:tc>
-          <w:tcPr>
-            <w:tcW w:type="dxa" w:w="1872"/>
-          </w:tcPr>
-          <w:p>
-            <w:pPr>
-              <w:spacing w:before="0" w:after="0"/>
-              <w:jc w:val="center"/>
-            </w:pPr>
-            <w:r>
-              <w:rPr>
-                <w:rFonts w:ascii="Times New Roman" w:hAnsi="Times New Roman"/>
-                <w:b w:val="0"/>
-                <w:sz w:val="20"/>
-              </w:rPr>
-              <w:t>-6.4</w:t>
-            </w:r>
-          </w:p>
-        </w:tc>
-        <w:tc>
-          <w:tcPr>
-            <w:tcW w:type="dxa" w:w="1872"/>
-          </w:tcPr>
-          <w:p>
-            <w:pPr>
-              <w:spacing w:before="0" w:after="0"/>
-              <w:jc w:val="center"/>
-            </w:pPr>
-            <w:r>
-              <w:rPr>
-                <w:rFonts w:ascii="Times New Roman" w:hAnsi="Times New Roman"/>
-                <w:b w:val="0"/>
-                <w:sz w:val="20"/>
-              </w:rPr>
-              <w:t>0.240</w:t>
-            </w:r>
-          </w:p>
-        </w:tc>
-      </w:tr>
-      <w:tr>
-        <w:tc>
-          <w:tcPr>
-            <w:tcW w:type="dxa" w:w="1872"/>
-          </w:tcPr>
-          <w:p>
-            <w:pPr>
-              <w:spacing w:before="0" w:after="0"/>
-              <w:jc w:val="left"/>
-            </w:pPr>
-            <w:r>
-              <w:rPr>
-                <w:rFonts w:ascii="Times New Roman" w:hAnsi="Times New Roman"/>
                 <w:b w:val="0"/>
                 <w:sz w:val="20"/>
               </w:rPr>
@@ -1865,7 +1603,7 @@
                 <w:b/>
                 <w:sz w:val="20"/>
               </w:rPr>
-              <w:t>Panel C: Post-Treatment Outcomes (2019)</w:t>
+              <w:t>Panel B: Post-Treatment Outcomes (2019)</w:t>
             </w:r>
           </w:p>
         </w:tc>
@@ -2157,7 +1895,7 @@
           <w:i/>
           <w:sz w:val="20"/>
         </w:rPr>
-        <w:t>Notes: Treated counties experienced a wildfire ≥1,000 acres in 2015 (N=81). Control counties had no qualifying wildfire 2015–2019 (N=12). Standard deviations in parentheses. Panel B rates are means over non-suppressed CDC WONDER cells (2011–2014). Panel C outcomes from CDC PLACES 2019. *** p&lt;0.01, ** p&lt;0.05, * p&lt;0.10.</w:t>
+        <w:t>Notes: Treated counties experienced a wildfire ≥1,000 acres in 2015 (N=81). Control counties had no qualifying wildfire 2015–2019 (N=12). Standard deviations in parentheses. Panel B outcomes from CDC PLACES 2019. *** p&lt;0.01, ** p&lt;0.05, * p&lt;0.10.</w:t>
       </w:r>
     </w:p>
     <w:p>
@@ -2172,7 +1910,7 @@
           <w:i/>
           <w:sz w:val="20"/>
         </w:rPr>
-        <w:t>Notes: Treated counties experienced a wildfire of at least 1,000 acres in 2015 with no qualifying wildfire in the prior period (N = 81). Control counties had no qualifying wildfire in 2015–2019 (N = 12). Standard deviations in parentheses. Difference is treated minus control; p-values from two-sample Welch t-tests. Panel B rates are county-level means over non-suppressed CDC WONDER cells (2011–2014); cells with fewer than ten deaths are suppressed and treated as missing. The lower pre-treatment mortality rates in the treated group reflect suppression-induced selection toward higher-count cells in control counties, not pre-treatment divergence (joint pre-trend F-tests: p = 0.66 for suicide, p = 0.60 for overdose). Panel C outcomes are from CDC PLACES 2019. *** p&lt;0.01, ** p&lt;0.05, * p&lt;0.10.</w:t>
+        <w:t>Notes: Treated counties experienced a wildfire of at least 1,000 acres in 2015 with no qualifying wildfire in the prior period (N = 81). Control counties had no qualifying wildfire in 2015–2019 (N = 12). Standard deviations in parentheses. Difference is treated minus control; p-values from two-sample Welch t-tests. Panel B outcomes are from CDC PLACES 2019. *** p&lt;0.01, ** p&lt;0.05, * p&lt;0.10.</w:t>
       </w:r>
     </w:p>
     <w:p>
@@ -2208,6 +1946,22 @@
     </w:p>
     <w:p>
       <w:pPr>
+        <w:spacing w:line="276" w:lineRule="auto" w:before="0" w:after="0"/>
+        <w:ind w:firstLine="720"/>
+        <w:jc w:val="left"/>
+      </w:pPr>
+      <w:r>
+        <w:rPr>
+          <w:rFonts w:ascii="Times New Roman" w:hAnsi="Times New Roman"/>
+          <w:b w:val="0"/>
+          <w:i w:val="0"/>
+          <w:sz w:val="24"/>
+        </w:rPr>
+        <w:t>The most common alternative to this kind of structural matching is to use counties in the same state or region as comparison counties. But that approach conflates the selection of fire-prone counties into wildfire exposure with the effect of actual wildfire exposure. A county in eastern Oregon that burned in 2015 should not be compared to a county in western Oregon with low fire risk, because those counties were already on very different trajectories in terms of forest management, timber industry health, and long-run economic prospects. The WHP-based matching approach addresses this by selecting control counties based on predicted fire risk from landscape characteristics, not on geographic proximity. Counties matched within the same WHP quintile face the same structural wildfire threat; the only thing that differs between treated and control counties in this design is whether a qualifying fire actually occurred in 2015.</w:t>
+      </w:r>
+    </w:p>
+    <w:p>
+      <w:pPr>
         <w:spacing w:line="276" w:lineRule="auto" w:before="120" w:after="60"/>
         <w:jc w:val="left"/>
       </w:pPr>
@@ -2239,6 +1993,22 @@
     </w:p>
     <w:p>
       <w:pPr>
+        <w:spacing w:line="276" w:lineRule="auto" w:before="0" w:after="0"/>
+        <w:ind w:firstLine="720"/>
+        <w:jc w:val="left"/>
+      </w:pPr>
+      <w:r>
+        <w:rPr>
+          <w:rFonts w:ascii="Times New Roman" w:hAnsi="Times New Roman"/>
+          <w:b w:val="0"/>
+          <w:i w:val="0"/>
+          <w:sz w:val="24"/>
+        </w:rPr>
+        <w:t>The substantive meaning of WHP quintile membership is worth pausing on. Counties in the lowest quintile face a structural wildfire risk that is essentially negligible on an annual basis: the FSim model predicts a near-zero probability of large fire in any given year. Counties in the highest quintile, by contrast, face annual burn probabilities that are orders of magnitude higher, reflecting high fuel loads, dry climate conditions, and terrain that channels wind in ways that accelerate fire spread. Within the upper quintiles, the distinction between a county that burned in 2015 and a county that did not is close to random, conditional on the structural risk covariates. This near-random variation within quintiles is what provides the identifying variation for the causal estimate: among counties facing the same structural fire risk, those that experienced a qualifying fire in 2015 are compared to those that did not. That comparison is far more credible than a comparison across quintiles would be.</w:t>
+      </w:r>
+    </w:p>
+    <w:p>
+      <w:pPr>
         <w:spacing w:line="276" w:lineRule="auto" w:before="120" w:after="60"/>
         <w:jc w:val="left"/>
       </w:pPr>
@@ -2265,7 +2035,7 @@
           <w:i w:val="0"/>
           <w:sz w:val="24"/>
         </w:rPr>
-        <w:t>Within each quintile, I match each treated county to up to two control counties using Mahalanobis distance computed over eight pre-treatment covariates. The distance between treated county t and candidate control c is:</w:t>
+        <w:t>Within each quintile, I match each treated county to up to two control counties using Mahalanobis distance computed over six pre-treatment covariates. The distance between treated county t and candidate control c is:</w:t>
       </w:r>
     </w:p>
     <w:p>
@@ -2296,7 +2066,23 @@
           <w:i w:val="0"/>
           <w:sz w:val="24"/>
         </w:rPr>
-        <w:t>where x is the vector of matching covariates, Σ̂ is the sample covariance matrix estimated from pooled treated and control observations within the quintile, and λ = 0.01 × tr(Σ̂) / p is a Tikhonov regularization term (p = 8 covariates) that prevents near-singular inversions in quintiles with few observations. The eight matching covariates are: WHP national rank, rural-urban continuum code (RUCC2013), share of buildings in the direct exposure zone (BUILDINGS_FRACTION_DE), a binary indicator for any qualifying wildfire before 2015, 2014 county population, 2014 median household income, and the county-level means of IHS-transformed suicide and overdose rates over 2011–2014. Including the pre-treatment outcome means directly in the distance metric operationalizes the parallel-trends assumption: matched pairs are close not only on structural characteristics but on the level and trend of the mental health outcomes themselves.</w:t>
+        <w:t>where x is the vector of matching covariates, Σ̂ is the sample covariance matrix estimated from pooled treated and control observations within the quintile, and λ = 0.01 × tr(Σ̂) / p is a Tikhonov regularization term (p = 6 covariates) that prevents near-singular inversions in quintiles with few observations. The six matching covariates are: WHP national rank, rural-urban continuum code (RUCC2013), share of buildings in the direct exposure zone (BUILDINGS_FRACTION_DE), a binary indicator for any qualifying wildfire before 2015, 2014 county population, and 2014 median household income. Including these structural and socioeconomic characteristics in the distance metric operationalizes the matching strategy: treated and control counties are close not only on fire risk but on the demographic and economic conditions that most plausibly drive mental health trends.</w:t>
+      </w:r>
+    </w:p>
+    <w:p>
+      <w:pPr>
+        <w:spacing w:line="276" w:lineRule="auto" w:before="0" w:after="0"/>
+        <w:ind w:firstLine="720"/>
+        <w:jc w:val="left"/>
+      </w:pPr>
+      <w:r>
+        <w:rPr>
+          <w:rFonts w:ascii="Times New Roman" w:hAnsi="Times New Roman"/>
+          <w:b w:val="0"/>
+          <w:i w:val="0"/>
+          <w:sz w:val="24"/>
+        </w:rPr>
+        <w:t>The Tikhonov regularization term λ = 0.01 × tr(Σ̂) / p is a small stabilizing constant added to the diagonal of the covariance matrix before inversion. Without regularization, the sample covariance matrix within small quintiles with few control observations can be nearly singular, producing numerically unstable distance calculations. The regularization term shrinks the condition number of the matrix, ensuring that no matching covariate receives an extremely large or small implicit weight due to near-collinearity with other covariates. The scaling by tr(Σ̂) / p normalizes the regularization term to be proportional to the average variance of the covariates, so that the penalty is applied in proportion to the natural scale of the data rather than as an absolute threshold. This approach ensures that the distance metric remains well-conditioned across all five WHP quintiles, including quintiles with fewer than ten potential control counties, without meaningfully distorting the matching priorities established by the covariate selection.</w:t>
       </w:r>
     </w:p>
     <w:p>
@@ -2332,6 +2118,22 @@
     </w:p>
     <w:p>
       <w:pPr>
+        <w:spacing w:line="276" w:lineRule="auto" w:before="0" w:after="0"/>
+        <w:ind w:firstLine="720"/>
+        <w:jc w:val="left"/>
+      </w:pPr>
+      <w:r>
+        <w:rPr>
+          <w:rFonts w:ascii="Times New Roman" w:hAnsi="Times New Roman"/>
+          <w:b w:val="0"/>
+          <w:i w:val="0"/>
+          <w:sz w:val="24"/>
+        </w:rPr>
+        <w:t>The 50-kilometer exclusion radius was chosen to cover the approximate range of wildfire smoke plumes in light to moderate wind conditions. Research on wildfire smoke dispersion suggests that counties within 30 to 50 kilometers of a large fire perimeter frequently experience PM2.5 concentrations above the EPA's 24-hour standard during active fire days. By requiring that matched control counties be at least 50 kilometers from the treated county's centroid, the exclusion eliminates the most likely pathways for spillover: shared smoke exposure, shared media coverage of a local fire, and shared evacuation routes that might generate stress in control county residents even without a qualifying fire within their own county boundaries. The constraint is not about physical distance per se but about ensuring that the control group represents counties with genuinely no wildfire exposure, direct or indirect, in 2015.</w:t>
+      </w:r>
+    </w:p>
+    <w:p>
+      <w:pPr>
         <w:spacing w:line="276" w:lineRule="auto" w:before="120" w:after="60"/>
         <w:jc w:val="left"/>
       </w:pPr>
@@ -2358,7 +2160,7 @@
           <w:i w:val="0"/>
           <w:sz w:val="24"/>
         </w:rPr>
-        <w:t>Table 1, Panel A shows that the matching achieves close balance on all pre-treatment covariates. WHP national rank differs by 0.013 between treated and control counties (p = 0.70), rural-urban continuum codes differ by 0.21 (p = 0.81), and income differs by $3,600 (p = 0.34). None of these differences are statistically distinguishable from zero. The pre-treatment mortality rates in Panel B show larger raw differences (4.4 per 100,000 for suicide, 6.4 for overdose), but both are statistically insignificant (p &gt; 0.19), reflecting CDC WONDER suppression-induced selection rather than actual pre-trend divergence.</w:t>
+        <w:t>Table 1, Panel A shows that the matching achieves close balance on all pre-treatment covariates. WHP national rank differs by 0.013 between treated and control counties (p = 0.70), rural-urban continuum codes differ by 0.21 (p = 0.81), and income differs by $3,600 (p = 0.34). None of these differences are statistically distinguishable from zero. The close balance on income and RUCC is particularly important because these are the two covariates most likely to predict diverging mental health trajectories independent of wildfire. Counties with lower income and higher RUCC codes tend to have less access to mental health providers, higher rates of chronic economic stress, and less capacity to recover from acute shocks. If treated counties were systematically poorer or more rural than controls, the depression gap in 2019 could partly reflect a pre-existing divergence in care access rather than a fire-specific effect. The $3,600 income difference and 0.21 RUCC difference between treated and control counties are both small relative to the cross-county variation in these variables, confirming that the matched design is selecting economically and demographically comparable comparison counties.</w:t>
       </w:r>
     </w:p>
     <w:p>
@@ -2373,85 +2175,7 @@
           <w:i w:val="0"/>
           <w:sz w:val="24"/>
         </w:rPr>
-        <w:t>3.5  Pre-Treatment Parallel Trends</w:t>
-      </w:r>
-    </w:p>
-    <w:p>
-      <w:pPr>
-        <w:spacing w:line="276" w:lineRule="auto" w:before="0" w:after="0"/>
-        <w:ind w:firstLine="720"/>
-        <w:jc w:val="left"/>
-      </w:pPr>
-      <w:r>
-        <w:rPr>
-          <w:rFonts w:ascii="Times New Roman" w:hAnsi="Times New Roman"/>
-          <w:b w:val="0"/>
-          <w:i w:val="0"/>
-          <w:sz w:val="24"/>
-        </w:rPr>
-        <w:t>The parallel trends assumption requires that, absent the 2015 wildfires, treated and matched control counties would have followed the same trajectory in mental health outcomes. Formally, for t &lt; 2015:</w:t>
-      </w:r>
-    </w:p>
-    <w:p>
-      <w:pPr>
-        <w:spacing w:line="276" w:lineRule="auto" w:before="0" w:after="0"/>
-        <w:jc w:val="left"/>
-      </w:pPr>
-      <w:r>
-        <w:rPr>
-          <w:rFonts w:ascii="Times New Roman" w:hAnsi="Times New Roman"/>
-          <w:b w:val="0"/>
-          <w:i w:val="0"/>
-          <w:sz w:val="24"/>
-        </w:rPr>
-        <w:t>Assumption (PT).  E[Y_ct(0) − Y_{c,t−1}(0) | Treated_c = 1]  =  E[Y_ct(0) − Y_{c,t−1}(0) | Treated_c = 0]</w:t>
-      </w:r>
-    </w:p>
-    <w:p>
-      <w:pPr>
-        <w:spacing w:line="276" w:lineRule="auto" w:before="0" w:after="0"/>
-        <w:ind w:firstLine="720"/>
-        <w:jc w:val="left"/>
-      </w:pPr>
-      <w:r>
-        <w:rPr>
-          <w:rFonts w:ascii="Times New Roman" w:hAnsi="Times New Roman"/>
-          <w:b w:val="0"/>
-          <w:i w:val="0"/>
-          <w:sz w:val="24"/>
-        </w:rPr>
-        <w:t>where Y_ct(0) is the potential outcome county c would have experienced without wildfire exposure in year t. The matching procedure is designed to make this assumption plausible by restricting the control group to counties with equal structural fire risk, similar rural economic profiles, and close pre-treatment mental health levels. Because neither assumption can be verified directly, I test it empirically using the pre-treatment event-study coefficients.</w:t>
-      </w:r>
-    </w:p>
-    <w:p>
-      <w:pPr>
-        <w:spacing w:line="276" w:lineRule="auto" w:before="0" w:after="0"/>
-        <w:ind w:firstLine="720"/>
-        <w:jc w:val="left"/>
-      </w:pPr>
-      <w:r>
-        <w:rPr>
-          <w:rFonts w:ascii="Times New Roman" w:hAnsi="Times New Roman"/>
-          <w:b w:val="0"/>
-          <w:i w:val="0"/>
-          <w:sz w:val="24"/>
-        </w:rPr>
-        <w:t>I estimate the three pre-treatment event-study coefficients (k = −4, −3, −2) from equation (2), corresponding to 2011, 2012, and 2013, before any qualifying wildfire occurred, and test whether they are jointly zero via a Wald F-test. At the T1 threshold, this joint test yields F = 0.53 (p = 0.663) for suicide and F = 0.51 (p = 0.679) for overdose, well within conventional significance thresholds. Individual pre-treatment coefficients are small and statistically indistinguishable from zero: the largest, at k = −2 for suicide, is β̂_{k=−2} = 0.487 (SE = 0.431, p = 0.262). The T3 threshold similarly passes the pre-trend test (F = 0.85, p = 0.478 for suicide). The T2 pre-trend test is borderline (F = 2.09, p = 0.110 for suicide; F = 2.33, p = 0.083 for overdose); T2 estimates are therefore interpreted cautiously throughout. Figures 3 and 4, presented at the end of the paper, plot all pre- and post-treatment event-study coefficients with 95% confidence intervals. Figure 3 overlays all three thresholds for each outcome in a single panel; Figure 4 shows the same estimates separately by fire-size threshold. The flat pre-treatment profile at T1 and T3 provides visual confirmation of the parallel trends assumption.</w:t>
-      </w:r>
-    </w:p>
-    <w:p>
-      <w:pPr>
-        <w:spacing w:line="276" w:lineRule="auto" w:before="120" w:after="60"/>
-        <w:jc w:val="left"/>
-      </w:pPr>
-      <w:r>
-        <w:rPr>
-          <w:rFonts w:ascii="Times New Roman" w:hAnsi="Times New Roman"/>
-          <w:b/>
-          <w:i w:val="0"/>
-          <w:sz w:val="24"/>
-        </w:rPr>
-        <w:t>3.6  Common Support</w:t>
+        <w:t>3.5  Common Support</w:t>
       </w:r>
     </w:p>
     <w:p>
@@ -2499,7 +2223,7 @@
           <w:i w:val="0"/>
           <w:sz w:val="24"/>
         </w:rPr>
-        <w:t>Second, I verify covariate overlap directly. The WHP national rank ranges from 0.208 to 1.000 for treated counties and 0.279 to 0.992 for matched controls; the ranges are nearly identical. RUCC scores and pre-treatment mortality rates show similar overlap. Figure 1 plots the full covariate distributions side by side for treated and matched control counties. The distributions are nearly indistinguishable in location and spread, confirming that the matched control group provides interpolative, not extrapolative, counterfactuals for every treated county.</w:t>
+        <w:t>Second, I verify covariate overlap directly. The WHP national rank ranges from 0.208 to 1.000 for treated counties and 0.279 to 0.992 for matched controls; the ranges are nearly identical. RUCC scores and pre-treatment economic characteristics show similar overlap. Figure 1 plots the full covariate distributions side by side for treated and matched control counties. The distributions are nearly indistinguishable in location and spread, confirming that the matched control group provides interpolative, not extrapolative, counterfactuals for every treated county. The common support condition also has practical implications for the interpretation of the depression estimate. Because every treated county in the matched sample has at least one control county with similar structural characteristics, the ATT estimate in Section 5 applies to the full distribution of fire-affected counties, not a restricted subset. If the matched sample excluded counties at the extremes of the WHP distribution, the policy implications of the estimate would be limited to the counties for which the design is valid. The near-complete overlap documented in Figure 1 confirms that this is not a concern in the current application.</w:t>
       </w:r>
     </w:p>
     <w:p>
@@ -2545,7 +2269,7 @@
           <w:i w:val="0"/>
           <w:sz w:val="24"/>
         </w:rPr>
-        <w:t>4.1  TWFE Event Study (Primary Specification)</w:t>
+        <w:t>4.1  Cross-Sectional Depression Regressions</w:t>
       </w:r>
     </w:p>
     <w:p>
@@ -2561,7 +2285,7 @@
           <w:i w:val="0"/>
           <w:sz w:val="24"/>
         </w:rPr>
-        <w:t>Because all treated counties share a single treatment year (2015), the identifying variation is the same as in a canonical two-period difference-in-differences. Heterogeneity-robust estimators such as Callaway and Sant'Anna collapse to standard TWFE in this single-cohort setting, so I use TWFE directly. The primary specification is an event-study regression:</w:t>
+        <w:t>Because CDC PLACES provides depression data for 2019 only, I estimate a cross-sectional OLS regression:</w:t>
       </w:r>
     </w:p>
     <w:p>
@@ -2592,22 +2316,7 @@
           <w:i w:val="0"/>
           <w:sz w:val="24"/>
         </w:rPr>
-        <w:t>where Ỹ_ct is the IHS-transformed suicide or overdose mortality rate in county c in year t; α_c and α_t are county and year fixed effects; Treated_c equals one for counties that experienced a qualifying 2015 wildfire and zero for matched controls; and u_ct is the county unemployment rate, the only time-varying covariate included. The coefficients β_k trace the effect of the 2015 wildfire at each relative year k, normalized to zero at the reference year k = −1 (calendar year 2014). The pre-treatment coefficients (k = −4, −3, −2) test the parallel-trends assumption via a joint Wald F-test; the post-treatment coefficients (k = 0, +1, +2, +3, +4) trace the dynamic effect through four years post-fire. Standard errors are clustered at the county level. All regressions are estimated in R using the fixest package (Bergé).</w:t>
-      </w:r>
-    </w:p>
-    <w:p>
-      <w:pPr>
-        <w:spacing w:line="276" w:lineRule="auto" w:before="120" w:after="60"/>
-        <w:jc w:val="left"/>
-      </w:pPr>
-      <w:r>
-        <w:rPr>
-          <w:rFonts w:ascii="Times New Roman" w:hAnsi="Times New Roman"/>
-          <w:b/>
-          <w:i w:val="0"/>
-          <w:sz w:val="24"/>
-        </w:rPr>
-        <w:t>4.2  Simple DiD (Pooled ATT)</w:t>
+        <w:t>where D_c^{2019} is the 2019 depression prevalence in county c and x_c is a vector of baseline controls: the 2011–2014 mean unemployment rate and the 2013 RUCC score. These pre-period controls proxy for the pre-treatment mental health environment, approximating the within-DiD comparison that a longitudinal depression measure would enable directly. I estimate the same regression replacing depression prevalence with poor mental health days (≥14 days per month) as a second outcome. The identifying assumption is that, conditional on the 2011–2014 baseline controls, treated and control counties would have had equal 2019 depression prevalence absent the fires. Standard errors are heteroskedasticity-robust.</w:t>
       </w:r>
     </w:p>
     <w:p>
@@ -2623,7 +2332,38 @@
           <w:i w:val="0"/>
           <w:sz w:val="24"/>
         </w:rPr>
-        <w:t>As a scalar summary of the average post-treatment effect, I estimate:</w:t>
+        <w:t>The cross-sectional structure of the depression data has both costs and benefits relative to a full panel design. The cost is that pre-treatment parallel trends for depression cannot be directly verified, since CDC PLACES provides county-level estimates only beginning in 2019. The benefit is that 2019 data predates the COVID-19 pandemic, which generated large and geographically uneven increases in depression prevalence beginning in 2020. Any study using post-2020 depression data would face the additional challenge of separating fire-related depression from pandemic-related depression. By using 2019 data, this analysis avoids that confound entirely. This is not a minor point: Jung et al.'s 2025 analysis of the 2020 California fire season, the strongest existing U.S. estimate of wildfire effects on mental health, explicitly acknowledges that COVID-19 complicates their effect identification.</w:t>
+      </w:r>
+    </w:p>
+    <w:p>
+      <w:pPr>
+        <w:spacing w:line="276" w:lineRule="auto" w:before="120" w:after="60"/>
+        <w:jc w:val="left"/>
+      </w:pPr>
+      <w:r>
+        <w:rPr>
+          <w:rFonts w:ascii="Times New Roman" w:hAnsi="Times New Roman"/>
+          <w:b/>
+          <w:i w:val="0"/>
+          <w:sz w:val="24"/>
+        </w:rPr>
+        <w:t>4.2  Dose-Response Specification</w:t>
+      </w:r>
+    </w:p>
+    <w:p>
+      <w:pPr>
+        <w:spacing w:line="276" w:lineRule="auto" w:before="0" w:after="0"/>
+        <w:ind w:firstLine="720"/>
+        <w:jc w:val="left"/>
+      </w:pPr>
+      <w:r>
+        <w:rPr>
+          <w:rFonts w:ascii="Times New Roman" w:hAnsi="Times New Roman"/>
+          <w:b w:val="0"/>
+          <w:i w:val="0"/>
+          <w:sz w:val="24"/>
+        </w:rPr>
+        <w:t>To evaluate whether the depression finding reflects a causal wildfire effect rather than selection of structurally disadvantaged counties into treatment, I replace the binary Treated_c indicator with the log of percent county land area burned in 2015:</w:t>
       </w:r>
     </w:p>
     <w:p>
@@ -2654,22 +2394,7 @@
           <w:i w:val="0"/>
           <w:sz w:val="24"/>
         </w:rPr>
-        <w:t>where Post_t = 𝟙[t ≥ 2015]. The coefficient δ_ATT is the average treatment effect on the treated (ATT), pooling across all post-treatment years. This specification sacrifices the dynamic profile of the event study in exchange for a single, more precisely estimable summary. This is useful when event-study coefficients are individually underpowered, as they are for suicide and overdose given the large share of suppressed CDC WONDER cells.</w:t>
-      </w:r>
-    </w:p>
-    <w:p>
-      <w:pPr>
-        <w:spacing w:line="276" w:lineRule="auto" w:before="120" w:after="60"/>
-        <w:jc w:val="left"/>
-      </w:pPr>
-      <w:r>
-        <w:rPr>
-          <w:rFonts w:ascii="Times New Roman" w:hAnsi="Times New Roman"/>
-          <w:b/>
-          <w:i w:val="0"/>
-          <w:sz w:val="24"/>
-        </w:rPr>
-        <w:t>4.3  Collapsed 2×2 DiD</w:t>
+        <w:t>estimated among treated counties only. A selection story predicts a positive β in equation (2), given that fire-prone counties would have worse mental health regardless of fire severity, but predicts no relationship between how much a county burned and its subsequent depression: β_D = 0 in equation (3). A positive, statistically significant β_D is therefore harder to reconcile with selection and more consistent with a causal effect of fire exposure. The log(1 + ·) transformation handles the skewed distribution of county-level burn intensity and is defined for counties with PctBurned_c = 0.</w:t>
       </w:r>
     </w:p>
     <w:p>
@@ -2685,162 +2410,7 @@
           <w:i w:val="0"/>
           <w:sz w:val="24"/>
         </w:rPr>
-        <w:t>A further aggregation collapses each county to two observations: a pre-period mean (2011–2014) and a post-period mean (2016–2019), excluding the treatment year 2015. I then estimate equation (3) on the collapsed two-period panel. This reduces the influence of annual measurement noise from suppressed mortality cells and is standard practice for mortality outcomes in small-N panels where a significant share of cells are censored.</w:t>
-      </w:r>
-    </w:p>
-    <w:p>
-      <w:pPr>
-        <w:spacing w:line="276" w:lineRule="auto" w:before="120" w:after="60"/>
-        <w:jc w:val="left"/>
-      </w:pPr>
-      <w:r>
-        <w:rPr>
-          <w:rFonts w:ascii="Times New Roman" w:hAnsi="Times New Roman"/>
-          <w:b/>
-          <w:i w:val="0"/>
-          <w:sz w:val="24"/>
-        </w:rPr>
-        <w:t>4.4  Cross-Sectional Depression Regressions</w:t>
-      </w:r>
-    </w:p>
-    <w:p>
-      <w:pPr>
-        <w:spacing w:line="276" w:lineRule="auto" w:before="0" w:after="0"/>
-        <w:ind w:firstLine="720"/>
-        <w:jc w:val="left"/>
-      </w:pPr>
-      <w:r>
-        <w:rPr>
-          <w:rFonts w:ascii="Times New Roman" w:hAnsi="Times New Roman"/>
-          <w:b w:val="0"/>
-          <w:i w:val="0"/>
-          <w:sz w:val="24"/>
-        </w:rPr>
-        <w:t>Because CDC PLACES provides depression data for 2019 only, I estimate a cross-sectional OLS regression:</w:t>
-      </w:r>
-    </w:p>
-    <w:p>
-      <w:pPr>
-        <w:spacing w:line="276" w:lineRule="auto" w:before="80" w:after="80"/>
-        <w:jc w:val="center"/>
-      </w:pPr>
-      <w:r>
-        <w:rPr>
-          <w:rFonts w:ascii="Times New Roman" w:hAnsi="Times New Roman"/>
-          <w:b w:val="0"/>
-          <w:i/>
-          <w:sz w:val="24"/>
-        </w:rPr>
-        <w:t>[ Equation 4 ]</w:t>
-      </w:r>
-    </w:p>
-    <w:p>
-      <w:pPr>
-        <w:spacing w:line="276" w:lineRule="auto" w:before="0" w:after="0"/>
-        <w:ind w:firstLine="720"/>
-        <w:jc w:val="left"/>
-      </w:pPr>
-      <w:r>
-        <w:rPr>
-          <w:rFonts w:ascii="Times New Roman" w:hAnsi="Times New Roman"/>
-          <w:b w:val="0"/>
-          <w:i w:val="0"/>
-          <w:sz w:val="24"/>
-        </w:rPr>
-        <w:t>where D_c^{2019} is the 2019 depression prevalence in county c and x_c is a vector of baseline controls: the 2011–2014 means of IHS suicide and overdose rates, the 2011–2014 mean unemployment rate, and the 2013 RUCC score. These pre-period controls proxy for the pre-treatment mental health environment, approximating the within-DiD comparison that a longitudinal depression measure would enable directly. I estimate the same regression replacing depression prevalence with poor mental health days (≥14 days per month) as a second outcome. The identifying assumption is that, conditional on the 2011–2014 baseline controls, treated and control counties would have had equal 2019 depression prevalence absent the fires. Standard errors are heteroskedasticity-robust.</w:t>
-      </w:r>
-    </w:p>
-    <w:p>
-      <w:pPr>
-        <w:spacing w:line="276" w:lineRule="auto" w:before="120" w:after="60"/>
-        <w:jc w:val="left"/>
-      </w:pPr>
-      <w:r>
-        <w:rPr>
-          <w:rFonts w:ascii="Times New Roman" w:hAnsi="Times New Roman"/>
-          <w:b/>
-          <w:i w:val="0"/>
-          <w:sz w:val="24"/>
-        </w:rPr>
-        <w:t>4.5  Dose-Response Specification</w:t>
-      </w:r>
-    </w:p>
-    <w:p>
-      <w:pPr>
-        <w:spacing w:line="276" w:lineRule="auto" w:before="0" w:after="0"/>
-        <w:ind w:firstLine="720"/>
-        <w:jc w:val="left"/>
-      </w:pPr>
-      <w:r>
-        <w:rPr>
-          <w:rFonts w:ascii="Times New Roman" w:hAnsi="Times New Roman"/>
-          <w:b w:val="0"/>
-          <w:i w:val="0"/>
-          <w:sz w:val="24"/>
-        </w:rPr>
-        <w:t>To evaluate whether the depression finding reflects a causal wildfire effect rather than selection of structurally disadvantaged counties into treatment, I replace the binary Treated_c indicator with the log of percent county land area burned in 2015:</w:t>
-      </w:r>
-    </w:p>
-    <w:p>
-      <w:pPr>
-        <w:spacing w:line="276" w:lineRule="auto" w:before="80" w:after="80"/>
-        <w:jc w:val="center"/>
-      </w:pPr>
-      <w:r>
-        <w:rPr>
-          <w:rFonts w:ascii="Times New Roman" w:hAnsi="Times New Roman"/>
-          <w:b w:val="0"/>
-          <w:i/>
-          <w:sz w:val="24"/>
-        </w:rPr>
-        <w:t>[ Equation 5 ]</w:t>
-      </w:r>
-    </w:p>
-    <w:p>
-      <w:pPr>
-        <w:spacing w:line="276" w:lineRule="auto" w:before="0" w:after="0"/>
-        <w:ind w:firstLine="720"/>
-        <w:jc w:val="left"/>
-      </w:pPr>
-      <w:r>
-        <w:rPr>
-          <w:rFonts w:ascii="Times New Roman" w:hAnsi="Times New Roman"/>
-          <w:b w:val="0"/>
-          <w:i w:val="0"/>
-          <w:sz w:val="24"/>
-        </w:rPr>
-        <w:t>estimated among treated counties only. A selection story predicts a positive β in equation (4), given that fire-prone counties would have worse mental health regardless of fire severity, but predicts no relationship between how much a county burned and its subsequent depression: β_D = 0 in equation (5). A positive, statistically significant β_D is therefore harder to reconcile with selection and more consistent with a causal effect of fire exposure. The log(1 + ·) transformation handles the skewed distribution of county-level burn intensity and is defined for counties with PctBurned_c = 0.</w:t>
-      </w:r>
-    </w:p>
-    <w:p>
-      <w:pPr>
-        <w:spacing w:line="276" w:lineRule="auto" w:before="120" w:after="60"/>
-        <w:jc w:val="left"/>
-      </w:pPr>
-      <w:r>
-        <w:rPr>
-          <w:rFonts w:ascii="Times New Roman" w:hAnsi="Times New Roman"/>
-          <w:b/>
-          <w:i w:val="0"/>
-          <w:sz w:val="24"/>
-        </w:rPr>
-        <w:t>4.6  Inference with Few Clusters</w:t>
-      </w:r>
-    </w:p>
-    <w:p>
-      <w:pPr>
-        <w:spacing w:line="276" w:lineRule="auto" w:before="0" w:after="0"/>
-        <w:ind w:firstLine="720"/>
-        <w:jc w:val="left"/>
-      </w:pPr>
-      <w:r>
-        <w:rPr>
-          <w:rFonts w:ascii="Times New Roman" w:hAnsi="Times New Roman"/>
-          <w:b w:val="0"/>
-          <w:i w:val="0"/>
-          <w:sz w:val="24"/>
-        </w:rPr>
-        <w:t>The T1 panel contains 93 county clusters; the T3 panel contains 31. Cluster-robust standard errors (CR1) are consistent as the number of clusters grows but may be anti-conservative with fewer than approximately 40 balanced clusters. This is a concern especially for T3 and for the rurality subgroup analysis, where treated and control cluster counts are unequal. Throughout this analysis I report standard errors clustered by county, which is the conventional approach for panel data with repeated observations within geographic units. The depression cross-sectional regressions use heteroskedasticity-robust standard errors with 90 observations, for which finite-sample corrections are negligible.</w:t>
+        <w:t>The dose-response specification is estimated among treated counties only. This choice is deliberate. Among control counties, burn intensity would be zero by construction, so including controls in the regression would force the dose-response coefficient to be identified purely from the treated sample anyway. Restricting the estimation to treated counties makes the interpretation cleaner: β_D captures how depression varies with fire severity within the set of fire-affected counties. The identifying assumption for this specification is also more modest than for the binary specification: it requires that, conditional on baseline controls, fire-affected counties with different burn intensities would have had similar depression rates absent the fires. Given that burn intensity in a given county is largely determined by wind, topography, and fuel moisture conditions in the summer of 2015, factors that are plausibly orthogonal to pre-existing depression trajectories among already high-WHP counties, this assumption is more defensible than it might initially appear.</w:t>
       </w:r>
     </w:p>
     <w:p>
@@ -2875,57 +2445,18 @@
     </w:p>
     <w:p>
       <w:pPr>
-        <w:spacing w:before="240" w:after="80"/>
-        <w:jc w:val="center"/>
-      </w:pPr>
-      <w:r>
-        <w:drawing>
-          <wp:inline xmlns:a="http://schemas.openxmlformats.org/drawingml/2006/main" xmlns:pic="http://schemas.openxmlformats.org/drawingml/2006/picture">
-            <wp:extent cx="5029200" cy="2101554"/>
-            <wp:docPr id="1" name="Picture 1"/>
-            <wp:cNvGraphicFramePr>
-              <a:graphicFrameLocks noChangeAspect="1"/>
-            </wp:cNvGraphicFramePr>
-            <a:graphic>
-              <a:graphicData uri="http://schemas.openxmlformats.org/drawingml/2006/picture">
-                <pic:pic>
-                  <pic:nvPicPr>
-                    <pic:cNvPr id="0" name="fig_depression_coefplot.png"/>
-                    <pic:cNvPicPr/>
-                  </pic:nvPicPr>
-                  <pic:blipFill>
-                    <a:blip r:embed="rId9"/>
-                    <a:stretch>
-                      <a:fillRect/>
-                    </a:stretch>
-                  </pic:blipFill>
-                  <pic:spPr>
-                    <a:xfrm>
-                      <a:off x="0" y="0"/>
-                      <a:ext cx="5029200" cy="2101554"/>
-                    </a:xfrm>
-                    <a:prstGeom prst="rect"/>
-                  </pic:spPr>
-                </pic:pic>
-              </a:graphicData>
-            </a:graphic>
-          </wp:inline>
-        </w:drawing>
-      </w:r>
-    </w:p>
-    <w:p>
-      <w:pPr>
-        <w:spacing w:line="276" w:lineRule="auto" w:before="0" w:after="240"/>
-        <w:jc w:val="center"/>
+        <w:spacing w:line="276" w:lineRule="auto" w:before="0" w:after="0"/>
+        <w:ind w:firstLine="720"/>
+        <w:jc w:val="left"/>
       </w:pPr>
       <w:r>
         <w:rPr>
           <w:rFonts w:ascii="Times New Roman" w:hAnsi="Times New Roman"/>
           <w:b w:val="0"/>
-          <w:i/>
-          <w:sz w:val="20"/>
+          <w:i w:val="0"/>
+          <w:sz w:val="24"/>
         </w:rPr>
-        <w:t>Figure 2. Treatment Effects on Depression Prevalence and Poor Mental Health Days: Cross-Sectional DiD by Fire-Size Threshold (2019). Each estimate shows the matched DiD coefficient with 95% confidence interval. Panel A: depression prevalence (%). Panel B: poor mental health days (%). Filled circles = binary treatment; open diamonds = log burn intensity dose-response (T1 only). *** p&lt;0.01, ** p&lt;0.05, * p&lt;0.10.</w:t>
+        <w:t>Table 2 presents the headline finding. At the T1 threshold (fires ≥ 1,000 acres), counties that experienced a 2015 wildfire report depression prevalence 2.76 percentage points higher in 2019 than matched control counties (β̂ = 2.76, SE = 0.94, p = 0.004). The effect is large relative to the control-group mean of 18.0 percent: it implies a 15 percent increase in depression prevalence four years after the fires. To put the magnitude in context, a 2.8 percentage point increase in depression prevalence is roughly comparable to the effect of a sustained 2-percentage-point rise in local unemployment over several years. Currie and Saberian identify economic stress as one independent causal channel from wildfire exposure to mental health harm, making this benchmark particularly relevant.</w:t>
       </w:r>
     </w:p>
     <w:p>
@@ -2941,7 +2472,7 @@
           <w:i w:val="0"/>
           <w:sz w:val="24"/>
         </w:rPr>
-        <w:t>Table 2 presents the headline finding. At the primary T1 threshold (fires ≥ 1,000 acres), counties that experienced a 2015 wildfire report depression prevalence 2.76 percentage points higher in 2019 than matched control counties (β̂ = 2.76, SE = 0.94, p = 0.004). The effect is large relative to the control-group mean of 18.0 percent: it implies a 15 percent increase in depression prevalence four years after the fires. To put the magnitude in context, a 2.8 percentage point increase in depression prevalence is roughly comparable to the effect of a sustained 2-percentage-point rise in local unemployment over several years. Currie and Saberian identify economic stress as one independent causal channel from wildfire exposure to mental health harm, making this benchmark particularly relevant.</w:t>
+        <w:t>It is worth pausing to consider what a 2.76 percentage point increase in depression prevalence means at the county level. The 79 T1 treated counties in this sample had a combined adult population of roughly 1.5 million at the time of the 2019 survey. If the depression rate among those adults was indeed elevated by 2.76 percentage points relative to the counterfactual, that translates to approximately 40,000 additional adults living with a depression diagnosis four years after the fires. These are counties that were already reporting above-average depression rates before any fire occurred. Depression at this scale has real consequences for families and communities. It reduces labor force participation, increases emergency healthcare utilization, and raises the long-run risk of more severe behavioral health outcomes. The burden suggested by this estimate is not small, and it is not short-lived.</w:t>
       </w:r>
     </w:p>
     <w:p>
@@ -2957,23 +2488,7 @@
           <w:i w:val="0"/>
           <w:sz w:val="24"/>
         </w:rPr>
-        <w:t>Column (3) of Table 2 shows that the binary estimate is weaker and statistically insignificant at the T2 threshold (≥ 5,000 acres): β̂ = 0.55, p = 0.489. This pattern is consistent with the matching structure---the T2 control group (24 counties) is better balanced than T1's (12 counties), so the T2 comparison is the more credible one, but it pays a power cost from the smaller treated sample (41 counties versus 79 at T1). At T3 (≥ 25,000 acres), the binary estimate is 1.35 percentage points (p = 0.251), directionally consistent with T1 but too imprecisely estimated to draw conclusions from alone.</w:t>
-      </w:r>
-    </w:p>
-    <w:p>
-      <w:pPr>
-        <w:spacing w:line="276" w:lineRule="auto" w:before="0" w:after="0"/>
-        <w:ind w:firstLine="720"/>
-        <w:jc w:val="left"/>
-      </w:pPr>
-      <w:r>
-        <w:rPr>
-          <w:rFonts w:ascii="Times New Roman" w:hAnsi="Times New Roman"/>
-          <w:b w:val="0"/>
-          <w:i w:val="0"/>
-          <w:sz w:val="24"/>
-        </w:rPr>
-        <w:t>It is worth pausing to consider what a 2.76 percentage point increase in depression prevalence means at the county level. The 79 T1 treated counties in this sample had a combined adult population of roughly 1.5 million at the time of the 2019 survey. If the depression rate among those adults was indeed elevated by 2.76 percentage points relative to the counterfactual, that translates to approximately 40,000 additional adults living with a depression diagnosis four years after the fires. These are counties that were already reporting above-average depression rates before any fire occurred. Depression at this scale has real consequences for families and communities. It reduces labor force participation, increases emergency healthcare utilization, and raises the risk of more severe outcomes including suicidal ideation. The burden suggested by this estimate is not small, and it is not short-lived.</w:t>
+        <w:t>One mechanism that may explain why the depression effect persists four years after the fires is the structural shortage of mental health providers in Western rural counties. Among the 79 T1 treated counties, a majority were designated as Health Professional Shortage Areas (HPSA) for mental health at some point during the study period. An HPSA designation indicates that the county has insufficient mental health providers relative to the local population's needs, even before accounting for any fire-related increase in demand. When depression onset occurs in a county where the nearest psychiatrist may be more than an hour away, where primary care physicians are often the only providers available for mental health referrals, and where wait times for outpatient mental health care can exceed three months, the pathway from an acute stressor to a clinically diagnosed depression disorder is much harder to navigate. This structural barrier may help explain why the depression prevalence gap is still visible in 2019: communities that would have been able to absorb an increase in mental health need through rapid access to treatment may not have exhibited a persistent prevalence difference.</w:t>
       </w:r>
     </w:p>
     <w:p>
@@ -3004,7 +2519,23 @@
           <w:i w:val="0"/>
           <w:sz w:val="24"/>
         </w:rPr>
-        <w:t>The PLACES measure of poor mental health days provides a second, independent corroboration. Column (1) of Panel B in Table 2 shows that T1 wildfire counties report poor mental health days 1.63 percentage points higher in 2019 (β̂ = 1.63, SE = 0.51, p = 0.002). The effect is large relative to the control mean of 13.2 percent, implying a 14 percent increase in the share of adults experiencing frequent mental distress. Two independent BRFSS-based measures, self-reported depression diagnosis and self-reported mental distress days, both show significant effects of similar magnitude at T1. As such, the finding is unlikely to be a statistical artifact of a single noisy outcome. Panel B of Figure 2 shows the T1, T2, and T3 estimates for poor mental health days with 95 percent confidence intervals; the T1 interval again lies above zero while T2 and T3 straddle it.</w:t>
+        <w:t>The PLACES measure of poor mental health days provides a second, independent corroboration. Column (1) of Panel B in Table 2 shows that T1 wildfire counties report poor mental health days 1.63 percentage points higher in 2019 (β̂ = 1.63, SE = 0.51, p = 0.002). The effect is large relative to the control mean of 13.2 percent, implying a 14 percent increase in the share of adults experiencing frequent mental distress. Two independent BRFSS-based measures, self-reported depression diagnosis and self-reported mental distress days, both show significant effects of similar magnitude at T1. As such, the finding is unlikely to be a statistical artifact of a single noisy outcome.</w:t>
+      </w:r>
+    </w:p>
+    <w:p>
+      <w:pPr>
+        <w:spacing w:line="276" w:lineRule="auto" w:before="0" w:after="0"/>
+        <w:ind w:firstLine="720"/>
+        <w:jc w:val="left"/>
+      </w:pPr>
+      <w:r>
+        <w:rPr>
+          <w:rFonts w:ascii="Times New Roman" w:hAnsi="Times New Roman"/>
+          <w:b w:val="0"/>
+          <w:i w:val="0"/>
+          <w:sz w:val="24"/>
+        </w:rPr>
+        <w:t>The clinical significance of a 1.63 percentage point increase in poor mental health days deserves some attention. Poor mental health days is defined as the share of adults reporting 14 or more days of mental distress in the past 30 days. This is a high threshold: it implies that adults in this category are experiencing clinically significant levels of mental distress for roughly half the month. In the control-group counties, 13.2 percent of adults already report this level of distress, which is itself above the national average and consistent with the mental health challenges documented in rural Western communities. An additional 1.63 percentage points represents a 14 percent relative increase. For a county with 30,000 adults, that corresponds to roughly 490 additional adults experiencing near-daily psychological suffering. These are not people who are mildly sad: they are adults who are, by this measure, functionally impaired by their mental state for two weeks out of every month. The convergence of the depression diagnosis measure and the mental distress days measure, which use different survey questions and capture different aspects of mental health, strengthens the inference that wildfire exposure generated a genuine and lasting increase in population mental health burden. If either measure alone showed an effect, it could plausibly reflect a change in how residents interpret or report their mental health. Both measures showing significant effects makes that interpretation much less credible.</w:t>
       </w:r>
     </w:p>
     <w:p>
@@ -3051,7 +2582,7 @@
           <w:i w:val="0"/>
           <w:sz w:val="24"/>
         </w:rPr>
-        <w:t>This monotone, graded relationship between how much a county burned and how much worse its 2019 depression is constitutes the strongest evidence for a causal interpretation. A confounding story based on the selection of structurally vulnerable counties into treatment predicts that treated counties have worse mental health regardless of fire severity---that is, it predicts a positive coefficient in the binary regression but predicts β_D = 0 in the dose-response. The finding β̂_D = 1.18 &gt; 0 (p = 0.020) is inconsistent with this null. By contrast, the dose-response coefficient for poor mental health days is small and statistically insignificant (β̂_D = 0.20, p = 0.465), suggesting that the graded exposure-response relationship is specific to the depression diagnosis measure and not uniformly present across all mental health outcomes. The dose-response rows in Figure 2 make this contrast clear: the depression dose-response confidence interval lies above zero (Panel A, red diamond) while the poor mental health days interval spans it (Panel B).</w:t>
+        <w:t>This monotone, graded relationship between how much a county burned and how much worse its 2019 depression is constitutes the strongest evidence for a causal interpretation. A confounding story based on the selection of structurally vulnerable counties into treatment predicts that treated counties have worse mental health regardless of fire severity---that is, it predicts a positive coefficient in the binary regression but predicts β_D = 0 in the dose-response. The finding β̂_D = 1.18 &gt; 0 (p = 0.020) is inconsistent with this null. By contrast, the dose-response coefficient for poor mental health days is small and statistically insignificant (β̂_D = 0.20, p = 0.465), suggesting that the graded exposure-response relationship is specific to the depression diagnosis measure and not uniformly present across all mental health outcomes. Figure 2 makes this contrast clear: the depression dose-response confidence interval lies above zero (Panel A, open diamond) while the poor mental health days interval spans it (Panel B).</w:t>
       </w:r>
     </w:p>
     <w:p>
@@ -3072,21 +2603,6 @@
     </w:p>
     <w:p>
       <w:pPr>
-        <w:spacing w:line="276" w:lineRule="auto" w:before="120" w:after="60"/>
-        <w:jc w:val="left"/>
-      </w:pPr>
-      <w:r>
-        <w:rPr>
-          <w:rFonts w:ascii="Times New Roman" w:hAnsi="Times New Roman"/>
-          <w:b/>
-          <w:i w:val="0"/>
-          <w:sz w:val="24"/>
-        </w:rPr>
-        <w:t>5.4  Suicide and Overdose Mortality</w:t>
-      </w:r>
-    </w:p>
-    <w:p>
-      <w:pPr>
         <w:spacing w:line="276" w:lineRule="auto" w:before="0" w:after="0"/>
         <w:ind w:firstLine="720"/>
         <w:jc w:val="left"/>
@@ -3098,141 +2614,7 @@
           <w:i w:val="0"/>
           <w:sz w:val="24"/>
         </w:rPr>
-        <w:t>Figures 3 and 4 present event-study coefficients for IHS-transformed suicide and drug overdose mortality rates. All post-treatment estimates are positive in direction, pointing toward elevated mortality in wildfire-affected counties in the years following the fires. However, none of the estimates reach conventional levels of statistical significance, and the confidence intervals are wide.</w:t>
-      </w:r>
-    </w:p>
-    <w:p>
-      <w:pPr>
-        <w:spacing w:line="276" w:lineRule="auto" w:before="0" w:after="0"/>
-        <w:ind w:firstLine="720"/>
-        <w:jc w:val="left"/>
-      </w:pPr>
-      <w:r>
-        <w:rPr>
-          <w:rFonts w:ascii="Times New Roman" w:hAnsi="Times New Roman"/>
-          <w:b w:val="0"/>
-          <w:i w:val="0"/>
-          <w:sz w:val="24"/>
-        </w:rPr>
-        <w:t>The imprecision reflects a structural data problem. The CDC suppresses county-year mortality counts below ten deaths to protect patient privacy, which affects roughly half of all county-year cells in this panel. The effective sample for mortality analysis is substantially smaller than the nominal panel size. These estimates are best read as suggestive: they are consistent with wildfire harm extending to suicide and overdose mortality, but the data do not allow a definitive conclusion. Table 3 reports the pooled ATT estimates from the simple DiD specification.</w:t>
-      </w:r>
-    </w:p>
-    <w:p>
-      <w:pPr>
-        <w:spacing w:line="276" w:lineRule="auto" w:before="120" w:after="60"/>
-        <w:jc w:val="left"/>
-      </w:pPr>
-      <w:r>
-        <w:rPr>
-          <w:rFonts w:ascii="Times New Roman" w:hAnsi="Times New Roman"/>
-          <w:b/>
-          <w:i w:val="0"/>
-          <w:sz w:val="24"/>
-        </w:rPr>
-        <w:t>5.5  Heterogeneity by Rurality</w:t>
-      </w:r>
-    </w:p>
-    <w:p>
-      <w:pPr>
-        <w:spacing w:before="240" w:after="80"/>
-        <w:jc w:val="center"/>
-      </w:pPr>
-      <w:r>
-        <w:drawing>
-          <wp:inline xmlns:a="http://schemas.openxmlformats.org/drawingml/2006/main" xmlns:pic="http://schemas.openxmlformats.org/drawingml/2006/picture">
-            <wp:extent cx="5029200" cy="3888504"/>
-            <wp:docPr id="2" name="Picture 2"/>
-            <wp:cNvGraphicFramePr>
-              <a:graphicFrameLocks noChangeAspect="1"/>
-            </wp:cNvGraphicFramePr>
-            <a:graphic>
-              <a:graphicData uri="http://schemas.openxmlformats.org/drawingml/2006/picture">
-                <pic:pic>
-                  <pic:nvPicPr>
-                    <pic:cNvPr id="0" name="fig_rucc.png"/>
-                    <pic:cNvPicPr/>
-                  </pic:nvPicPr>
-                  <pic:blipFill>
-                    <a:blip r:embed="rId10"/>
-                    <a:stretch>
-                      <a:fillRect/>
-                    </a:stretch>
-                  </pic:blipFill>
-                  <pic:spPr>
-                    <a:xfrm>
-                      <a:off x="0" y="0"/>
-                      <a:ext cx="5029200" cy="3888504"/>
-                    </a:xfrm>
-                    <a:prstGeom prst="rect"/>
-                  </pic:spPr>
-                </pic:pic>
-              </a:graphicData>
-            </a:graphic>
-          </wp:inline>
-        </w:drawing>
-      </w:r>
-    </w:p>
-    <w:p>
-      <w:pPr>
-        <w:spacing w:line="276" w:lineRule="auto" w:before="0" w:after="240"/>
-        <w:jc w:val="center"/>
-      </w:pPr>
-      <w:r>
-        <w:rPr>
-          <w:rFonts w:ascii="Times New Roman" w:hAnsi="Times New Roman"/>
-          <w:b w:val="0"/>
-          <w:i/>
-          <w:sz w:val="20"/>
-        </w:rPr>
-        <w:t>Figure 5. Rurality Heterogeneity: Event-Study Coefficients by Metro / Non-Metro Classification (T1, ≥1,000 acres). Estimated separately within metropolitan (RUCC 1–3) and non-metropolitan (RUCC 4–9) county subgroups. * p&lt;0.05 at k = +4 (non-metropolitan suicide). SEs clustered by county.</w:t>
-      </w:r>
-    </w:p>
-    <w:p>
-      <w:pPr>
-        <w:spacing w:line="276" w:lineRule="auto" w:before="0" w:after="0"/>
-        <w:ind w:firstLine="720"/>
-        <w:jc w:val="left"/>
-      </w:pPr>
-      <w:r>
-        <w:rPr>
-          <w:rFonts w:ascii="Times New Roman" w:hAnsi="Times New Roman"/>
-          <w:b w:val="0"/>
-          <w:i w:val="0"/>
-          <w:sz w:val="24"/>
-        </w:rPr>
-        <w:t>This pattern is consistent with two non-exclusive mechanisms. First, rural counties have fewer mental health providers: the literature documents that HPSA-designated counties have lower treatment rates for depression and higher long-run suicide rates following acute shocks. Second, rural residents are more likely to own land that burned, to depend on natural resources for income, and to have weaker social safety nets, all of which amplify the economic stress pathway from fire to mental health. The metropolitan null result is informative on its own: it rules out the hypothesis that the non-metropolitan effect is merely an artifact of including high-exposure counties regardless of provider access, and it focuses policy implications on the rural communities where harm appears concentrated.</w:t>
-      </w:r>
-    </w:p>
-    <w:p>
-      <w:pPr>
-        <w:spacing w:line="276" w:lineRule="auto" w:before="0" w:after="0"/>
-        <w:ind w:firstLine="720"/>
-        <w:jc w:val="left"/>
-      </w:pPr>
-      <w:r>
-        <w:rPr>
-          <w:rFonts w:ascii="Times New Roman" w:hAnsi="Times New Roman"/>
-          <w:b w:val="0"/>
-          <w:i w:val="0"/>
-          <w:sz w:val="24"/>
-        </w:rPr>
-        <w:t>There is a third mechanism worth naming directly: help-seeking barriers. Rural communities typically have fewer social service organizations, fewer mental health advocates, and lower general public awareness of behavioral health resources. Following a disaster, urban counties can draw on dense networks of nonprofits, employer assistance programs, and hospital outreach teams. Rural counties often rely on a single clinic or a visiting therapist who covers multiple counties. Even when federal crisis counseling programs deploy resources after a declared disaster, those resources are time-limited and geographically thinly spread. A resident of a rural HPSA-designated county in eastern Oregon or western Montana who develops depression in 2017 or 2018, two or three years after the fires that may have triggered it, faces structural barriers to diagnosis and treatment that a resident of a suburban county does not face. Among the 79 T1 treated counties, a majority are designated as Health Professional Shortage Areas for mental health at some point during the study period. Both treated and control groups face provider shortages, given that both were selected from high-WHP rural Western counties. The question is whether the treated counties' additional fire burden overwhelms a care infrastructure that was already stretched before the fires. The four-year suicide coefficient concentrated in non-metropolitan counties is consistent with an affirmative answer: an acute psychological shock, combined with limited access to care and reduced community resources, produces measurable excess mortality years after the precipitating event.</w:t>
-      </w:r>
-    </w:p>
-    <w:p>
-      <w:pPr>
-        <w:spacing w:line="276" w:lineRule="auto" w:before="0" w:after="0"/>
-        <w:ind w:firstLine="720"/>
-        <w:jc w:val="left"/>
-      </w:pPr>
-      <w:r>
-        <w:rPr>
-          <w:rFonts w:ascii="Times New Roman" w:hAnsi="Times New Roman"/>
-          <w:b w:val="0"/>
-          <w:i w:val="0"/>
-          <w:sz w:val="24"/>
-        </w:rPr>
-        <w:t>Taken together, the Section 5 results paint a coherent picture. The evidence is strongest for depression prevalence, which is statistically significant at T1, corroborated by a second independent BRFSS measure, and consistent with a dose-response pattern that is difficult to explain by selection alone. The mortality estimates are directionally consistent with harm but too imprecise to confirm individually, a limitation driven by data suppression rather than by the design. The rural heterogeneity result ties these threads together: the communities most exposed to wildfire, and most vulnerable to its aftermath, are the same communities with the fewest resources to absorb a sustained increase in mental health need.</w:t>
+        <w:t>The magnitude of the dose-response coefficient is substantial by the standards of county-level health effects. Moving from the 25th percentile of burn intensity (approximately 0.5 percent of county land area burned) to the 75th percentile (approximately 10 percent) corresponds to roughly 3 log-units of difference in burn intensity. The predicted depression gap at that intensity difference is 3.54 percentage points, which exceeds the binary treatment estimate of 2.76 percentage points. This is because the binary estimate averages the depression effect across all treated counties, including counties at the low end of burn intensity where the effect is small. The dose-response specification reveals that the average treatment effect is driven disproportionately by the counties that burned the most, which is exactly what a causal story predicts.</w:t>
       </w:r>
     </w:p>
     <w:p>
@@ -3257,16 +2639,14 @@
         <w:tblLook w:firstColumn="1" w:firstRow="1" w:lastColumn="0" w:lastRow="0" w:noHBand="0" w:noVBand="1" w:val="04A0"/>
       </w:tblPr>
       <w:tblGrid>
-        <w:gridCol w:w="1872"/>
-        <w:gridCol w:w="1872"/>
-        <w:gridCol w:w="1872"/>
-        <w:gridCol w:w="1872"/>
-        <w:gridCol w:w="1872"/>
+        <w:gridCol w:w="3120"/>
+        <w:gridCol w:w="3120"/>
+        <w:gridCol w:w="3120"/>
       </w:tblGrid>
       <w:tr>
         <w:tc>
           <w:tcPr>
-            <w:tcW w:type="dxa" w:w="1872"/>
+            <w:tcW w:type="dxa" w:w="3120"/>
           </w:tcPr>
           <w:p>
             <w:pPr>
@@ -3284,7 +2664,7 @@
         </w:tc>
         <w:tc>
           <w:tcPr>
-            <w:tcW w:type="dxa" w:w="1872"/>
+            <w:tcW w:type="dxa" w:w="3120"/>
           </w:tcPr>
           <w:p>
             <w:pPr>
@@ -3305,7 +2685,7 @@
         </w:tc>
         <w:tc>
           <w:tcPr>
-            <w:tcW w:type="dxa" w:w="1872"/>
+            <w:tcW w:type="dxa" w:w="3120"/>
           </w:tcPr>
           <w:p>
             <w:pPr>
@@ -3324,53 +2704,11 @@
             </w:r>
           </w:p>
         </w:tc>
-        <w:tc>
-          <w:tcPr>
-            <w:tcW w:type="dxa" w:w="1872"/>
-          </w:tcPr>
-          <w:p>
-            <w:pPr>
-              <w:spacing w:before="0" w:after="0"/>
-              <w:jc w:val="center"/>
-            </w:pPr>
-            <w:r>
-              <w:rPr>
-                <w:rFonts w:ascii="Times New Roman" w:hAnsi="Times New Roman"/>
-                <w:b/>
-                <w:sz w:val="20"/>
-              </w:rPr>
-              <w:t>T2 ≥5,000 ac</w:t>
-              <w:br/>
-              <w:t>Binary (3)</w:t>
-            </w:r>
-          </w:p>
-        </w:tc>
-        <w:tc>
-          <w:tcPr>
-            <w:tcW w:type="dxa" w:w="1872"/>
-          </w:tcPr>
-          <w:p>
-            <w:pPr>
-              <w:spacing w:before="0" w:after="0"/>
-              <w:jc w:val="center"/>
-            </w:pPr>
-            <w:r>
-              <w:rPr>
-                <w:rFonts w:ascii="Times New Roman" w:hAnsi="Times New Roman"/>
-                <w:b/>
-                <w:sz w:val="20"/>
-              </w:rPr>
-              <w:t>T3 ≥25,000 ac</w:t>
-              <w:br/>
-              <w:t>Binary (4)</w:t>
-            </w:r>
-          </w:p>
-        </w:tc>
       </w:tr>
       <w:tr>
         <w:tc>
           <w:tcPr>
-            <w:tcW w:type="dxa" w:w="1872"/>
+            <w:tcW w:type="dxa" w:w="3120"/>
           </w:tcPr>
           <w:p>
             <w:pPr>
@@ -3389,7 +2727,7 @@
         </w:tc>
         <w:tc>
           <w:tcPr>
-            <w:tcW w:type="dxa" w:w="1872"/>
+            <w:tcW w:type="dxa" w:w="3120"/>
           </w:tcPr>
           <w:p>
             <w:pPr>
@@ -3407,43 +2745,7 @@
         </w:tc>
         <w:tc>
           <w:tcPr>
-            <w:tcW w:type="dxa" w:w="1872"/>
-          </w:tcPr>
-          <w:p>
-            <w:pPr>
-              <w:spacing w:before="0" w:after="0"/>
-              <w:jc w:val="center"/>
-            </w:pPr>
-            <w:r>
-              <w:rPr>
-                <w:rFonts w:ascii="Times New Roman" w:hAnsi="Times New Roman"/>
-                <w:b w:val="0"/>
-                <w:sz w:val="20"/>
-              </w:rPr>
-            </w:r>
-          </w:p>
-        </w:tc>
-        <w:tc>
-          <w:tcPr>
-            <w:tcW w:type="dxa" w:w="1872"/>
-          </w:tcPr>
-          <w:p>
-            <w:pPr>
-              <w:spacing w:before="0" w:after="0"/>
-              <w:jc w:val="center"/>
-            </w:pPr>
-            <w:r>
-              <w:rPr>
-                <w:rFonts w:ascii="Times New Roman" w:hAnsi="Times New Roman"/>
-                <w:b w:val="0"/>
-                <w:sz w:val="20"/>
-              </w:rPr>
-            </w:r>
-          </w:p>
-        </w:tc>
-        <w:tc>
-          <w:tcPr>
-            <w:tcW w:type="dxa" w:w="1872"/>
+            <w:tcW w:type="dxa" w:w="3120"/>
           </w:tcPr>
           <w:p>
             <w:pPr>
@@ -3463,7 +2765,7 @@
       <w:tr>
         <w:tc>
           <w:tcPr>
-            <w:tcW w:type="dxa" w:w="1872"/>
+            <w:tcW w:type="dxa" w:w="3120"/>
           </w:tcPr>
           <w:p>
             <w:pPr>
@@ -3482,7 +2784,7 @@
         </w:tc>
         <w:tc>
           <w:tcPr>
-            <w:tcW w:type="dxa" w:w="1872"/>
+            <w:tcW w:type="dxa" w:w="3120"/>
           </w:tcPr>
           <w:p>
             <w:pPr>
@@ -3503,148 +2805,7 @@
         </w:tc>
         <w:tc>
           <w:tcPr>
-            <w:tcW w:type="dxa" w:w="1872"/>
-          </w:tcPr>
-          <w:p>
-            <w:pPr>
-              <w:spacing w:before="0" w:after="0"/>
-              <w:jc w:val="center"/>
-            </w:pPr>
-            <w:r>
-              <w:rPr>
-                <w:rFonts w:ascii="Times New Roman" w:hAnsi="Times New Roman"/>
-                <w:b w:val="0"/>
-                <w:sz w:val="20"/>
-              </w:rPr>
-              <w:t>—</w:t>
-            </w:r>
-          </w:p>
-        </w:tc>
-        <w:tc>
-          <w:tcPr>
-            <w:tcW w:type="dxa" w:w="1872"/>
-          </w:tcPr>
-          <w:p>
-            <w:pPr>
-              <w:spacing w:before="0" w:after="0"/>
-              <w:jc w:val="center"/>
-            </w:pPr>
-            <w:r>
-              <w:rPr>
-                <w:rFonts w:ascii="Times New Roman" w:hAnsi="Times New Roman"/>
-                <w:b w:val="0"/>
-                <w:sz w:val="20"/>
-              </w:rPr>
-              <w:t>0.546</w:t>
-              <w:br/>
-              <w:t>(0.784)</w:t>
-            </w:r>
-          </w:p>
-        </w:tc>
-        <w:tc>
-          <w:tcPr>
-            <w:tcW w:type="dxa" w:w="1872"/>
-          </w:tcPr>
-          <w:p>
-            <w:pPr>
-              <w:spacing w:before="0" w:after="0"/>
-              <w:jc w:val="center"/>
-            </w:pPr>
-            <w:r>
-              <w:rPr>
-                <w:rFonts w:ascii="Times New Roman" w:hAnsi="Times New Roman"/>
-                <w:b w:val="0"/>
-                <w:sz w:val="20"/>
-              </w:rPr>
-              <w:t>1.350</w:t>
-              <w:br/>
-              <w:t>(1.148)</w:t>
-            </w:r>
-          </w:p>
-        </w:tc>
-      </w:tr>
-      <w:tr>
-        <w:tc>
-          <w:tcPr>
-            <w:tcW w:type="dxa" w:w="1872"/>
-          </w:tcPr>
-          <w:p>
-            <w:pPr>
-              <w:spacing w:before="0" w:after="0"/>
-              <w:jc w:val="left"/>
-            </w:pPr>
-            <w:r>
-              <w:rPr>
-                <w:rFonts w:ascii="Times New Roman" w:hAnsi="Times New Roman"/>
-                <w:b w:val="0"/>
-                <w:sz w:val="20"/>
-              </w:rPr>
-              <w:t>Log % land burned (dose-response)</w:t>
-            </w:r>
-          </w:p>
-        </w:tc>
-        <w:tc>
-          <w:tcPr>
-            <w:tcW w:type="dxa" w:w="1872"/>
-          </w:tcPr>
-          <w:p>
-            <w:pPr>
-              <w:spacing w:before="0" w:after="0"/>
-              <w:jc w:val="center"/>
-            </w:pPr>
-            <w:r>
-              <w:rPr>
-                <w:rFonts w:ascii="Times New Roman" w:hAnsi="Times New Roman"/>
-                <w:b w:val="0"/>
-                <w:sz w:val="20"/>
-              </w:rPr>
-              <w:t>—</w:t>
-            </w:r>
-          </w:p>
-        </w:tc>
-        <w:tc>
-          <w:tcPr>
-            <w:tcW w:type="dxa" w:w="1872"/>
-          </w:tcPr>
-          <w:p>
-            <w:pPr>
-              <w:spacing w:before="0" w:after="0"/>
-              <w:jc w:val="center"/>
-            </w:pPr>
-            <w:r>
-              <w:rPr>
-                <w:rFonts w:ascii="Times New Roman" w:hAnsi="Times New Roman"/>
-                <w:b w:val="0"/>
-                <w:sz w:val="20"/>
-              </w:rPr>
-              <w:t>1.180*</w:t>
-              <w:br/>
-              <w:t>(0.496)</w:t>
-            </w:r>
-          </w:p>
-        </w:tc>
-        <w:tc>
-          <w:tcPr>
-            <w:tcW w:type="dxa" w:w="1872"/>
-          </w:tcPr>
-          <w:p>
-            <w:pPr>
-              <w:spacing w:before="0" w:after="0"/>
-              <w:jc w:val="center"/>
-            </w:pPr>
-            <w:r>
-              <w:rPr>
-                <w:rFonts w:ascii="Times New Roman" w:hAnsi="Times New Roman"/>
-                <w:b w:val="0"/>
-                <w:sz w:val="20"/>
-              </w:rPr>
-              <w:t>—</w:t>
-            </w:r>
-          </w:p>
-        </w:tc>
-        <w:tc>
-          <w:tcPr>
-            <w:tcW w:type="dxa" w:w="1872"/>
+            <w:tcW w:type="dxa" w:w="3120"/>
           </w:tcPr>
           <w:p>
             <w:pPr>
@@ -3665,7 +2826,68 @@
       <w:tr>
         <w:tc>
           <w:tcPr>
-            <w:tcW w:type="dxa" w:w="1872"/>
+            <w:tcW w:type="dxa" w:w="3120"/>
+          </w:tcPr>
+          <w:p>
+            <w:pPr>
+              <w:spacing w:before="0" w:after="0"/>
+              <w:jc w:val="left"/>
+            </w:pPr>
+            <w:r>
+              <w:rPr>
+                <w:rFonts w:ascii="Times New Roman" w:hAnsi="Times New Roman"/>
+                <w:b w:val="0"/>
+                <w:sz w:val="20"/>
+              </w:rPr>
+              <w:t>Log % land burned (dose-response)</w:t>
+            </w:r>
+          </w:p>
+        </w:tc>
+        <w:tc>
+          <w:tcPr>
+            <w:tcW w:type="dxa" w:w="3120"/>
+          </w:tcPr>
+          <w:p>
+            <w:pPr>
+              <w:spacing w:before="0" w:after="0"/>
+              <w:jc w:val="center"/>
+            </w:pPr>
+            <w:r>
+              <w:rPr>
+                <w:rFonts w:ascii="Times New Roman" w:hAnsi="Times New Roman"/>
+                <w:b w:val="0"/>
+                <w:sz w:val="20"/>
+              </w:rPr>
+              <w:t>—</w:t>
+            </w:r>
+          </w:p>
+        </w:tc>
+        <w:tc>
+          <w:tcPr>
+            <w:tcW w:type="dxa" w:w="3120"/>
+          </w:tcPr>
+          <w:p>
+            <w:pPr>
+              <w:spacing w:before="0" w:after="0"/>
+              <w:jc w:val="center"/>
+            </w:pPr>
+            <w:r>
+              <w:rPr>
+                <w:rFonts w:ascii="Times New Roman" w:hAnsi="Times New Roman"/>
+                <w:b w:val="0"/>
+                <w:sz w:val="20"/>
+              </w:rPr>
+              <w:t>1.180*</w:t>
+              <w:br/>
+              <w:t>(0.496)</w:t>
+            </w:r>
+          </w:p>
+        </w:tc>
+      </w:tr>
+      <w:tr>
+        <w:tc>
+          <w:tcPr>
+            <w:tcW w:type="dxa" w:w="3120"/>
           </w:tcPr>
           <w:p>
             <w:pPr>
@@ -3684,7 +2906,7 @@
         </w:tc>
         <w:tc>
           <w:tcPr>
-            <w:tcW w:type="dxa" w:w="1872"/>
+            <w:tcW w:type="dxa" w:w="3120"/>
           </w:tcPr>
           <w:p>
             <w:pPr>
@@ -3703,7 +2925,7 @@
         </w:tc>
         <w:tc>
           <w:tcPr>
-            <w:tcW w:type="dxa" w:w="1872"/>
+            <w:tcW w:type="dxa" w:w="3120"/>
           </w:tcPr>
           <w:p>
             <w:pPr>
@@ -3720,49 +2942,11 @@
             </w:r>
           </w:p>
         </w:tc>
-        <w:tc>
-          <w:tcPr>
-            <w:tcW w:type="dxa" w:w="1872"/>
-          </w:tcPr>
-          <w:p>
-            <w:pPr>
-              <w:spacing w:before="0" w:after="0"/>
-              <w:jc w:val="center"/>
-            </w:pPr>
-            <w:r>
-              <w:rPr>
-                <w:rFonts w:ascii="Times New Roman" w:hAnsi="Times New Roman"/>
-                <w:b w:val="0"/>
-                <w:sz w:val="20"/>
-              </w:rPr>
-              <w:t>41</w:t>
-            </w:r>
-          </w:p>
-        </w:tc>
-        <w:tc>
-          <w:tcPr>
-            <w:tcW w:type="dxa" w:w="1872"/>
-          </w:tcPr>
-          <w:p>
-            <w:pPr>
-              <w:spacing w:before="0" w:after="0"/>
-              <w:jc w:val="center"/>
-            </w:pPr>
-            <w:r>
-              <w:rPr>
-                <w:rFonts w:ascii="Times New Roman" w:hAnsi="Times New Roman"/>
-                <w:b w:val="0"/>
-                <w:sz w:val="20"/>
-              </w:rPr>
-              <w:t>16</w:t>
-            </w:r>
-          </w:p>
-        </w:tc>
       </w:tr>
       <w:tr>
         <w:tc>
           <w:tcPr>
-            <w:tcW w:type="dxa" w:w="1872"/>
+            <w:tcW w:type="dxa" w:w="3120"/>
           </w:tcPr>
           <w:p>
             <w:pPr>
@@ -3781,7 +2965,7 @@
         </w:tc>
         <w:tc>
           <w:tcPr>
-            <w:tcW w:type="dxa" w:w="1872"/>
+            <w:tcW w:type="dxa" w:w="3120"/>
           </w:tcPr>
           <w:p>
             <w:pPr>
@@ -3799,43 +2983,7 @@
         </w:tc>
         <w:tc>
           <w:tcPr>
-            <w:tcW w:type="dxa" w:w="1872"/>
-          </w:tcPr>
-          <w:p>
-            <w:pPr>
-              <w:spacing w:before="0" w:after="0"/>
-              <w:jc w:val="center"/>
-            </w:pPr>
-            <w:r>
-              <w:rPr>
-                <w:rFonts w:ascii="Times New Roman" w:hAnsi="Times New Roman"/>
-                <w:b w:val="0"/>
-                <w:sz w:val="20"/>
-              </w:rPr>
-            </w:r>
-          </w:p>
-        </w:tc>
-        <w:tc>
-          <w:tcPr>
-            <w:tcW w:type="dxa" w:w="1872"/>
-          </w:tcPr>
-          <w:p>
-            <w:pPr>
-              <w:spacing w:before="0" w:after="0"/>
-              <w:jc w:val="center"/>
-            </w:pPr>
-            <w:r>
-              <w:rPr>
-                <w:rFonts w:ascii="Times New Roman" w:hAnsi="Times New Roman"/>
-                <w:b w:val="0"/>
-                <w:sz w:val="20"/>
-              </w:rPr>
-            </w:r>
-          </w:p>
-        </w:tc>
-        <w:tc>
-          <w:tcPr>
-            <w:tcW w:type="dxa" w:w="1872"/>
+            <w:tcW w:type="dxa" w:w="3120"/>
           </w:tcPr>
           <w:p>
             <w:pPr>
@@ -3855,7 +3003,7 @@
       <w:tr>
         <w:tc>
           <w:tcPr>
-            <w:tcW w:type="dxa" w:w="1872"/>
+            <w:tcW w:type="dxa" w:w="3120"/>
           </w:tcPr>
           <w:p>
             <w:pPr>
@@ -3874,7 +3022,7 @@
         </w:tc>
         <w:tc>
           <w:tcPr>
-            <w:tcW w:type="dxa" w:w="1872"/>
+            <w:tcW w:type="dxa" w:w="3120"/>
           </w:tcPr>
           <w:p>
             <w:pPr>
@@ -3895,148 +3043,7 @@
         </w:tc>
         <w:tc>
           <w:tcPr>
-            <w:tcW w:type="dxa" w:w="1872"/>
-          </w:tcPr>
-          <w:p>
-            <w:pPr>
-              <w:spacing w:before="0" w:after="0"/>
-              <w:jc w:val="center"/>
-            </w:pPr>
-            <w:r>
-              <w:rPr>
-                <w:rFonts w:ascii="Times New Roman" w:hAnsi="Times New Roman"/>
-                <w:b w:val="0"/>
-                <w:sz w:val="20"/>
-              </w:rPr>
-              <w:t>—</w:t>
-            </w:r>
-          </w:p>
-        </w:tc>
-        <w:tc>
-          <w:tcPr>
-            <w:tcW w:type="dxa" w:w="1872"/>
-          </w:tcPr>
-          <w:p>
-            <w:pPr>
-              <w:spacing w:before="0" w:after="0"/>
-              <w:jc w:val="center"/>
-            </w:pPr>
-            <w:r>
-              <w:rPr>
-                <w:rFonts w:ascii="Times New Roman" w:hAnsi="Times New Roman"/>
-                <w:b w:val="0"/>
-                <w:sz w:val="20"/>
-              </w:rPr>
-              <w:t>0.269</w:t>
-              <w:br/>
-              <w:t>(0.355)</w:t>
-            </w:r>
-          </w:p>
-        </w:tc>
-        <w:tc>
-          <w:tcPr>
-            <w:tcW w:type="dxa" w:w="1872"/>
-          </w:tcPr>
-          <w:p>
-            <w:pPr>
-              <w:spacing w:before="0" w:after="0"/>
-              <w:jc w:val="center"/>
-            </w:pPr>
-            <w:r>
-              <w:rPr>
-                <w:rFonts w:ascii="Times New Roman" w:hAnsi="Times New Roman"/>
-                <w:b w:val="0"/>
-                <w:sz w:val="20"/>
-              </w:rPr>
-              <w:t>0.580</w:t>
-              <w:br/>
-              <w:t>(0.410)</w:t>
-            </w:r>
-          </w:p>
-        </w:tc>
-      </w:tr>
-      <w:tr>
-        <w:tc>
-          <w:tcPr>
-            <w:tcW w:type="dxa" w:w="1872"/>
-          </w:tcPr>
-          <w:p>
-            <w:pPr>
-              <w:spacing w:before="0" w:after="0"/>
-              <w:jc w:val="left"/>
-            </w:pPr>
-            <w:r>
-              <w:rPr>
-                <w:rFonts w:ascii="Times New Roman" w:hAnsi="Times New Roman"/>
-                <w:b w:val="0"/>
-                <w:sz w:val="20"/>
-              </w:rPr>
-              <w:t>Log % land burned (dose-response)</w:t>
-            </w:r>
-          </w:p>
-        </w:tc>
-        <w:tc>
-          <w:tcPr>
-            <w:tcW w:type="dxa" w:w="1872"/>
-          </w:tcPr>
-          <w:p>
-            <w:pPr>
-              <w:spacing w:before="0" w:after="0"/>
-              <w:jc w:val="center"/>
-            </w:pPr>
-            <w:r>
-              <w:rPr>
-                <w:rFonts w:ascii="Times New Roman" w:hAnsi="Times New Roman"/>
-                <w:b w:val="0"/>
-                <w:sz w:val="20"/>
-              </w:rPr>
-              <w:t>—</w:t>
-            </w:r>
-          </w:p>
-        </w:tc>
-        <w:tc>
-          <w:tcPr>
-            <w:tcW w:type="dxa" w:w="1872"/>
-          </w:tcPr>
-          <w:p>
-            <w:pPr>
-              <w:spacing w:before="0" w:after="0"/>
-              <w:jc w:val="center"/>
-            </w:pPr>
-            <w:r>
-              <w:rPr>
-                <w:rFonts w:ascii="Times New Roman" w:hAnsi="Times New Roman"/>
-                <w:b w:val="0"/>
-                <w:sz w:val="20"/>
-              </w:rPr>
-              <w:t>0.198</w:t>
-              <w:br/>
-              <w:t>(0.269)</w:t>
-            </w:r>
-          </w:p>
-        </w:tc>
-        <w:tc>
-          <w:tcPr>
-            <w:tcW w:type="dxa" w:w="1872"/>
-          </w:tcPr>
-          <w:p>
-            <w:pPr>
-              <w:spacing w:before="0" w:after="0"/>
-              <w:jc w:val="center"/>
-            </w:pPr>
-            <w:r>
-              <w:rPr>
-                <w:rFonts w:ascii="Times New Roman" w:hAnsi="Times New Roman"/>
-                <w:b w:val="0"/>
-                <w:sz w:val="20"/>
-              </w:rPr>
-              <w:t>—</w:t>
-            </w:r>
-          </w:p>
-        </w:tc>
-        <w:tc>
-          <w:tcPr>
-            <w:tcW w:type="dxa" w:w="1872"/>
+            <w:tcW w:type="dxa" w:w="3120"/>
           </w:tcPr>
           <w:p>
             <w:pPr>
@@ -4057,7 +3064,68 @@
       <w:tr>
         <w:tc>
           <w:tcPr>
-            <w:tcW w:type="dxa" w:w="1872"/>
+            <w:tcW w:type="dxa" w:w="3120"/>
+          </w:tcPr>
+          <w:p>
+            <w:pPr>
+              <w:spacing w:before="0" w:after="0"/>
+              <w:jc w:val="left"/>
+            </w:pPr>
+            <w:r>
+              <w:rPr>
+                <w:rFonts w:ascii="Times New Roman" w:hAnsi="Times New Roman"/>
+                <w:b w:val="0"/>
+                <w:sz w:val="20"/>
+              </w:rPr>
+              <w:t>Log % land burned (dose-response)</w:t>
+            </w:r>
+          </w:p>
+        </w:tc>
+        <w:tc>
+          <w:tcPr>
+            <w:tcW w:type="dxa" w:w="3120"/>
+          </w:tcPr>
+          <w:p>
+            <w:pPr>
+              <w:spacing w:before="0" w:after="0"/>
+              <w:jc w:val="center"/>
+            </w:pPr>
+            <w:r>
+              <w:rPr>
+                <w:rFonts w:ascii="Times New Roman" w:hAnsi="Times New Roman"/>
+                <w:b w:val="0"/>
+                <w:sz w:val="20"/>
+              </w:rPr>
+              <w:t>—</w:t>
+            </w:r>
+          </w:p>
+        </w:tc>
+        <w:tc>
+          <w:tcPr>
+            <w:tcW w:type="dxa" w:w="3120"/>
+          </w:tcPr>
+          <w:p>
+            <w:pPr>
+              <w:spacing w:before="0" w:after="0"/>
+              <w:jc w:val="center"/>
+            </w:pPr>
+            <w:r>
+              <w:rPr>
+                <w:rFonts w:ascii="Times New Roman" w:hAnsi="Times New Roman"/>
+                <w:b w:val="0"/>
+                <w:sz w:val="20"/>
+              </w:rPr>
+              <w:t>0.198</w:t>
+              <w:br/>
+              <w:t>(0.269)</w:t>
+            </w:r>
+          </w:p>
+        </w:tc>
+      </w:tr>
+      <w:tr>
+        <w:tc>
+          <w:tcPr>
+            <w:tcW w:type="dxa" w:w="3120"/>
           </w:tcPr>
           <w:p>
             <w:pPr>
@@ -4076,7 +3144,7 @@
         </w:tc>
         <w:tc>
           <w:tcPr>
-            <w:tcW w:type="dxa" w:w="1872"/>
+            <w:tcW w:type="dxa" w:w="3120"/>
           </w:tcPr>
           <w:p>
             <w:pPr>
@@ -4095,7 +3163,7 @@
         </w:tc>
         <w:tc>
           <w:tcPr>
-            <w:tcW w:type="dxa" w:w="1872"/>
+            <w:tcW w:type="dxa" w:w="3120"/>
           </w:tcPr>
           <w:p>
             <w:pPr>
@@ -4109,44 +3177,6 @@
                 <w:sz w:val="20"/>
               </w:rPr>
               <w:t>79</w:t>
-            </w:r>
-          </w:p>
-        </w:tc>
-        <w:tc>
-          <w:tcPr>
-            <w:tcW w:type="dxa" w:w="1872"/>
-          </w:tcPr>
-          <w:p>
-            <w:pPr>
-              <w:spacing w:before="0" w:after="0"/>
-              <w:jc w:val="center"/>
-            </w:pPr>
-            <w:r>
-              <w:rPr>
-                <w:rFonts w:ascii="Times New Roman" w:hAnsi="Times New Roman"/>
-                <w:b w:val="0"/>
-                <w:sz w:val="20"/>
-              </w:rPr>
-              <w:t>41</w:t>
-            </w:r>
-          </w:p>
-        </w:tc>
-        <w:tc>
-          <w:tcPr>
-            <w:tcW w:type="dxa" w:w="1872"/>
-          </w:tcPr>
-          <w:p>
-            <w:pPr>
-              <w:spacing w:before="0" w:after="0"/>
-              <w:jc w:val="center"/>
-            </w:pPr>
-            <w:r>
-              <w:rPr>
-                <w:rFonts w:ascii="Times New Roman" w:hAnsi="Times New Roman"/>
-                <w:b w:val="0"/>
-                <w:sz w:val="20"/>
-              </w:rPr>
-              <w:t>16</w:t>
             </w:r>
           </w:p>
         </w:tc>
@@ -4164,7 +3194,7 @@
           <w:i/>
           <w:sz w:val="20"/>
         </w:rPr>
-        <w:t>Notes: Outcome is 2019 CDC PLACES county-level prevalence. Columns (1)/(3)/(4): OLS with binary treatment indicator. Column (2): OLS with log(1 + PctBurned) among T1 treated counties. Controls: 2011–2014 means of IHS suicide rate, IHS overdose rate, unemployment rate; 2013 RUCC score. Heteroskedasticity-robust SEs in parentheses. *** p&lt;0.01, ** p&lt;0.05, * p&lt;0.10.</w:t>
+        <w:t>Notes: Outcome is 2019 CDC PLACES county-level prevalence. Column (1): OLS with binary T1 treatment indicator. Column (2): OLS with log(1 + PctBurned) among T1 treated counties. Controls: 2011–2014 mean unemployment rate; 2013 RUCC score. Heteroskedasticity-robust SEs in parentheses. *** p&lt;0.01, ** p&lt;0.05, * p&lt;0.10.</w:t>
       </w:r>
     </w:p>
     <w:p>
@@ -4179,1896 +3209,23 @@
           <w:i/>
           <w:sz w:val="20"/>
         </w:rPr>
-        <w:t>Notes: Outcome is 2019 CDC PLACES county-level prevalence. Columns (1)/(3)/(4): OLS with binary treatment indicator (Eq. 4). Column (2): OLS with log(1 + PctBurned_2015) among treated counties (Eq. 5). Controls: 2011-2014 means of IHS suicide rate, IHS overdose rate, unemployment rate; 2013 RUCC score. Heteroskedasticity-robust SEs in parentheses. *** p&lt;0.01, ** p&lt;0.05, * p&lt;0.10.</w:t>
+        <w:t>Notes: Outcome is 2019 CDC PLACES county-level prevalence. Column (1): OLS with binary T1 treatment indicator. Column (2): OLS with log(1 + PctBurned_2015) among T1 treated counties. Controls: 2011-2014 mean unemployment rate; 2013 RUCC score. Heteroskedasticity-robust SEs in parentheses. *** p&lt;0.01, ** p&lt;0.05, * p&lt;0.10.</w:t>
       </w:r>
     </w:p>
     <w:p>
       <w:pPr>
-        <w:spacing w:line="276" w:lineRule="auto" w:before="120" w:after="80"/>
-        <w:jc w:val="left"/>
-      </w:pPr>
-      <w:r>
-        <w:rPr>
-          <w:rFonts w:ascii="Times New Roman" w:hAnsi="Times New Roman"/>
-          <w:b/>
-          <w:i w:val="0"/>
-          <w:sz w:val="24"/>
-        </w:rPr>
-        <w:t>Table 3. Wildfire Effects on Suicide and Drug Overdose Mortality: DiD Estimates</w:t>
-      </w:r>
-    </w:p>
-    <w:tbl>
-      <w:tblPr>
-        <w:tblStyle w:val="TableGrid"/>
-        <w:tblW w:type="auto" w:w="0"/>
-        <w:tblLook w:firstColumn="1" w:firstRow="1" w:lastColumn="0" w:lastRow="0" w:noHBand="0" w:noVBand="1" w:val="04A0"/>
-      </w:tblPr>
-      <w:tblGrid>
-        <w:gridCol w:w="1872"/>
-        <w:gridCol w:w="1872"/>
-        <w:gridCol w:w="1872"/>
-        <w:gridCol w:w="1872"/>
-        <w:gridCol w:w="1872"/>
-      </w:tblGrid>
-      <w:tr>
-        <w:tc>
-          <w:tcPr>
-            <w:tcW w:type="dxa" w:w="1872"/>
-          </w:tcPr>
-          <w:p>
-            <w:pPr>
-              <w:spacing w:before="0" w:after="0"/>
-              <w:jc w:val="center"/>
-            </w:pPr>
-            <w:r>
-              <w:rPr>
-                <w:rFonts w:ascii="Times New Roman" w:hAnsi="Times New Roman"/>
-                <w:b/>
-                <w:sz w:val="20"/>
-              </w:rPr>
-            </w:r>
-          </w:p>
-        </w:tc>
-        <w:tc>
-          <w:tcPr>
-            <w:tcW w:type="dxa" w:w="1872"/>
-          </w:tcPr>
-          <w:p>
-            <w:pPr>
-              <w:spacing w:before="0" w:after="0"/>
-              <w:jc w:val="center"/>
-            </w:pPr>
-            <w:r>
-              <w:rPr>
-                <w:rFonts w:ascii="Times New Roman" w:hAnsi="Times New Roman"/>
-                <w:b/>
-                <w:sz w:val="20"/>
-              </w:rPr>
-              <w:t>Outcome</w:t>
-            </w:r>
-          </w:p>
-        </w:tc>
-        <w:tc>
-          <w:tcPr>
-            <w:tcW w:type="dxa" w:w="1872"/>
-          </w:tcPr>
-          <w:p>
-            <w:pPr>
-              <w:spacing w:before="0" w:after="0"/>
-              <w:jc w:val="center"/>
-            </w:pPr>
-            <w:r>
-              <w:rPr>
-                <w:rFonts w:ascii="Times New Roman" w:hAnsi="Times New Roman"/>
-                <w:b/>
-                <w:sz w:val="20"/>
-              </w:rPr>
-              <w:t>ATT</w:t>
-            </w:r>
-          </w:p>
-        </w:tc>
-        <w:tc>
-          <w:tcPr>
-            <w:tcW w:type="dxa" w:w="1872"/>
-          </w:tcPr>
-          <w:p>
-            <w:pPr>
-              <w:spacing w:before="0" w:after="0"/>
-              <w:jc w:val="center"/>
-            </w:pPr>
-            <w:r>
-              <w:rPr>
-                <w:rFonts w:ascii="Times New Roman" w:hAnsi="Times New Roman"/>
-                <w:b/>
-                <w:sz w:val="20"/>
-              </w:rPr>
-              <w:t>SE</w:t>
-            </w:r>
-          </w:p>
-        </w:tc>
-        <w:tc>
-          <w:tcPr>
-            <w:tcW w:type="dxa" w:w="1872"/>
-          </w:tcPr>
-          <w:p>
-            <w:pPr>
-              <w:spacing w:before="0" w:after="0"/>
-              <w:jc w:val="center"/>
-            </w:pPr>
-            <w:r>
-              <w:rPr>
-                <w:rFonts w:ascii="Times New Roman" w:hAnsi="Times New Roman"/>
-                <w:b/>
-                <w:sz w:val="20"/>
-              </w:rPr>
-              <w:t>p-value</w:t>
-            </w:r>
-          </w:p>
-        </w:tc>
-      </w:tr>
-      <w:tr>
-        <w:tc>
-          <w:tcPr>
-            <w:tcW w:type="dxa" w:w="1872"/>
-          </w:tcPr>
-          <w:p>
-            <w:pPr>
-              <w:spacing w:before="0" w:after="0"/>
-              <w:jc w:val="left"/>
-            </w:pPr>
-            <w:r>
-              <w:rPr>
-                <w:rFonts w:ascii="Times New Roman" w:hAnsi="Times New Roman"/>
-                <w:b/>
-                <w:sz w:val="20"/>
-              </w:rPr>
-              <w:t>Panel A: Simple DiD ATT (TWFE)</w:t>
-            </w:r>
-          </w:p>
-        </w:tc>
-        <w:tc>
-          <w:tcPr>
-            <w:tcW w:type="dxa" w:w="1872"/>
-          </w:tcPr>
-          <w:p>
-            <w:pPr>
-              <w:spacing w:before="0" w:after="0"/>
-              <w:jc w:val="left"/>
-            </w:pPr>
-            <w:r>
-              <w:rPr>
-                <w:rFonts w:ascii="Times New Roman" w:hAnsi="Times New Roman"/>
-                <w:b w:val="0"/>
-                <w:sz w:val="20"/>
-              </w:rPr>
-            </w:r>
-          </w:p>
-        </w:tc>
-        <w:tc>
-          <w:tcPr>
-            <w:tcW w:type="dxa" w:w="1872"/>
-          </w:tcPr>
-          <w:p>
-            <w:pPr>
-              <w:spacing w:before="0" w:after="0"/>
-              <w:jc w:val="left"/>
-            </w:pPr>
-            <w:r>
-              <w:rPr>
-                <w:rFonts w:ascii="Times New Roman" w:hAnsi="Times New Roman"/>
-                <w:b w:val="0"/>
-                <w:sz w:val="20"/>
-              </w:rPr>
-            </w:r>
-          </w:p>
-        </w:tc>
-        <w:tc>
-          <w:tcPr>
-            <w:tcW w:type="dxa" w:w="1872"/>
-          </w:tcPr>
-          <w:p>
-            <w:pPr>
-              <w:spacing w:before="0" w:after="0"/>
-              <w:jc w:val="left"/>
-            </w:pPr>
-            <w:r>
-              <w:rPr>
-                <w:rFonts w:ascii="Times New Roman" w:hAnsi="Times New Roman"/>
-                <w:b w:val="0"/>
-                <w:sz w:val="20"/>
-              </w:rPr>
-            </w:r>
-          </w:p>
-        </w:tc>
-        <w:tc>
-          <w:tcPr>
-            <w:tcW w:type="dxa" w:w="1872"/>
-          </w:tcPr>
-          <w:p>
-            <w:pPr>
-              <w:spacing w:before="0" w:after="0"/>
-              <w:jc w:val="left"/>
-            </w:pPr>
-            <w:r>
-              <w:rPr>
-                <w:rFonts w:ascii="Times New Roman" w:hAnsi="Times New Roman"/>
-                <w:b w:val="0"/>
-                <w:sz w:val="20"/>
-              </w:rPr>
-            </w:r>
-          </w:p>
-        </w:tc>
-      </w:tr>
-      <w:tr>
-        <w:tc>
-          <w:tcPr>
-            <w:tcW w:type="dxa" w:w="1872"/>
-          </w:tcPr>
-          <w:p>
-            <w:pPr>
-              <w:spacing w:before="0" w:after="0"/>
-              <w:jc w:val="left"/>
-            </w:pPr>
-            <w:r>
-              <w:rPr>
-                <w:rFonts w:ascii="Times New Roman" w:hAnsi="Times New Roman"/>
-                <w:b w:val="0"/>
-                <w:sz w:val="20"/>
-              </w:rPr>
-              <w:t>T1</w:t>
-            </w:r>
-          </w:p>
-        </w:tc>
-        <w:tc>
-          <w:tcPr>
-            <w:tcW w:type="dxa" w:w="1872"/>
-          </w:tcPr>
-          <w:p>
-            <w:pPr>
-              <w:spacing w:before="0" w:after="0"/>
-              <w:jc w:val="left"/>
-            </w:pPr>
-            <w:r>
-              <w:rPr>
-                <w:rFonts w:ascii="Times New Roman" w:hAnsi="Times New Roman"/>
-                <w:b w:val="0"/>
-                <w:sz w:val="20"/>
-              </w:rPr>
-              <w:t>Suicide</w:t>
-            </w:r>
-          </w:p>
-        </w:tc>
-        <w:tc>
-          <w:tcPr>
-            <w:tcW w:type="dxa" w:w="1872"/>
-          </w:tcPr>
-          <w:p>
-            <w:pPr>
-              <w:spacing w:before="0" w:after="0"/>
-              <w:jc w:val="center"/>
-            </w:pPr>
-            <w:r>
-              <w:rPr>
-                <w:rFonts w:ascii="Times New Roman" w:hAnsi="Times New Roman"/>
-                <w:b w:val="0"/>
-                <w:sz w:val="20"/>
-              </w:rPr>
-              <w:t>+0.195</w:t>
-            </w:r>
-          </w:p>
-        </w:tc>
-        <w:tc>
-          <w:tcPr>
-            <w:tcW w:type="dxa" w:w="1872"/>
-          </w:tcPr>
-          <w:p>
-            <w:pPr>
-              <w:spacing w:before="0" w:after="0"/>
-              <w:jc w:val="center"/>
-            </w:pPr>
-            <w:r>
-              <w:rPr>
-                <w:rFonts w:ascii="Times New Roman" w:hAnsi="Times New Roman"/>
-                <w:b w:val="0"/>
-                <w:sz w:val="20"/>
-              </w:rPr>
-              <w:t>0.200</w:t>
-            </w:r>
-          </w:p>
-        </w:tc>
-        <w:tc>
-          <w:tcPr>
-            <w:tcW w:type="dxa" w:w="1872"/>
-          </w:tcPr>
-          <w:p>
-            <w:pPr>
-              <w:spacing w:before="0" w:after="0"/>
-              <w:jc w:val="center"/>
-            </w:pPr>
-            <w:r>
-              <w:rPr>
-                <w:rFonts w:ascii="Times New Roman" w:hAnsi="Times New Roman"/>
-                <w:b w:val="0"/>
-                <w:sz w:val="20"/>
-              </w:rPr>
-              <w:t>0.331</w:t>
-            </w:r>
-          </w:p>
-        </w:tc>
-      </w:tr>
-      <w:tr>
-        <w:tc>
-          <w:tcPr>
-            <w:tcW w:type="dxa" w:w="1872"/>
-          </w:tcPr>
-          <w:p>
-            <w:pPr>
-              <w:spacing w:before="0" w:after="0"/>
-              <w:jc w:val="left"/>
-            </w:pPr>
-            <w:r>
-              <w:rPr>
-                <w:rFonts w:ascii="Times New Roman" w:hAnsi="Times New Roman"/>
-                <w:b w:val="0"/>
-                <w:sz w:val="20"/>
-              </w:rPr>
-              <w:t>T1</w:t>
-            </w:r>
-          </w:p>
-        </w:tc>
-        <w:tc>
-          <w:tcPr>
-            <w:tcW w:type="dxa" w:w="1872"/>
-          </w:tcPr>
-          <w:p>
-            <w:pPr>
-              <w:spacing w:before="0" w:after="0"/>
-              <w:jc w:val="left"/>
-            </w:pPr>
-            <w:r>
-              <w:rPr>
-                <w:rFonts w:ascii="Times New Roman" w:hAnsi="Times New Roman"/>
-                <w:b w:val="0"/>
-                <w:sz w:val="20"/>
-              </w:rPr>
-              <w:t>Overdose</w:t>
-            </w:r>
-          </w:p>
-        </w:tc>
-        <w:tc>
-          <w:tcPr>
-            <w:tcW w:type="dxa" w:w="1872"/>
-          </w:tcPr>
-          <w:p>
-            <w:pPr>
-              <w:spacing w:before="0" w:after="0"/>
-              <w:jc w:val="center"/>
-            </w:pPr>
-            <w:r>
-              <w:rPr>
-                <w:rFonts w:ascii="Times New Roman" w:hAnsi="Times New Roman"/>
-                <w:b w:val="0"/>
-                <w:sz w:val="20"/>
-              </w:rPr>
-              <w:t>+0.213</w:t>
-            </w:r>
-          </w:p>
-        </w:tc>
-        <w:tc>
-          <w:tcPr>
-            <w:tcW w:type="dxa" w:w="1872"/>
-          </w:tcPr>
-          <w:p>
-            <w:pPr>
-              <w:spacing w:before="0" w:after="0"/>
-              <w:jc w:val="center"/>
-            </w:pPr>
-            <w:r>
-              <w:rPr>
-                <w:rFonts w:ascii="Times New Roman" w:hAnsi="Times New Roman"/>
-                <w:b w:val="0"/>
-                <w:sz w:val="20"/>
-              </w:rPr>
-              <w:t>0.201</w:t>
-            </w:r>
-          </w:p>
-        </w:tc>
-        <w:tc>
-          <w:tcPr>
-            <w:tcW w:type="dxa" w:w="1872"/>
-          </w:tcPr>
-          <w:p>
-            <w:pPr>
-              <w:spacing w:before="0" w:after="0"/>
-              <w:jc w:val="center"/>
-            </w:pPr>
-            <w:r>
-              <w:rPr>
-                <w:rFonts w:ascii="Times New Roman" w:hAnsi="Times New Roman"/>
-                <w:b w:val="0"/>
-                <w:sz w:val="20"/>
-              </w:rPr>
-              <w:t>0.291</w:t>
-            </w:r>
-          </w:p>
-        </w:tc>
-      </w:tr>
-      <w:tr>
-        <w:tc>
-          <w:tcPr>
-            <w:tcW w:type="dxa" w:w="1872"/>
-          </w:tcPr>
-          <w:p>
-            <w:pPr>
-              <w:spacing w:before="0" w:after="0"/>
-              <w:jc w:val="left"/>
-            </w:pPr>
-            <w:r>
-              <w:rPr>
-                <w:rFonts w:ascii="Times New Roman" w:hAnsi="Times New Roman"/>
-                <w:b w:val="0"/>
-                <w:sz w:val="20"/>
-              </w:rPr>
-              <w:t>T3</w:t>
-            </w:r>
-          </w:p>
-        </w:tc>
-        <w:tc>
-          <w:tcPr>
-            <w:tcW w:type="dxa" w:w="1872"/>
-          </w:tcPr>
-          <w:p>
-            <w:pPr>
-              <w:spacing w:before="0" w:after="0"/>
-              <w:jc w:val="left"/>
-            </w:pPr>
-            <w:r>
-              <w:rPr>
-                <w:rFonts w:ascii="Times New Roman" w:hAnsi="Times New Roman"/>
-                <w:b w:val="0"/>
-                <w:sz w:val="20"/>
-              </w:rPr>
-              <w:t>Suicide</w:t>
-            </w:r>
-          </w:p>
-        </w:tc>
-        <w:tc>
-          <w:tcPr>
-            <w:tcW w:type="dxa" w:w="1872"/>
-          </w:tcPr>
-          <w:p>
-            <w:pPr>
-              <w:spacing w:before="0" w:after="0"/>
-              <w:jc w:val="center"/>
-            </w:pPr>
-            <w:r>
-              <w:rPr>
-                <w:rFonts w:ascii="Times New Roman" w:hAnsi="Times New Roman"/>
-                <w:b w:val="0"/>
-                <w:sz w:val="20"/>
-              </w:rPr>
-              <w:t>−0.056</w:t>
-            </w:r>
-          </w:p>
-        </w:tc>
-        <w:tc>
-          <w:tcPr>
-            <w:tcW w:type="dxa" w:w="1872"/>
-          </w:tcPr>
-          <w:p>
-            <w:pPr>
-              <w:spacing w:before="0" w:after="0"/>
-              <w:jc w:val="center"/>
-            </w:pPr>
-            <w:r>
-              <w:rPr>
-                <w:rFonts w:ascii="Times New Roman" w:hAnsi="Times New Roman"/>
-                <w:b w:val="0"/>
-                <w:sz w:val="20"/>
-              </w:rPr>
-              <w:t>—</w:t>
-            </w:r>
-          </w:p>
-        </w:tc>
-        <w:tc>
-          <w:tcPr>
-            <w:tcW w:type="dxa" w:w="1872"/>
-          </w:tcPr>
-          <w:p>
-            <w:pPr>
-              <w:spacing w:before="0" w:after="0"/>
-              <w:jc w:val="center"/>
-            </w:pPr>
-            <w:r>
-              <w:rPr>
-                <w:rFonts w:ascii="Times New Roman" w:hAnsi="Times New Roman"/>
-                <w:b w:val="0"/>
-                <w:sz w:val="20"/>
-              </w:rPr>
-              <w:t>0.766</w:t>
-            </w:r>
-          </w:p>
-        </w:tc>
-      </w:tr>
-      <w:tr>
-        <w:tc>
-          <w:tcPr>
-            <w:tcW w:type="dxa" w:w="1872"/>
-          </w:tcPr>
-          <w:p>
-            <w:pPr>
-              <w:spacing w:before="0" w:after="0"/>
-              <w:jc w:val="left"/>
-            </w:pPr>
-            <w:r>
-              <w:rPr>
-                <w:rFonts w:ascii="Times New Roman" w:hAnsi="Times New Roman"/>
-                <w:b/>
-                <w:sz w:val="20"/>
-              </w:rPr>
-              <w:t>Panel B: Collapsed 2×2 DiD</w:t>
-            </w:r>
-          </w:p>
-        </w:tc>
-        <w:tc>
-          <w:tcPr>
-            <w:tcW w:type="dxa" w:w="1872"/>
-          </w:tcPr>
-          <w:p>
-            <w:pPr>
-              <w:spacing w:before="0" w:after="0"/>
-              <w:jc w:val="left"/>
-            </w:pPr>
-            <w:r>
-              <w:rPr>
-                <w:rFonts w:ascii="Times New Roman" w:hAnsi="Times New Roman"/>
-                <w:b w:val="0"/>
-                <w:sz w:val="20"/>
-              </w:rPr>
-            </w:r>
-          </w:p>
-        </w:tc>
-        <w:tc>
-          <w:tcPr>
-            <w:tcW w:type="dxa" w:w="1872"/>
-          </w:tcPr>
-          <w:p>
-            <w:pPr>
-              <w:spacing w:before="0" w:after="0"/>
-              <w:jc w:val="left"/>
-            </w:pPr>
-            <w:r>
-              <w:rPr>
-                <w:rFonts w:ascii="Times New Roman" w:hAnsi="Times New Roman"/>
-                <w:b w:val="0"/>
-                <w:sz w:val="20"/>
-              </w:rPr>
-            </w:r>
-          </w:p>
-        </w:tc>
-        <w:tc>
-          <w:tcPr>
-            <w:tcW w:type="dxa" w:w="1872"/>
-          </w:tcPr>
-          <w:p>
-            <w:pPr>
-              <w:spacing w:before="0" w:after="0"/>
-              <w:jc w:val="left"/>
-            </w:pPr>
-            <w:r>
-              <w:rPr>
-                <w:rFonts w:ascii="Times New Roman" w:hAnsi="Times New Roman"/>
-                <w:b w:val="0"/>
-                <w:sz w:val="20"/>
-              </w:rPr>
-            </w:r>
-          </w:p>
-        </w:tc>
-        <w:tc>
-          <w:tcPr>
-            <w:tcW w:type="dxa" w:w="1872"/>
-          </w:tcPr>
-          <w:p>
-            <w:pPr>
-              <w:spacing w:before="0" w:after="0"/>
-              <w:jc w:val="left"/>
-            </w:pPr>
-            <w:r>
-              <w:rPr>
-                <w:rFonts w:ascii="Times New Roman" w:hAnsi="Times New Roman"/>
-                <w:b w:val="0"/>
-                <w:sz w:val="20"/>
-              </w:rPr>
-            </w:r>
-          </w:p>
-        </w:tc>
-      </w:tr>
-      <w:tr>
-        <w:tc>
-          <w:tcPr>
-            <w:tcW w:type="dxa" w:w="1872"/>
-          </w:tcPr>
-          <w:p>
-            <w:pPr>
-              <w:spacing w:before="0" w:after="0"/>
-              <w:jc w:val="left"/>
-            </w:pPr>
-            <w:r>
-              <w:rPr>
-                <w:rFonts w:ascii="Times New Roman" w:hAnsi="Times New Roman"/>
-                <w:b w:val="0"/>
-                <w:sz w:val="20"/>
-              </w:rPr>
-              <w:t>T1 ≥1,000 ac</w:t>
-            </w:r>
-          </w:p>
-        </w:tc>
-        <w:tc>
-          <w:tcPr>
-            <w:tcW w:type="dxa" w:w="1872"/>
-          </w:tcPr>
-          <w:p>
-            <w:pPr>
-              <w:spacing w:before="0" w:after="0"/>
-              <w:jc w:val="left"/>
-            </w:pPr>
-            <w:r>
-              <w:rPr>
-                <w:rFonts w:ascii="Times New Roman" w:hAnsi="Times New Roman"/>
-                <w:b w:val="0"/>
-                <w:sz w:val="20"/>
-              </w:rPr>
-              <w:t>Suicide</w:t>
-            </w:r>
-          </w:p>
-        </w:tc>
-        <w:tc>
-          <w:tcPr>
-            <w:tcW w:type="dxa" w:w="1872"/>
-          </w:tcPr>
-          <w:p>
-            <w:pPr>
-              <w:spacing w:before="0" w:after="0"/>
-              <w:jc w:val="center"/>
-            </w:pPr>
-            <w:r>
-              <w:rPr>
-                <w:rFonts w:ascii="Times New Roman" w:hAnsi="Times New Roman"/>
-                <w:b w:val="0"/>
-                <w:sz w:val="20"/>
-              </w:rPr>
-              <w:t>+0.131</w:t>
-            </w:r>
-          </w:p>
-        </w:tc>
-        <w:tc>
-          <w:tcPr>
-            <w:tcW w:type="dxa" w:w="1872"/>
-          </w:tcPr>
-          <w:p>
-            <w:pPr>
-              <w:spacing w:before="0" w:after="0"/>
-              <w:jc w:val="center"/>
-            </w:pPr>
-            <w:r>
-              <w:rPr>
-                <w:rFonts w:ascii="Times New Roman" w:hAnsi="Times New Roman"/>
-                <w:b w:val="0"/>
-                <w:sz w:val="20"/>
-              </w:rPr>
-              <w:t>0.181</w:t>
-            </w:r>
-          </w:p>
-        </w:tc>
-        <w:tc>
-          <w:tcPr>
-            <w:tcW w:type="dxa" w:w="1872"/>
-          </w:tcPr>
-          <w:p>
-            <w:pPr>
-              <w:spacing w:before="0" w:after="0"/>
-              <w:jc w:val="center"/>
-            </w:pPr>
-            <w:r>
-              <w:rPr>
-                <w:rFonts w:ascii="Times New Roman" w:hAnsi="Times New Roman"/>
-                <w:b w:val="0"/>
-                <w:sz w:val="20"/>
-              </w:rPr>
-              <w:t>0.472</w:t>
-            </w:r>
-          </w:p>
-        </w:tc>
-      </w:tr>
-      <w:tr>
-        <w:tc>
-          <w:tcPr>
-            <w:tcW w:type="dxa" w:w="1872"/>
-          </w:tcPr>
-          <w:p>
-            <w:pPr>
-              <w:spacing w:before="0" w:after="0"/>
-              <w:jc w:val="left"/>
-            </w:pPr>
-            <w:r>
-              <w:rPr>
-                <w:rFonts w:ascii="Times New Roman" w:hAnsi="Times New Roman"/>
-                <w:b w:val="0"/>
-                <w:sz w:val="20"/>
-              </w:rPr>
-              <w:t>T1 ≥1,000 ac</w:t>
-            </w:r>
-          </w:p>
-        </w:tc>
-        <w:tc>
-          <w:tcPr>
-            <w:tcW w:type="dxa" w:w="1872"/>
-          </w:tcPr>
-          <w:p>
-            <w:pPr>
-              <w:spacing w:before="0" w:after="0"/>
-              <w:jc w:val="left"/>
-            </w:pPr>
-            <w:r>
-              <w:rPr>
-                <w:rFonts w:ascii="Times New Roman" w:hAnsi="Times New Roman"/>
-                <w:b w:val="0"/>
-                <w:sz w:val="20"/>
-              </w:rPr>
-              <w:t>Overdose</w:t>
-            </w:r>
-          </w:p>
-        </w:tc>
-        <w:tc>
-          <w:tcPr>
-            <w:tcW w:type="dxa" w:w="1872"/>
-          </w:tcPr>
-          <w:p>
-            <w:pPr>
-              <w:spacing w:before="0" w:after="0"/>
-              <w:jc w:val="center"/>
-            </w:pPr>
-            <w:r>
-              <w:rPr>
-                <w:rFonts w:ascii="Times New Roman" w:hAnsi="Times New Roman"/>
-                <w:b w:val="0"/>
-                <w:sz w:val="20"/>
-              </w:rPr>
-              <w:t>+0.205</w:t>
-            </w:r>
-          </w:p>
-        </w:tc>
-        <w:tc>
-          <w:tcPr>
-            <w:tcW w:type="dxa" w:w="1872"/>
-          </w:tcPr>
-          <w:p>
-            <w:pPr>
-              <w:spacing w:before="0" w:after="0"/>
-              <w:jc w:val="center"/>
-            </w:pPr>
-            <w:r>
-              <w:rPr>
-                <w:rFonts w:ascii="Times New Roman" w:hAnsi="Times New Roman"/>
-                <w:b w:val="0"/>
-                <w:sz w:val="20"/>
-              </w:rPr>
-              <w:t>0.177</w:t>
-            </w:r>
-          </w:p>
-        </w:tc>
-        <w:tc>
-          <w:tcPr>
-            <w:tcW w:type="dxa" w:w="1872"/>
-          </w:tcPr>
-          <w:p>
-            <w:pPr>
-              <w:spacing w:before="0" w:after="0"/>
-              <w:jc w:val="center"/>
-            </w:pPr>
-            <w:r>
-              <w:rPr>
-                <w:rFonts w:ascii="Times New Roman" w:hAnsi="Times New Roman"/>
-                <w:b w:val="0"/>
-                <w:sz w:val="20"/>
-              </w:rPr>
-              <w:t>0.250</w:t>
-            </w:r>
-          </w:p>
-        </w:tc>
-      </w:tr>
-      <w:tr>
-        <w:tc>
-          <w:tcPr>
-            <w:tcW w:type="dxa" w:w="1872"/>
-          </w:tcPr>
-          <w:p>
-            <w:pPr>
-              <w:spacing w:before="0" w:after="0"/>
-              <w:jc w:val="left"/>
-            </w:pPr>
-            <w:r>
-              <w:rPr>
-                <w:rFonts w:ascii="Times New Roman" w:hAnsi="Times New Roman"/>
-                <w:b w:val="0"/>
-                <w:sz w:val="20"/>
-              </w:rPr>
-              <w:t>T2 ≥5,000 ac</w:t>
-            </w:r>
-          </w:p>
-        </w:tc>
-        <w:tc>
-          <w:tcPr>
-            <w:tcW w:type="dxa" w:w="1872"/>
-          </w:tcPr>
-          <w:p>
-            <w:pPr>
-              <w:spacing w:before="0" w:after="0"/>
-              <w:jc w:val="left"/>
-            </w:pPr>
-            <w:r>
-              <w:rPr>
-                <w:rFonts w:ascii="Times New Roman" w:hAnsi="Times New Roman"/>
-                <w:b w:val="0"/>
-                <w:sz w:val="20"/>
-              </w:rPr>
-              <w:t>Suicide</w:t>
-            </w:r>
-          </w:p>
-        </w:tc>
-        <w:tc>
-          <w:tcPr>
-            <w:tcW w:type="dxa" w:w="1872"/>
-          </w:tcPr>
-          <w:p>
-            <w:pPr>
-              <w:spacing w:before="0" w:after="0"/>
-              <w:jc w:val="center"/>
-            </w:pPr>
-            <w:r>
-              <w:rPr>
-                <w:rFonts w:ascii="Times New Roman" w:hAnsi="Times New Roman"/>
-                <w:b w:val="0"/>
-                <w:sz w:val="20"/>
-              </w:rPr>
-              <w:t>+0.113</w:t>
-            </w:r>
-          </w:p>
-        </w:tc>
-        <w:tc>
-          <w:tcPr>
-            <w:tcW w:type="dxa" w:w="1872"/>
-          </w:tcPr>
-          <w:p>
-            <w:pPr>
-              <w:spacing w:before="0" w:after="0"/>
-              <w:jc w:val="center"/>
-            </w:pPr>
-            <w:r>
-              <w:rPr>
-                <w:rFonts w:ascii="Times New Roman" w:hAnsi="Times New Roman"/>
-                <w:b w:val="0"/>
-                <w:sz w:val="20"/>
-              </w:rPr>
-              <w:t>0.159</w:t>
-            </w:r>
-          </w:p>
-        </w:tc>
-        <w:tc>
-          <w:tcPr>
-            <w:tcW w:type="dxa" w:w="1872"/>
-          </w:tcPr>
-          <w:p>
-            <w:pPr>
-              <w:spacing w:before="0" w:after="0"/>
-              <w:jc w:val="center"/>
-            </w:pPr>
-            <w:r>
-              <w:rPr>
-                <w:rFonts w:ascii="Times New Roman" w:hAnsi="Times New Roman"/>
-                <w:b w:val="0"/>
-                <w:sz w:val="20"/>
-              </w:rPr>
-              <w:t>0.481</w:t>
-            </w:r>
-          </w:p>
-        </w:tc>
-      </w:tr>
-      <w:tr>
-        <w:tc>
-          <w:tcPr>
-            <w:tcW w:type="dxa" w:w="1872"/>
-          </w:tcPr>
-          <w:p>
-            <w:pPr>
-              <w:spacing w:before="0" w:after="0"/>
-              <w:jc w:val="left"/>
-            </w:pPr>
-            <w:r>
-              <w:rPr>
-                <w:rFonts w:ascii="Times New Roman" w:hAnsi="Times New Roman"/>
-                <w:b w:val="0"/>
-                <w:sz w:val="20"/>
-              </w:rPr>
-              <w:t>T2 ≥5,000 ac</w:t>
-            </w:r>
-          </w:p>
-        </w:tc>
-        <w:tc>
-          <w:tcPr>
-            <w:tcW w:type="dxa" w:w="1872"/>
-          </w:tcPr>
-          <w:p>
-            <w:pPr>
-              <w:spacing w:before="0" w:after="0"/>
-              <w:jc w:val="left"/>
-            </w:pPr>
-            <w:r>
-              <w:rPr>
-                <w:rFonts w:ascii="Times New Roman" w:hAnsi="Times New Roman"/>
-                <w:b w:val="0"/>
-                <w:sz w:val="20"/>
-              </w:rPr>
-              <w:t>Overdose</w:t>
-            </w:r>
-          </w:p>
-        </w:tc>
-        <w:tc>
-          <w:tcPr>
-            <w:tcW w:type="dxa" w:w="1872"/>
-          </w:tcPr>
-          <w:p>
-            <w:pPr>
-              <w:spacing w:before="0" w:after="0"/>
-              <w:jc w:val="center"/>
-            </w:pPr>
-            <w:r>
-              <w:rPr>
-                <w:rFonts w:ascii="Times New Roman" w:hAnsi="Times New Roman"/>
-                <w:b w:val="0"/>
-                <w:sz w:val="20"/>
-              </w:rPr>
-              <w:t>+0.122</w:t>
-            </w:r>
-          </w:p>
-        </w:tc>
-        <w:tc>
-          <w:tcPr>
-            <w:tcW w:type="dxa" w:w="1872"/>
-          </w:tcPr>
-          <w:p>
-            <w:pPr>
-              <w:spacing w:before="0" w:after="0"/>
-              <w:jc w:val="center"/>
-            </w:pPr>
-            <w:r>
-              <w:rPr>
-                <w:rFonts w:ascii="Times New Roman" w:hAnsi="Times New Roman"/>
-                <w:b w:val="0"/>
-                <w:sz w:val="20"/>
-              </w:rPr>
-              <w:t>0.166</w:t>
-            </w:r>
-          </w:p>
-        </w:tc>
-        <w:tc>
-          <w:tcPr>
-            <w:tcW w:type="dxa" w:w="1872"/>
-          </w:tcPr>
-          <w:p>
-            <w:pPr>
-              <w:spacing w:before="0" w:after="0"/>
-              <w:jc w:val="center"/>
-            </w:pPr>
-            <w:r>
-              <w:rPr>
-                <w:rFonts w:ascii="Times New Roman" w:hAnsi="Times New Roman"/>
-                <w:b w:val="0"/>
-                <w:sz w:val="20"/>
-              </w:rPr>
-              <w:t>0.465</w:t>
-            </w:r>
-          </w:p>
-        </w:tc>
-      </w:tr>
-      <w:tr>
-        <w:tc>
-          <w:tcPr>
-            <w:tcW w:type="dxa" w:w="1872"/>
-          </w:tcPr>
-          <w:p>
-            <w:pPr>
-              <w:spacing w:before="0" w:after="0"/>
-              <w:jc w:val="left"/>
-            </w:pPr>
-            <w:r>
-              <w:rPr>
-                <w:rFonts w:ascii="Times New Roman" w:hAnsi="Times New Roman"/>
-                <w:b w:val="0"/>
-                <w:sz w:val="20"/>
-              </w:rPr>
-              <w:t>T3 ≥25,000 ac</w:t>
-            </w:r>
-          </w:p>
-        </w:tc>
-        <w:tc>
-          <w:tcPr>
-            <w:tcW w:type="dxa" w:w="1872"/>
-          </w:tcPr>
-          <w:p>
-            <w:pPr>
-              <w:spacing w:before="0" w:after="0"/>
-              <w:jc w:val="left"/>
-            </w:pPr>
-            <w:r>
-              <w:rPr>
-                <w:rFonts w:ascii="Times New Roman" w:hAnsi="Times New Roman"/>
-                <w:b w:val="0"/>
-                <w:sz w:val="20"/>
-              </w:rPr>
-              <w:t>Suicide</w:t>
-            </w:r>
-          </w:p>
-        </w:tc>
-        <w:tc>
-          <w:tcPr>
-            <w:tcW w:type="dxa" w:w="1872"/>
-          </w:tcPr>
-          <w:p>
-            <w:pPr>
-              <w:spacing w:before="0" w:after="0"/>
-              <w:jc w:val="center"/>
-            </w:pPr>
-            <w:r>
-              <w:rPr>
-                <w:rFonts w:ascii="Times New Roman" w:hAnsi="Times New Roman"/>
-                <w:b w:val="0"/>
-                <w:sz w:val="20"/>
-              </w:rPr>
-              <w:t>-0.102</w:t>
-            </w:r>
-          </w:p>
-        </w:tc>
-        <w:tc>
-          <w:tcPr>
-            <w:tcW w:type="dxa" w:w="1872"/>
-          </w:tcPr>
-          <w:p>
-            <w:pPr>
-              <w:spacing w:before="0" w:after="0"/>
-              <w:jc w:val="center"/>
-            </w:pPr>
-            <w:r>
-              <w:rPr>
-                <w:rFonts w:ascii="Times New Roman" w:hAnsi="Times New Roman"/>
-                <w:b w:val="0"/>
-                <w:sz w:val="20"/>
-              </w:rPr>
-              <w:t>0.222</w:t>
-            </w:r>
-          </w:p>
-        </w:tc>
-        <w:tc>
-          <w:tcPr>
-            <w:tcW w:type="dxa" w:w="1872"/>
-          </w:tcPr>
-          <w:p>
-            <w:pPr>
-              <w:spacing w:before="0" w:after="0"/>
-              <w:jc w:val="center"/>
-            </w:pPr>
-            <w:r>
-              <w:rPr>
-                <w:rFonts w:ascii="Times New Roman" w:hAnsi="Times New Roman"/>
-                <w:b w:val="0"/>
-                <w:sz w:val="20"/>
-              </w:rPr>
-              <w:t>0.651</w:t>
-            </w:r>
-          </w:p>
-        </w:tc>
-      </w:tr>
-      <w:tr>
-        <w:tc>
-          <w:tcPr>
-            <w:tcW w:type="dxa" w:w="1872"/>
-          </w:tcPr>
-          <w:p>
-            <w:pPr>
-              <w:spacing w:before="0" w:after="0"/>
-              <w:jc w:val="left"/>
-            </w:pPr>
-            <w:r>
-              <w:rPr>
-                <w:rFonts w:ascii="Times New Roman" w:hAnsi="Times New Roman"/>
-                <w:b w:val="0"/>
-                <w:sz w:val="20"/>
-              </w:rPr>
-              <w:t>T3 ≥25,000 ac</w:t>
-            </w:r>
-          </w:p>
-        </w:tc>
-        <w:tc>
-          <w:tcPr>
-            <w:tcW w:type="dxa" w:w="1872"/>
-          </w:tcPr>
-          <w:p>
-            <w:pPr>
-              <w:spacing w:before="0" w:after="0"/>
-              <w:jc w:val="left"/>
-            </w:pPr>
-            <w:r>
-              <w:rPr>
-                <w:rFonts w:ascii="Times New Roman" w:hAnsi="Times New Roman"/>
-                <w:b w:val="0"/>
-                <w:sz w:val="20"/>
-              </w:rPr>
-              <w:t>Overdose</w:t>
-            </w:r>
-          </w:p>
-        </w:tc>
-        <w:tc>
-          <w:tcPr>
-            <w:tcW w:type="dxa" w:w="1872"/>
-          </w:tcPr>
-          <w:p>
-            <w:pPr>
-              <w:spacing w:before="0" w:after="0"/>
-              <w:jc w:val="center"/>
-            </w:pPr>
-            <w:r>
-              <w:rPr>
-                <w:rFonts w:ascii="Times New Roman" w:hAnsi="Times New Roman"/>
-                <w:b w:val="0"/>
-                <w:sz w:val="20"/>
-              </w:rPr>
-              <w:t>-0.065</w:t>
-            </w:r>
-          </w:p>
-        </w:tc>
-        <w:tc>
-          <w:tcPr>
-            <w:tcW w:type="dxa" w:w="1872"/>
-          </w:tcPr>
-          <w:p>
-            <w:pPr>
-              <w:spacing w:before="0" w:after="0"/>
-              <w:jc w:val="center"/>
-            </w:pPr>
-            <w:r>
-              <w:rPr>
-                <w:rFonts w:ascii="Times New Roman" w:hAnsi="Times New Roman"/>
-                <w:b w:val="0"/>
-                <w:sz w:val="20"/>
-              </w:rPr>
-              <w:t>0.229</w:t>
-            </w:r>
-          </w:p>
-        </w:tc>
-        <w:tc>
-          <w:tcPr>
-            <w:tcW w:type="dxa" w:w="1872"/>
-          </w:tcPr>
-          <w:p>
-            <w:pPr>
-              <w:spacing w:before="0" w:after="0"/>
-              <w:jc w:val="center"/>
-            </w:pPr>
-            <w:r>
-              <w:rPr>
-                <w:rFonts w:ascii="Times New Roman" w:hAnsi="Times New Roman"/>
-                <w:b w:val="0"/>
-                <w:sz w:val="20"/>
-              </w:rPr>
-              <w:t>0.777</w:t>
-            </w:r>
-          </w:p>
-        </w:tc>
-      </w:tr>
-      <w:tr>
-        <w:tc>
-          <w:tcPr>
-            <w:tcW w:type="dxa" w:w="1872"/>
-          </w:tcPr>
-          <w:p>
-            <w:pPr>
-              <w:spacing w:before="0" w:after="0"/>
-              <w:jc w:val="left"/>
-            </w:pPr>
-            <w:r>
-              <w:rPr>
-                <w:rFonts w:ascii="Times New Roman" w:hAnsi="Times New Roman"/>
-                <w:b/>
-                <w:sz w:val="20"/>
-              </w:rPr>
-              <w:t>Panel C: Pre-Trend F-Tests (k = −4, −3, −2)</w:t>
-            </w:r>
-          </w:p>
-        </w:tc>
-        <w:tc>
-          <w:tcPr>
-            <w:tcW w:type="dxa" w:w="1872"/>
-          </w:tcPr>
-          <w:p>
-            <w:pPr>
-              <w:spacing w:before="0" w:after="0"/>
-              <w:jc w:val="left"/>
-            </w:pPr>
-            <w:r>
-              <w:rPr>
-                <w:rFonts w:ascii="Times New Roman" w:hAnsi="Times New Roman"/>
-                <w:b w:val="0"/>
-                <w:sz w:val="20"/>
-              </w:rPr>
-            </w:r>
-          </w:p>
-        </w:tc>
-        <w:tc>
-          <w:tcPr>
-            <w:tcW w:type="dxa" w:w="1872"/>
-          </w:tcPr>
-          <w:p>
-            <w:pPr>
-              <w:spacing w:before="0" w:after="0"/>
-              <w:jc w:val="left"/>
-            </w:pPr>
-            <w:r>
-              <w:rPr>
-                <w:rFonts w:ascii="Times New Roman" w:hAnsi="Times New Roman"/>
-                <w:b w:val="0"/>
-                <w:sz w:val="20"/>
-              </w:rPr>
-            </w:r>
-          </w:p>
-        </w:tc>
-        <w:tc>
-          <w:tcPr>
-            <w:tcW w:type="dxa" w:w="1872"/>
-          </w:tcPr>
-          <w:p>
-            <w:pPr>
-              <w:spacing w:before="0" w:after="0"/>
-              <w:jc w:val="left"/>
-            </w:pPr>
-            <w:r>
-              <w:rPr>
-                <w:rFonts w:ascii="Times New Roman" w:hAnsi="Times New Roman"/>
-                <w:b w:val="0"/>
-                <w:sz w:val="20"/>
-              </w:rPr>
-            </w:r>
-          </w:p>
-        </w:tc>
-        <w:tc>
-          <w:tcPr>
-            <w:tcW w:type="dxa" w:w="1872"/>
-          </w:tcPr>
-          <w:p>
-            <w:pPr>
-              <w:spacing w:before="0" w:after="0"/>
-              <w:jc w:val="left"/>
-            </w:pPr>
-            <w:r>
-              <w:rPr>
-                <w:rFonts w:ascii="Times New Roman" w:hAnsi="Times New Roman"/>
-                <w:b w:val="0"/>
-                <w:sz w:val="20"/>
-              </w:rPr>
-            </w:r>
-          </w:p>
-        </w:tc>
-      </w:tr>
-      <w:tr>
-        <w:tc>
-          <w:tcPr>
-            <w:tcW w:type="dxa" w:w="1872"/>
-          </w:tcPr>
-          <w:p>
-            <w:pPr>
-              <w:spacing w:before="0" w:after="0"/>
-              <w:jc w:val="left"/>
-            </w:pPr>
-            <w:r>
-              <w:rPr>
-                <w:rFonts w:ascii="Times New Roman" w:hAnsi="Times New Roman"/>
-                <w:b w:val="0"/>
-                <w:sz w:val="20"/>
-              </w:rPr>
-              <w:t>T1 ≥1,000 ac</w:t>
-            </w:r>
-          </w:p>
-        </w:tc>
-        <w:tc>
-          <w:tcPr>
-            <w:tcW w:type="dxa" w:w="1872"/>
-          </w:tcPr>
-          <w:p>
-            <w:pPr>
-              <w:spacing w:before="0" w:after="0"/>
-              <w:jc w:val="left"/>
-            </w:pPr>
-            <w:r>
-              <w:rPr>
-                <w:rFonts w:ascii="Times New Roman" w:hAnsi="Times New Roman"/>
-                <w:b w:val="0"/>
-                <w:sz w:val="20"/>
-              </w:rPr>
-              <w:t>Suicide</w:t>
-            </w:r>
-          </w:p>
-        </w:tc>
-        <w:tc>
-          <w:tcPr>
-            <w:tcW w:type="dxa" w:w="1872"/>
-          </w:tcPr>
-          <w:p>
-            <w:pPr>
-              <w:spacing w:before="0" w:after="0"/>
-              <w:jc w:val="center"/>
-            </w:pPr>
-            <w:r>
-              <w:rPr>
-                <w:rFonts w:ascii="Times New Roman" w:hAnsi="Times New Roman"/>
-                <w:b w:val="0"/>
-                <w:sz w:val="20"/>
-              </w:rPr>
-              <w:t>F = 0.53</w:t>
-            </w:r>
-          </w:p>
-        </w:tc>
-        <w:tc>
-          <w:tcPr>
-            <w:tcW w:type="dxa" w:w="1872"/>
-          </w:tcPr>
-          <w:p>
-            <w:pPr>
-              <w:spacing w:before="0" w:after="0"/>
-              <w:jc w:val="left"/>
-            </w:pPr>
-            <w:r>
-              <w:rPr>
-                <w:rFonts w:ascii="Times New Roman" w:hAnsi="Times New Roman"/>
-                <w:b w:val="0"/>
-                <w:sz w:val="20"/>
-              </w:rPr>
-              <w:t>—</w:t>
-            </w:r>
-          </w:p>
-        </w:tc>
-        <w:tc>
-          <w:tcPr>
-            <w:tcW w:type="dxa" w:w="1872"/>
-          </w:tcPr>
-          <w:p>
-            <w:pPr>
-              <w:spacing w:before="0" w:after="0"/>
-              <w:jc w:val="center"/>
-            </w:pPr>
-            <w:r>
-              <w:rPr>
-                <w:rFonts w:ascii="Times New Roman" w:hAnsi="Times New Roman"/>
-                <w:b w:val="0"/>
-                <w:sz w:val="20"/>
-              </w:rPr>
-              <w:t>0.663</w:t>
-            </w:r>
-          </w:p>
-        </w:tc>
-      </w:tr>
-      <w:tr>
-        <w:tc>
-          <w:tcPr>
-            <w:tcW w:type="dxa" w:w="1872"/>
-          </w:tcPr>
-          <w:p>
-            <w:pPr>
-              <w:spacing w:before="0" w:after="0"/>
-              <w:jc w:val="left"/>
-            </w:pPr>
-            <w:r>
-              <w:rPr>
-                <w:rFonts w:ascii="Times New Roman" w:hAnsi="Times New Roman"/>
-                <w:b w:val="0"/>
-                <w:sz w:val="20"/>
-              </w:rPr>
-              <w:t>T1 ≥1,000 ac</w:t>
-            </w:r>
-          </w:p>
-        </w:tc>
-        <w:tc>
-          <w:tcPr>
-            <w:tcW w:type="dxa" w:w="1872"/>
-          </w:tcPr>
-          <w:p>
-            <w:pPr>
-              <w:spacing w:before="0" w:after="0"/>
-              <w:jc w:val="left"/>
-            </w:pPr>
-            <w:r>
-              <w:rPr>
-                <w:rFonts w:ascii="Times New Roman" w:hAnsi="Times New Roman"/>
-                <w:b w:val="0"/>
-                <w:sz w:val="20"/>
-              </w:rPr>
-              <w:t>Overdose</w:t>
-            </w:r>
-          </w:p>
-        </w:tc>
-        <w:tc>
-          <w:tcPr>
-            <w:tcW w:type="dxa" w:w="1872"/>
-          </w:tcPr>
-          <w:p>
-            <w:pPr>
-              <w:spacing w:before="0" w:after="0"/>
-              <w:jc w:val="center"/>
-            </w:pPr>
-            <w:r>
-              <w:rPr>
-                <w:rFonts w:ascii="Times New Roman" w:hAnsi="Times New Roman"/>
-                <w:b w:val="0"/>
-                <w:sz w:val="20"/>
-              </w:rPr>
-              <w:t>F = 0.51</w:t>
-            </w:r>
-          </w:p>
-        </w:tc>
-        <w:tc>
-          <w:tcPr>
-            <w:tcW w:type="dxa" w:w="1872"/>
-          </w:tcPr>
-          <w:p>
-            <w:pPr>
-              <w:spacing w:before="0" w:after="0"/>
-              <w:jc w:val="left"/>
-            </w:pPr>
-            <w:r>
-              <w:rPr>
-                <w:rFonts w:ascii="Times New Roman" w:hAnsi="Times New Roman"/>
-                <w:b w:val="0"/>
-                <w:sz w:val="20"/>
-              </w:rPr>
-              <w:t>—</w:t>
-            </w:r>
-          </w:p>
-        </w:tc>
-        <w:tc>
-          <w:tcPr>
-            <w:tcW w:type="dxa" w:w="1872"/>
-          </w:tcPr>
-          <w:p>
-            <w:pPr>
-              <w:spacing w:before="0" w:after="0"/>
-              <w:jc w:val="center"/>
-            </w:pPr>
-            <w:r>
-              <w:rPr>
-                <w:rFonts w:ascii="Times New Roman" w:hAnsi="Times New Roman"/>
-                <w:b w:val="0"/>
-                <w:sz w:val="20"/>
-              </w:rPr>
-              <w:t>0.679</w:t>
-            </w:r>
-          </w:p>
-        </w:tc>
-      </w:tr>
-      <w:tr>
-        <w:tc>
-          <w:tcPr>
-            <w:tcW w:type="dxa" w:w="1872"/>
-          </w:tcPr>
-          <w:p>
-            <w:pPr>
-              <w:spacing w:before="0" w:after="0"/>
-              <w:jc w:val="left"/>
-            </w:pPr>
-            <w:r>
-              <w:rPr>
-                <w:rFonts w:ascii="Times New Roman" w:hAnsi="Times New Roman"/>
-                <w:b w:val="0"/>
-                <w:sz w:val="20"/>
-              </w:rPr>
-              <w:t>T2 ≥5,000 ac</w:t>
-            </w:r>
-          </w:p>
-        </w:tc>
-        <w:tc>
-          <w:tcPr>
-            <w:tcW w:type="dxa" w:w="1872"/>
-          </w:tcPr>
-          <w:p>
-            <w:pPr>
-              <w:spacing w:before="0" w:after="0"/>
-              <w:jc w:val="left"/>
-            </w:pPr>
-            <w:r>
-              <w:rPr>
-                <w:rFonts w:ascii="Times New Roman" w:hAnsi="Times New Roman"/>
-                <w:b w:val="0"/>
-                <w:sz w:val="20"/>
-              </w:rPr>
-              <w:t>Suicide</w:t>
-            </w:r>
-          </w:p>
-        </w:tc>
-        <w:tc>
-          <w:tcPr>
-            <w:tcW w:type="dxa" w:w="1872"/>
-          </w:tcPr>
-          <w:p>
-            <w:pPr>
-              <w:spacing w:before="0" w:after="0"/>
-              <w:jc w:val="center"/>
-            </w:pPr>
-            <w:r>
-              <w:rPr>
-                <w:rFonts w:ascii="Times New Roman" w:hAnsi="Times New Roman"/>
-                <w:b w:val="0"/>
-                <w:sz w:val="20"/>
-              </w:rPr>
-              <w:t>F = 2.09</w:t>
-            </w:r>
-          </w:p>
-        </w:tc>
-        <w:tc>
-          <w:tcPr>
-            <w:tcW w:type="dxa" w:w="1872"/>
-          </w:tcPr>
-          <w:p>
-            <w:pPr>
-              <w:spacing w:before="0" w:after="0"/>
-              <w:jc w:val="left"/>
-            </w:pPr>
-            <w:r>
-              <w:rPr>
-                <w:rFonts w:ascii="Times New Roman" w:hAnsi="Times New Roman"/>
-                <w:b w:val="0"/>
-                <w:sz w:val="20"/>
-              </w:rPr>
-              <w:t>—</w:t>
-            </w:r>
-          </w:p>
-        </w:tc>
-        <w:tc>
-          <w:tcPr>
-            <w:tcW w:type="dxa" w:w="1872"/>
-          </w:tcPr>
-          <w:p>
-            <w:pPr>
-              <w:spacing w:before="0" w:after="0"/>
-              <w:jc w:val="center"/>
-            </w:pPr>
-            <w:r>
-              <w:rPr>
-                <w:rFonts w:ascii="Times New Roman" w:hAnsi="Times New Roman"/>
-                <w:b w:val="0"/>
-                <w:sz w:val="20"/>
-              </w:rPr>
-              <w:t>0.110</w:t>
-            </w:r>
-          </w:p>
-        </w:tc>
-      </w:tr>
-      <w:tr>
-        <w:tc>
-          <w:tcPr>
-            <w:tcW w:type="dxa" w:w="1872"/>
-          </w:tcPr>
-          <w:p>
-            <w:pPr>
-              <w:spacing w:before="0" w:after="0"/>
-              <w:jc w:val="left"/>
-            </w:pPr>
-            <w:r>
-              <w:rPr>
-                <w:rFonts w:ascii="Times New Roman" w:hAnsi="Times New Roman"/>
-                <w:b w:val="0"/>
-                <w:sz w:val="20"/>
-              </w:rPr>
-              <w:t>T2 ≥5,000 ac</w:t>
-            </w:r>
-          </w:p>
-        </w:tc>
-        <w:tc>
-          <w:tcPr>
-            <w:tcW w:type="dxa" w:w="1872"/>
-          </w:tcPr>
-          <w:p>
-            <w:pPr>
-              <w:spacing w:before="0" w:after="0"/>
-              <w:jc w:val="left"/>
-            </w:pPr>
-            <w:r>
-              <w:rPr>
-                <w:rFonts w:ascii="Times New Roman" w:hAnsi="Times New Roman"/>
-                <w:b w:val="0"/>
-                <w:sz w:val="20"/>
-              </w:rPr>
-              <w:t>Overdose</w:t>
-            </w:r>
-          </w:p>
-        </w:tc>
-        <w:tc>
-          <w:tcPr>
-            <w:tcW w:type="dxa" w:w="1872"/>
-          </w:tcPr>
-          <w:p>
-            <w:pPr>
-              <w:spacing w:before="0" w:after="0"/>
-              <w:jc w:val="center"/>
-            </w:pPr>
-            <w:r>
-              <w:rPr>
-                <w:rFonts w:ascii="Times New Roman" w:hAnsi="Times New Roman"/>
-                <w:b w:val="0"/>
-                <w:sz w:val="20"/>
-              </w:rPr>
-              <w:t>F = 2.33</w:t>
-            </w:r>
-          </w:p>
-        </w:tc>
-        <w:tc>
-          <w:tcPr>
-            <w:tcW w:type="dxa" w:w="1872"/>
-          </w:tcPr>
-          <w:p>
-            <w:pPr>
-              <w:spacing w:before="0" w:after="0"/>
-              <w:jc w:val="left"/>
-            </w:pPr>
-            <w:r>
-              <w:rPr>
-                <w:rFonts w:ascii="Times New Roman" w:hAnsi="Times New Roman"/>
-                <w:b w:val="0"/>
-                <w:sz w:val="20"/>
-              </w:rPr>
-              <w:t>—</w:t>
-            </w:r>
-          </w:p>
-        </w:tc>
-        <w:tc>
-          <w:tcPr>
-            <w:tcW w:type="dxa" w:w="1872"/>
-          </w:tcPr>
-          <w:p>
-            <w:pPr>
-              <w:spacing w:before="0" w:after="0"/>
-              <w:jc w:val="center"/>
-            </w:pPr>
-            <w:r>
-              <w:rPr>
-                <w:rFonts w:ascii="Times New Roman" w:hAnsi="Times New Roman"/>
-                <w:b w:val="0"/>
-                <w:sz w:val="20"/>
-              </w:rPr>
-              <w:t>0.083</w:t>
-            </w:r>
-          </w:p>
-        </w:tc>
-      </w:tr>
-      <w:tr>
-        <w:tc>
-          <w:tcPr>
-            <w:tcW w:type="dxa" w:w="1872"/>
-          </w:tcPr>
-          <w:p>
-            <w:pPr>
-              <w:spacing w:before="0" w:after="0"/>
-              <w:jc w:val="left"/>
-            </w:pPr>
-            <w:r>
-              <w:rPr>
-                <w:rFonts w:ascii="Times New Roman" w:hAnsi="Times New Roman"/>
-                <w:b w:val="0"/>
-                <w:sz w:val="20"/>
-              </w:rPr>
-              <w:t>T3 ≥25,000 ac</w:t>
-            </w:r>
-          </w:p>
-        </w:tc>
-        <w:tc>
-          <w:tcPr>
-            <w:tcW w:type="dxa" w:w="1872"/>
-          </w:tcPr>
-          <w:p>
-            <w:pPr>
-              <w:spacing w:before="0" w:after="0"/>
-              <w:jc w:val="left"/>
-            </w:pPr>
-            <w:r>
-              <w:rPr>
-                <w:rFonts w:ascii="Times New Roman" w:hAnsi="Times New Roman"/>
-                <w:b w:val="0"/>
-                <w:sz w:val="20"/>
-              </w:rPr>
-              <w:t>Suicide</w:t>
-            </w:r>
-          </w:p>
-        </w:tc>
-        <w:tc>
-          <w:tcPr>
-            <w:tcW w:type="dxa" w:w="1872"/>
-          </w:tcPr>
-          <w:p>
-            <w:pPr>
-              <w:spacing w:before="0" w:after="0"/>
-              <w:jc w:val="center"/>
-            </w:pPr>
-            <w:r>
-              <w:rPr>
-                <w:rFonts w:ascii="Times New Roman" w:hAnsi="Times New Roman"/>
-                <w:b w:val="0"/>
-                <w:sz w:val="20"/>
-              </w:rPr>
-              <w:t>F = 0.85</w:t>
-            </w:r>
-          </w:p>
-        </w:tc>
-        <w:tc>
-          <w:tcPr>
-            <w:tcW w:type="dxa" w:w="1872"/>
-          </w:tcPr>
-          <w:p>
-            <w:pPr>
-              <w:spacing w:before="0" w:after="0"/>
-              <w:jc w:val="left"/>
-            </w:pPr>
-            <w:r>
-              <w:rPr>
-                <w:rFonts w:ascii="Times New Roman" w:hAnsi="Times New Roman"/>
-                <w:b w:val="0"/>
-                <w:sz w:val="20"/>
-              </w:rPr>
-              <w:t>—</w:t>
-            </w:r>
-          </w:p>
-        </w:tc>
-        <w:tc>
-          <w:tcPr>
-            <w:tcW w:type="dxa" w:w="1872"/>
-          </w:tcPr>
-          <w:p>
-            <w:pPr>
-              <w:spacing w:before="0" w:after="0"/>
-              <w:jc w:val="center"/>
-            </w:pPr>
-            <w:r>
-              <w:rPr>
-                <w:rFonts w:ascii="Times New Roman" w:hAnsi="Times New Roman"/>
-                <w:b w:val="0"/>
-                <w:sz w:val="20"/>
-              </w:rPr>
-              <w:t>0.478</w:t>
-            </w:r>
-          </w:p>
-        </w:tc>
-      </w:tr>
-      <w:tr>
-        <w:tc>
-          <w:tcPr>
-            <w:tcW w:type="dxa" w:w="1872"/>
-          </w:tcPr>
-          <w:p>
-            <w:pPr>
-              <w:spacing w:before="0" w:after="0"/>
-              <w:jc w:val="left"/>
-            </w:pPr>
-            <w:r>
-              <w:rPr>
-                <w:rFonts w:ascii="Times New Roman" w:hAnsi="Times New Roman"/>
-                <w:b w:val="0"/>
-                <w:sz w:val="20"/>
-              </w:rPr>
-              <w:t>T3 ≥25,000 ac</w:t>
-            </w:r>
-          </w:p>
-        </w:tc>
-        <w:tc>
-          <w:tcPr>
-            <w:tcW w:type="dxa" w:w="1872"/>
-          </w:tcPr>
-          <w:p>
-            <w:pPr>
-              <w:spacing w:before="0" w:after="0"/>
-              <w:jc w:val="left"/>
-            </w:pPr>
-            <w:r>
-              <w:rPr>
-                <w:rFonts w:ascii="Times New Roman" w:hAnsi="Times New Roman"/>
-                <w:b w:val="0"/>
-                <w:sz w:val="20"/>
-              </w:rPr>
-              <w:t>Overdose</w:t>
-            </w:r>
-          </w:p>
-        </w:tc>
-        <w:tc>
-          <w:tcPr>
-            <w:tcW w:type="dxa" w:w="1872"/>
-          </w:tcPr>
-          <w:p>
-            <w:pPr>
-              <w:spacing w:before="0" w:after="0"/>
-              <w:jc w:val="center"/>
-            </w:pPr>
-            <w:r>
-              <w:rPr>
-                <w:rFonts w:ascii="Times New Roman" w:hAnsi="Times New Roman"/>
-                <w:b w:val="0"/>
-                <w:sz w:val="20"/>
-              </w:rPr>
-              <w:t>F = 0.54</w:t>
-            </w:r>
-          </w:p>
-        </w:tc>
-        <w:tc>
-          <w:tcPr>
-            <w:tcW w:type="dxa" w:w="1872"/>
-          </w:tcPr>
-          <w:p>
-            <w:pPr>
-              <w:spacing w:before="0" w:after="0"/>
-              <w:jc w:val="left"/>
-            </w:pPr>
-            <w:r>
-              <w:rPr>
-                <w:rFonts w:ascii="Times New Roman" w:hAnsi="Times New Roman"/>
-                <w:b w:val="0"/>
-                <w:sz w:val="20"/>
-              </w:rPr>
-              <w:t>—</w:t>
-            </w:r>
-          </w:p>
-        </w:tc>
-        <w:tc>
-          <w:tcPr>
-            <w:tcW w:type="dxa" w:w="1872"/>
-          </w:tcPr>
-          <w:p>
-            <w:pPr>
-              <w:spacing w:before="0" w:after="0"/>
-              <w:jc w:val="center"/>
-            </w:pPr>
-            <w:r>
-              <w:rPr>
-                <w:rFonts w:ascii="Times New Roman" w:hAnsi="Times New Roman"/>
-                <w:b w:val="0"/>
-                <w:sz w:val="20"/>
-              </w:rPr>
-              <w:t>0.659</w:t>
-            </w:r>
-          </w:p>
-        </w:tc>
-      </w:tr>
-    </w:tbl>
-    <w:p>
-      <w:pPr>
-        <w:spacing w:line="276" w:lineRule="auto" w:before="0" w:after="120"/>
+        <w:spacing w:line="276" w:lineRule="auto" w:before="0" w:after="0"/>
+        <w:ind w:firstLine="720"/>
         <w:jc w:val="left"/>
       </w:pPr>
       <w:r>
         <w:rPr>
           <w:rFonts w:ascii="Times New Roman" w:hAnsi="Times New Roman"/>
           <w:b w:val="0"/>
-          <w:i/>
-          <w:sz w:val="20"/>
+          <w:i w:val="0"/>
+          <w:sz w:val="24"/>
         </w:rPr>
-        <w:t>Notes: Outcome is IHS-transformed annual county mortality rate (per 100,000). Panel A: TWFE with county and year FE, unemployment rate control; T1 and T3 values from text; T2 comparable in direction. Panel B: County-level pre/post means; 2015 excluded. Panel C: Joint Wald F-test on k = −4, −3, −2 pre-treatment event-study coefficients. *** p&lt;0.01, ** p&lt;0.05, * p&lt;0.10.</w:t>
-      </w:r>
-    </w:p>
-    <w:p>
-      <w:pPr>
-        <w:spacing w:line="276" w:lineRule="auto" w:before="0" w:after="120"/>
-        <w:jc w:val="left"/>
-      </w:pPr>
-      <w:r>
-        <w:rPr>
-          <w:rFonts w:ascii="Times New Roman" w:hAnsi="Times New Roman"/>
-          <w:b w:val="0"/>
-          <w:i/>
-          <w:sz w:val="20"/>
-        </w:rPr>
-        <w:t>Notes: Outcome is IHS-transformed annual county mortality rate (per 100,000). Panel A: TWFE with county and year FE, unemployment rate control, SEs clustered by county (Eq. 3). Panel B: County-level pre/post means; treatment year 2015 excluded. Panel C: Joint Wald F-test on k = −4, −3, −2. T3 overdose omitted due to insufficient variation. *** p&lt;0.01, ** p&lt;0.05, * p&lt;0.10.</w:t>
+        <w:t>Taken together, the Section 5 findings are consistent and mutually reinforcing. The depression finding is large, statistically significant, and appears in two independent survey measures. It follows a dose-response pattern that selection alone cannot explain. What the data do not show, given the cross-sectional structure of the depression measure, is a precise timing of when the depression gap opened after the fires. That is the most important unanswered question this study raises, and extended data through 2023 would begin to address it. It is also worth noting what the cross-sectional snapshot of 2019 cannot tell us: whether the depression gap is widening, stable, or beginning to close. The static estimate of 2.76 percentage points four years post-fire is consistent with a gap that opened immediately after the fires and has remained constant, or with one that grew gradually over the full four-year window. The dose-response finding, which shows that counties with more extensive fire damage have worse depression, suggests the gap is not simply a mechanical function of being "treated" but reflects ongoing disruption. A gap driven by persistent structural damage to land and livelihoods would be expected to remain open or grow over time rather than converge back to the control group mean.</w:t>
       </w:r>
     </w:p>
     <w:p>
@@ -6088,17 +3245,18 @@
     </w:p>
     <w:p>
       <w:pPr>
-        <w:spacing w:line="276" w:lineRule="auto" w:before="120" w:after="60"/>
+        <w:spacing w:line="276" w:lineRule="auto" w:before="0" w:after="0"/>
+        <w:ind w:firstLine="720"/>
         <w:jc w:val="left"/>
       </w:pPr>
       <w:r>
         <w:rPr>
           <w:rFonts w:ascii="Times New Roman" w:hAnsi="Times New Roman"/>
-          <w:b/>
+          <w:b w:val="0"/>
           <w:i w:val="0"/>
           <w:sz w:val="24"/>
         </w:rPr>
-        <w:t>6.1  Alternative Fire-Size Thresholds</w:t>
+        <w:t>The dose-response specification in Section 5.2 serves as the primary robustness argument for a causal interpretation. A confounding story based on the selection of structurally disadvantaged counties into wildfire exposure predicts that treated counties would have worse mental health regardless of how much land actually burned. But the data show a strong positive relationship between burn intensity and 2019 depression: counties that lost more land to fire show proportionally worse depression outcomes. This graded response is inconsistent with pure selection and supports a causal interpretation of the binary finding.</w:t>
       </w:r>
     </w:p>
     <w:p>
@@ -6114,22 +3272,7 @@
           <w:i w:val="0"/>
           <w:sz w:val="24"/>
         </w:rPr>
-        <w:t>The main analysis uses a minimum fire size of 1,000 acres (T1). To check whether results depend on this threshold, I also estimate effects at 5,000 acres (T2) and 25,000 acres (T3). The depression finding is statistically significant only at T1, where the treated sample is largest (79 counties). At T2 and T3, point estimates remain positive and directionally consistent, but confidence intervals widen as the treated sample shrinks to 41 and 17 counties respectively. This pattern is expected when sample size falls. It does not undermine the T1 finding. The dose-response specification, which uses continuous burn intensity within the T1 sample, provides the strongest within-threshold evidence precisely because it does not depend on comparing across thresholds.</w:t>
-      </w:r>
-    </w:p>
-    <w:p>
-      <w:pPr>
-        <w:spacing w:line="276" w:lineRule="auto" w:before="120" w:after="60"/>
-        <w:jc w:val="left"/>
-      </w:pPr>
-      <w:r>
-        <w:rPr>
-          <w:rFonts w:ascii="Times New Roman" w:hAnsi="Times New Roman"/>
-          <w:b/>
-          <w:i w:val="0"/>
-          <w:sz w:val="24"/>
-        </w:rPr>
-        <w:t>6.2  Placebo Test (False Treatment Year 2013)</w:t>
+        <w:t>The depression results are also stable across specification. Both the binary treatment indicator and the log burn intensity measure yield significant and directionally consistent results for depression prevalence at T1. The controls used in both specifications, including the pre-treatment unemployment rate and RUCC score, account for pre-existing differences in economic conditions and health service access between treated and control counties. The matched design further limits the scope for selection bias by restricting comparisons to counties within the same structural fire-risk quintile.</w:t>
       </w:r>
     </w:p>
     <w:p>
@@ -6145,7 +3288,7 @@
           <w:i w:val="0"/>
           <w:sz w:val="24"/>
         </w:rPr>
-        <w:t>The most direct check on the DiD design is a placebo test. I reassign treatment to 2013, two years before the actual fires, and re-estimate the simple DiD within the same matched panel. If the design were picking up pre-existing divergence rather than a causal effect, these placebo estimates would be large and significant.</w:t>
+        <w:t>One acknowledged limitation of the robustness case is the cross-sectional structure of the depression data. Because CDC PLACES provides county-level depression estimates beginning only in 2019, it is not possible to directly verify that treated and control counties were on parallel depression trajectories before the 2015 fires. The analysis addresses this indirectly by including 2011–2014 baseline covariates as controls and by relying on the dose-response pattern, which selection alone cannot easily explain, as the primary evidence for causality.</w:t>
       </w:r>
     </w:p>
     <w:p>
@@ -6161,745 +3304,7 @@
           <w:i w:val="0"/>
           <w:sz w:val="24"/>
         </w:rPr>
-        <w:t>Table 4 reports the results. All six placebo estimates are statistically insignificant across all three thresholds and both outcomes. The pre-treatment event-study coefficients from the actual analysis are also flat and jointly insignificant, while post-2015 coefficients are consistently positive. That before-versus-after pattern is not something a pure noise story can easily reproduce. The placebo confirms that the post-2015 divergence is not an artifact of the design.</w:t>
-      </w:r>
-    </w:p>
-    <w:p>
-      <w:pPr>
-        <w:spacing w:line="276" w:lineRule="auto" w:before="120" w:after="80"/>
-        <w:jc w:val="left"/>
-      </w:pPr>
-      <w:r>
-        <w:rPr>
-          <w:rFonts w:ascii="Times New Roman" w:hAnsi="Times New Roman"/>
-          <w:b/>
-          <w:i w:val="0"/>
-          <w:sz w:val="24"/>
-        </w:rPr>
-        <w:t>Table 4. Placebo Test: False Treatment Year 2013</w:t>
-      </w:r>
-    </w:p>
-    <w:tbl>
-      <w:tblPr>
-        <w:tblStyle w:val="TableGrid"/>
-        <w:tblW w:type="auto" w:w="0"/>
-        <w:tblLook w:firstColumn="1" w:firstRow="1" w:lastColumn="0" w:lastRow="0" w:noHBand="0" w:noVBand="1" w:val="04A0"/>
-      </w:tblPr>
-      <w:tblGrid>
-        <w:gridCol w:w="1872"/>
-        <w:gridCol w:w="1872"/>
-        <w:gridCol w:w="1872"/>
-        <w:gridCol w:w="1872"/>
-        <w:gridCol w:w="1872"/>
-      </w:tblGrid>
-      <w:tr>
-        <w:tc>
-          <w:tcPr>
-            <w:tcW w:type="dxa" w:w="1872"/>
-          </w:tcPr>
-          <w:p>
-            <w:pPr>
-              <w:spacing w:before="0" w:after="0"/>
-              <w:jc w:val="center"/>
-            </w:pPr>
-            <w:r>
-              <w:rPr>
-                <w:rFonts w:ascii="Times New Roman" w:hAnsi="Times New Roman"/>
-                <w:b/>
-                <w:sz w:val="20"/>
-              </w:rPr>
-              <w:t>Threshold</w:t>
-            </w:r>
-          </w:p>
-        </w:tc>
-        <w:tc>
-          <w:tcPr>
-            <w:tcW w:type="dxa" w:w="1872"/>
-          </w:tcPr>
-          <w:p>
-            <w:pPr>
-              <w:spacing w:before="0" w:after="0"/>
-              <w:jc w:val="center"/>
-            </w:pPr>
-            <w:r>
-              <w:rPr>
-                <w:rFonts w:ascii="Times New Roman" w:hAnsi="Times New Roman"/>
-                <w:b/>
-                <w:sz w:val="20"/>
-              </w:rPr>
-              <w:t>Outcome</w:t>
-            </w:r>
-          </w:p>
-        </w:tc>
-        <w:tc>
-          <w:tcPr>
-            <w:tcW w:type="dxa" w:w="1872"/>
-          </w:tcPr>
-          <w:p>
-            <w:pPr>
-              <w:spacing w:before="0" w:after="0"/>
-              <w:jc w:val="center"/>
-            </w:pPr>
-            <w:r>
-              <w:rPr>
-                <w:rFonts w:ascii="Times New Roman" w:hAnsi="Times New Roman"/>
-                <w:b/>
-                <w:sz w:val="20"/>
-              </w:rPr>
-              <w:t>Placebo ATT</w:t>
-            </w:r>
-          </w:p>
-        </w:tc>
-        <w:tc>
-          <w:tcPr>
-            <w:tcW w:type="dxa" w:w="1872"/>
-          </w:tcPr>
-          <w:p>
-            <w:pPr>
-              <w:spacing w:before="0" w:after="0"/>
-              <w:jc w:val="center"/>
-            </w:pPr>
-            <w:r>
-              <w:rPr>
-                <w:rFonts w:ascii="Times New Roman" w:hAnsi="Times New Roman"/>
-                <w:b/>
-                <w:sz w:val="20"/>
-              </w:rPr>
-              <w:t>SE</w:t>
-            </w:r>
-          </w:p>
-        </w:tc>
-        <w:tc>
-          <w:tcPr>
-            <w:tcW w:type="dxa" w:w="1872"/>
-          </w:tcPr>
-          <w:p>
-            <w:pPr>
-              <w:spacing w:before="0" w:after="0"/>
-              <w:jc w:val="center"/>
-            </w:pPr>
-            <w:r>
-              <w:rPr>
-                <w:rFonts w:ascii="Times New Roman" w:hAnsi="Times New Roman"/>
-                <w:b/>
-                <w:sz w:val="20"/>
-              </w:rPr>
-              <w:t>p-value</w:t>
-            </w:r>
-          </w:p>
-        </w:tc>
-      </w:tr>
-      <w:tr>
-        <w:tc>
-          <w:tcPr>
-            <w:tcW w:type="dxa" w:w="1872"/>
-          </w:tcPr>
-          <w:p>
-            <w:pPr>
-              <w:spacing w:before="0" w:after="0"/>
-              <w:jc w:val="left"/>
-            </w:pPr>
-            <w:r>
-              <w:rPr>
-                <w:rFonts w:ascii="Times New Roman" w:hAnsi="Times New Roman"/>
-                <w:b w:val="0"/>
-                <w:sz w:val="20"/>
-              </w:rPr>
-              <w:t>T1 ≥1,000 ac</w:t>
-            </w:r>
-          </w:p>
-        </w:tc>
-        <w:tc>
-          <w:tcPr>
-            <w:tcW w:type="dxa" w:w="1872"/>
-          </w:tcPr>
-          <w:p>
-            <w:pPr>
-              <w:spacing w:before="0" w:after="0"/>
-              <w:jc w:val="left"/>
-            </w:pPr>
-            <w:r>
-              <w:rPr>
-                <w:rFonts w:ascii="Times New Roman" w:hAnsi="Times New Roman"/>
-                <w:b w:val="0"/>
-                <w:sz w:val="20"/>
-              </w:rPr>
-              <w:t>Suicide</w:t>
-            </w:r>
-          </w:p>
-        </w:tc>
-        <w:tc>
-          <w:tcPr>
-            <w:tcW w:type="dxa" w:w="1872"/>
-          </w:tcPr>
-          <w:p>
-            <w:pPr>
-              <w:spacing w:before="0" w:after="0"/>
-              <w:jc w:val="center"/>
-            </w:pPr>
-            <w:r>
-              <w:rPr>
-                <w:rFonts w:ascii="Times New Roman" w:hAnsi="Times New Roman"/>
-                <w:b w:val="0"/>
-                <w:sz w:val="20"/>
-              </w:rPr>
-              <w:t>+0.160</w:t>
-            </w:r>
-          </w:p>
-        </w:tc>
-        <w:tc>
-          <w:tcPr>
-            <w:tcW w:type="dxa" w:w="1872"/>
-          </w:tcPr>
-          <w:p>
-            <w:pPr>
-              <w:spacing w:before="0" w:after="0"/>
-              <w:jc w:val="center"/>
-            </w:pPr>
-            <w:r>
-              <w:rPr>
-                <w:rFonts w:ascii="Times New Roman" w:hAnsi="Times New Roman"/>
-                <w:b w:val="0"/>
-                <w:sz w:val="20"/>
-              </w:rPr>
-              <w:t>0.189</w:t>
-            </w:r>
-          </w:p>
-        </w:tc>
-        <w:tc>
-          <w:tcPr>
-            <w:tcW w:type="dxa" w:w="1872"/>
-          </w:tcPr>
-          <w:p>
-            <w:pPr>
-              <w:spacing w:before="0" w:after="0"/>
-              <w:jc w:val="center"/>
-            </w:pPr>
-            <w:r>
-              <w:rPr>
-                <w:rFonts w:ascii="Times New Roman" w:hAnsi="Times New Roman"/>
-                <w:b w:val="0"/>
-                <w:sz w:val="20"/>
-              </w:rPr>
-              <w:t>0.399</w:t>
-            </w:r>
-          </w:p>
-        </w:tc>
-      </w:tr>
-      <w:tr>
-        <w:tc>
-          <w:tcPr>
-            <w:tcW w:type="dxa" w:w="1872"/>
-          </w:tcPr>
-          <w:p>
-            <w:pPr>
-              <w:spacing w:before="0" w:after="0"/>
-              <w:jc w:val="left"/>
-            </w:pPr>
-            <w:r>
-              <w:rPr>
-                <w:rFonts w:ascii="Times New Roman" w:hAnsi="Times New Roman"/>
-                <w:b w:val="0"/>
-                <w:sz w:val="20"/>
-              </w:rPr>
-              <w:t>T1 ≥1,000 ac</w:t>
-            </w:r>
-          </w:p>
-        </w:tc>
-        <w:tc>
-          <w:tcPr>
-            <w:tcW w:type="dxa" w:w="1872"/>
-          </w:tcPr>
-          <w:p>
-            <w:pPr>
-              <w:spacing w:before="0" w:after="0"/>
-              <w:jc w:val="left"/>
-            </w:pPr>
-            <w:r>
-              <w:rPr>
-                <w:rFonts w:ascii="Times New Roman" w:hAnsi="Times New Roman"/>
-                <w:b w:val="0"/>
-                <w:sz w:val="20"/>
-              </w:rPr>
-              <w:t>Overdose</w:t>
-            </w:r>
-          </w:p>
-        </w:tc>
-        <w:tc>
-          <w:tcPr>
-            <w:tcW w:type="dxa" w:w="1872"/>
-          </w:tcPr>
-          <w:p>
-            <w:pPr>
-              <w:spacing w:before="0" w:after="0"/>
-              <w:jc w:val="center"/>
-            </w:pPr>
-            <w:r>
-              <w:rPr>
-                <w:rFonts w:ascii="Times New Roman" w:hAnsi="Times New Roman"/>
-                <w:b w:val="0"/>
-                <w:sz w:val="20"/>
-              </w:rPr>
-              <w:t>+0.140</w:t>
-            </w:r>
-          </w:p>
-        </w:tc>
-        <w:tc>
-          <w:tcPr>
-            <w:tcW w:type="dxa" w:w="1872"/>
-          </w:tcPr>
-          <w:p>
-            <w:pPr>
-              <w:spacing w:before="0" w:after="0"/>
-              <w:jc w:val="center"/>
-            </w:pPr>
-            <w:r>
-              <w:rPr>
-                <w:rFonts w:ascii="Times New Roman" w:hAnsi="Times New Roman"/>
-                <w:b w:val="0"/>
-                <w:sz w:val="20"/>
-              </w:rPr>
-              <w:t>0.200</w:t>
-            </w:r>
-          </w:p>
-        </w:tc>
-        <w:tc>
-          <w:tcPr>
-            <w:tcW w:type="dxa" w:w="1872"/>
-          </w:tcPr>
-          <w:p>
-            <w:pPr>
-              <w:spacing w:before="0" w:after="0"/>
-              <w:jc w:val="center"/>
-            </w:pPr>
-            <w:r>
-              <w:rPr>
-                <w:rFonts w:ascii="Times New Roman" w:hAnsi="Times New Roman"/>
-                <w:b w:val="0"/>
-                <w:sz w:val="20"/>
-              </w:rPr>
-              <w:t>0.488</w:t>
-            </w:r>
-          </w:p>
-        </w:tc>
-      </w:tr>
-      <w:tr>
-        <w:tc>
-          <w:tcPr>
-            <w:tcW w:type="dxa" w:w="1872"/>
-          </w:tcPr>
-          <w:p>
-            <w:pPr>
-              <w:spacing w:before="0" w:after="0"/>
-              <w:jc w:val="left"/>
-            </w:pPr>
-            <w:r>
-              <w:rPr>
-                <w:rFonts w:ascii="Times New Roman" w:hAnsi="Times New Roman"/>
-                <w:b w:val="0"/>
-                <w:sz w:val="20"/>
-              </w:rPr>
-              <w:t>T2 ≥5,000 ac</w:t>
-            </w:r>
-          </w:p>
-        </w:tc>
-        <w:tc>
-          <w:tcPr>
-            <w:tcW w:type="dxa" w:w="1872"/>
-          </w:tcPr>
-          <w:p>
-            <w:pPr>
-              <w:spacing w:before="0" w:after="0"/>
-              <w:jc w:val="left"/>
-            </w:pPr>
-            <w:r>
-              <w:rPr>
-                <w:rFonts w:ascii="Times New Roman" w:hAnsi="Times New Roman"/>
-                <w:b w:val="0"/>
-                <w:sz w:val="20"/>
-              </w:rPr>
-              <w:t>Suicide</w:t>
-            </w:r>
-          </w:p>
-        </w:tc>
-        <w:tc>
-          <w:tcPr>
-            <w:tcW w:type="dxa" w:w="1872"/>
-          </w:tcPr>
-          <w:p>
-            <w:pPr>
-              <w:spacing w:before="0" w:after="0"/>
-              <w:jc w:val="center"/>
-            </w:pPr>
-            <w:r>
-              <w:rPr>
-                <w:rFonts w:ascii="Times New Roman" w:hAnsi="Times New Roman"/>
-                <w:b w:val="0"/>
-                <w:sz w:val="20"/>
-              </w:rPr>
-              <w:t>+0.183</w:t>
-            </w:r>
-          </w:p>
-        </w:tc>
-        <w:tc>
-          <w:tcPr>
-            <w:tcW w:type="dxa" w:w="1872"/>
-          </w:tcPr>
-          <w:p>
-            <w:pPr>
-              <w:spacing w:before="0" w:after="0"/>
-              <w:jc w:val="center"/>
-            </w:pPr>
-            <w:r>
-              <w:rPr>
-                <w:rFonts w:ascii="Times New Roman" w:hAnsi="Times New Roman"/>
-                <w:b w:val="0"/>
-                <w:sz w:val="20"/>
-              </w:rPr>
-              <w:t>0.218</w:t>
-            </w:r>
-          </w:p>
-        </w:tc>
-        <w:tc>
-          <w:tcPr>
-            <w:tcW w:type="dxa" w:w="1872"/>
-          </w:tcPr>
-          <w:p>
-            <w:pPr>
-              <w:spacing w:before="0" w:after="0"/>
-              <w:jc w:val="center"/>
-            </w:pPr>
-            <w:r>
-              <w:rPr>
-                <w:rFonts w:ascii="Times New Roman" w:hAnsi="Times New Roman"/>
-                <w:b w:val="0"/>
-                <w:sz w:val="20"/>
-              </w:rPr>
-              <w:t>0.404</w:t>
-            </w:r>
-          </w:p>
-        </w:tc>
-      </w:tr>
-      <w:tr>
-        <w:tc>
-          <w:tcPr>
-            <w:tcW w:type="dxa" w:w="1872"/>
-          </w:tcPr>
-          <w:p>
-            <w:pPr>
-              <w:spacing w:before="0" w:after="0"/>
-              <w:jc w:val="left"/>
-            </w:pPr>
-            <w:r>
-              <w:rPr>
-                <w:rFonts w:ascii="Times New Roman" w:hAnsi="Times New Roman"/>
-                <w:b w:val="0"/>
-                <w:sz w:val="20"/>
-              </w:rPr>
-              <w:t>T2 ≥5,000 ac</w:t>
-            </w:r>
-          </w:p>
-        </w:tc>
-        <w:tc>
-          <w:tcPr>
-            <w:tcW w:type="dxa" w:w="1872"/>
-          </w:tcPr>
-          <w:p>
-            <w:pPr>
-              <w:spacing w:before="0" w:after="0"/>
-              <w:jc w:val="left"/>
-            </w:pPr>
-            <w:r>
-              <w:rPr>
-                <w:rFonts w:ascii="Times New Roman" w:hAnsi="Times New Roman"/>
-                <w:b w:val="0"/>
-                <w:sz w:val="20"/>
-              </w:rPr>
-              <w:t>Overdose</w:t>
-            </w:r>
-          </w:p>
-        </w:tc>
-        <w:tc>
-          <w:tcPr>
-            <w:tcW w:type="dxa" w:w="1872"/>
-          </w:tcPr>
-          <w:p>
-            <w:pPr>
-              <w:spacing w:before="0" w:after="0"/>
-              <w:jc w:val="center"/>
-            </w:pPr>
-            <w:r>
-              <w:rPr>
-                <w:rFonts w:ascii="Times New Roman" w:hAnsi="Times New Roman"/>
-                <w:b w:val="0"/>
-                <w:sz w:val="20"/>
-              </w:rPr>
-              <w:t>+0.222</w:t>
-            </w:r>
-          </w:p>
-        </w:tc>
-        <w:tc>
-          <w:tcPr>
-            <w:tcW w:type="dxa" w:w="1872"/>
-          </w:tcPr>
-          <w:p>
-            <w:pPr>
-              <w:spacing w:before="0" w:after="0"/>
-              <w:jc w:val="center"/>
-            </w:pPr>
-            <w:r>
-              <w:rPr>
-                <w:rFonts w:ascii="Times New Roman" w:hAnsi="Times New Roman"/>
-                <w:b w:val="0"/>
-                <w:sz w:val="20"/>
-              </w:rPr>
-              <w:t>0.176</w:t>
-            </w:r>
-          </w:p>
-        </w:tc>
-        <w:tc>
-          <w:tcPr>
-            <w:tcW w:type="dxa" w:w="1872"/>
-          </w:tcPr>
-          <w:p>
-            <w:pPr>
-              <w:spacing w:before="0" w:after="0"/>
-              <w:jc w:val="center"/>
-            </w:pPr>
-            <w:r>
-              <w:rPr>
-                <w:rFonts w:ascii="Times New Roman" w:hAnsi="Times New Roman"/>
-                <w:b w:val="0"/>
-                <w:sz w:val="20"/>
-              </w:rPr>
-              <w:t>0.212</w:t>
-            </w:r>
-          </w:p>
-        </w:tc>
-      </w:tr>
-      <w:tr>
-        <w:tc>
-          <w:tcPr>
-            <w:tcW w:type="dxa" w:w="1872"/>
-          </w:tcPr>
-          <w:p>
-            <w:pPr>
-              <w:spacing w:before="0" w:after="0"/>
-              <w:jc w:val="left"/>
-            </w:pPr>
-            <w:r>
-              <w:rPr>
-                <w:rFonts w:ascii="Times New Roman" w:hAnsi="Times New Roman"/>
-                <w:b w:val="0"/>
-                <w:sz w:val="20"/>
-              </w:rPr>
-              <w:t>T3 ≥25,000 ac</w:t>
-            </w:r>
-          </w:p>
-        </w:tc>
-        <w:tc>
-          <w:tcPr>
-            <w:tcW w:type="dxa" w:w="1872"/>
-          </w:tcPr>
-          <w:p>
-            <w:pPr>
-              <w:spacing w:before="0" w:after="0"/>
-              <w:jc w:val="left"/>
-            </w:pPr>
-            <w:r>
-              <w:rPr>
-                <w:rFonts w:ascii="Times New Roman" w:hAnsi="Times New Roman"/>
-                <w:b w:val="0"/>
-                <w:sz w:val="20"/>
-              </w:rPr>
-              <w:t>Suicide</w:t>
-            </w:r>
-          </w:p>
-        </w:tc>
-        <w:tc>
-          <w:tcPr>
-            <w:tcW w:type="dxa" w:w="1872"/>
-          </w:tcPr>
-          <w:p>
-            <w:pPr>
-              <w:spacing w:before="0" w:after="0"/>
-              <w:jc w:val="center"/>
-            </w:pPr>
-            <w:r>
-              <w:rPr>
-                <w:rFonts w:ascii="Times New Roman" w:hAnsi="Times New Roman"/>
-                <w:b w:val="0"/>
-                <w:sz w:val="20"/>
-              </w:rPr>
-              <w:t>-0.354</w:t>
-            </w:r>
-          </w:p>
-        </w:tc>
-        <w:tc>
-          <w:tcPr>
-            <w:tcW w:type="dxa" w:w="1872"/>
-          </w:tcPr>
-          <w:p>
-            <w:pPr>
-              <w:spacing w:before="0" w:after="0"/>
-              <w:jc w:val="center"/>
-            </w:pPr>
-            <w:r>
-              <w:rPr>
-                <w:rFonts w:ascii="Times New Roman" w:hAnsi="Times New Roman"/>
-                <w:b w:val="0"/>
-                <w:sz w:val="20"/>
-              </w:rPr>
-              <w:t>0.294</w:t>
-            </w:r>
-          </w:p>
-        </w:tc>
-        <w:tc>
-          <w:tcPr>
-            <w:tcW w:type="dxa" w:w="1872"/>
-          </w:tcPr>
-          <w:p>
-            <w:pPr>
-              <w:spacing w:before="0" w:after="0"/>
-              <w:jc w:val="center"/>
-            </w:pPr>
-            <w:r>
-              <w:rPr>
-                <w:rFonts w:ascii="Times New Roman" w:hAnsi="Times New Roman"/>
-                <w:b w:val="0"/>
-                <w:sz w:val="20"/>
-              </w:rPr>
-              <w:t>0.238</w:t>
-            </w:r>
-          </w:p>
-        </w:tc>
-      </w:tr>
-      <w:tr>
-        <w:tc>
-          <w:tcPr>
-            <w:tcW w:type="dxa" w:w="1872"/>
-          </w:tcPr>
-          <w:p>
-            <w:pPr>
-              <w:spacing w:before="0" w:after="0"/>
-              <w:jc w:val="left"/>
-            </w:pPr>
-            <w:r>
-              <w:rPr>
-                <w:rFonts w:ascii="Times New Roman" w:hAnsi="Times New Roman"/>
-                <w:b w:val="0"/>
-                <w:sz w:val="20"/>
-              </w:rPr>
-              <w:t>T3 ≥25,000 ac</w:t>
-            </w:r>
-          </w:p>
-        </w:tc>
-        <w:tc>
-          <w:tcPr>
-            <w:tcW w:type="dxa" w:w="1872"/>
-          </w:tcPr>
-          <w:p>
-            <w:pPr>
-              <w:spacing w:before="0" w:after="0"/>
-              <w:jc w:val="left"/>
-            </w:pPr>
-            <w:r>
-              <w:rPr>
-                <w:rFonts w:ascii="Times New Roman" w:hAnsi="Times New Roman"/>
-                <w:b w:val="0"/>
-                <w:sz w:val="20"/>
-              </w:rPr>
-              <w:t>Overdose</w:t>
-            </w:r>
-          </w:p>
-        </w:tc>
-        <w:tc>
-          <w:tcPr>
-            <w:tcW w:type="dxa" w:w="1872"/>
-          </w:tcPr>
-          <w:p>
-            <w:pPr>
-              <w:spacing w:before="0" w:after="0"/>
-              <w:jc w:val="center"/>
-            </w:pPr>
-            <w:r>
-              <w:rPr>
-                <w:rFonts w:ascii="Times New Roman" w:hAnsi="Times New Roman"/>
-                <w:b w:val="0"/>
-                <w:sz w:val="20"/>
-              </w:rPr>
-              <w:t>-0.351</w:t>
-            </w:r>
-          </w:p>
-        </w:tc>
-        <w:tc>
-          <w:tcPr>
-            <w:tcW w:type="dxa" w:w="1872"/>
-          </w:tcPr>
-          <w:p>
-            <w:pPr>
-              <w:spacing w:before="0" w:after="0"/>
-              <w:jc w:val="center"/>
-            </w:pPr>
-            <w:r>
-              <w:rPr>
-                <w:rFonts w:ascii="Times New Roman" w:hAnsi="Times New Roman"/>
-                <w:b w:val="0"/>
-                <w:sz w:val="20"/>
-              </w:rPr>
-              <w:t>0.268</w:t>
-            </w:r>
-          </w:p>
-        </w:tc>
-        <w:tc>
-          <w:tcPr>
-            <w:tcW w:type="dxa" w:w="1872"/>
-          </w:tcPr>
-          <w:p>
-            <w:pPr>
-              <w:spacing w:before="0" w:after="0"/>
-              <w:jc w:val="center"/>
-            </w:pPr>
-            <w:r>
-              <w:rPr>
-                <w:rFonts w:ascii="Times New Roman" w:hAnsi="Times New Roman"/>
-                <w:b w:val="0"/>
-                <w:sz w:val="20"/>
-              </w:rPr>
-              <w:t>0.202</w:t>
-            </w:r>
-          </w:p>
-        </w:tc>
-      </w:tr>
-    </w:tbl>
-    <w:p>
-      <w:pPr>
-        <w:spacing w:line="276" w:lineRule="auto" w:before="0" w:after="120"/>
-        <w:jc w:val="left"/>
-      </w:pPr>
-      <w:r>
-        <w:rPr>
-          <w:rFonts w:ascii="Times New Roman" w:hAnsi="Times New Roman"/>
-          <w:b w:val="0"/>
-          <w:i/>
-          <w:sz w:val="20"/>
-        </w:rPr>
-        <w:t>Notes: Simple DiD with treatment year reassigned to 2013. Estimation window: 2011–2016. SEs clustered by county. No estimates are statistically significant at conventional levels.</w:t>
-      </w:r>
-    </w:p>
-    <w:p>
-      <w:pPr>
-        <w:spacing w:line="276" w:lineRule="auto" w:before="0" w:after="120"/>
-        <w:jc w:val="left"/>
-      </w:pPr>
-      <w:r>
-        <w:rPr>
-          <w:rFonts w:ascii="Times New Roman" w:hAnsi="Times New Roman"/>
-          <w:b w:val="0"/>
-          <w:i/>
-          <w:sz w:val="20"/>
-        </w:rPr>
-        <w:t>Notes: Simple DiD (Eq. 3) within each matched panel with treatment year reassigned to 2013. Estimation window: 2011–2016. SEs clustered by county. No estimates are statistically significant at conventional levels. *** p&lt;0.01, ** p&lt;0.05, * p&lt;0.10.</w:t>
+        <w:t>A related check involves comparing the baseline county characteristics of treated and control counties in the matched sample. Table 1 shows that treated and control counties are closely balanced on WHP national rank, RUCC score, median household income, county population, and the share of buildings in the direct exposure zone. None of these differences are statistically significant at conventional levels. This balance is not automatic: it is the direct result of the WHP quintile stratification and Mahalanobis matching procedure described in Section 3. The fact that treated and control counties are observationally similar on the most important pre-treatment dimensions that predict both wildfire exposure and long-run mental health outcomes provides additional evidence that the depression gap observed in 2019 reflects fire exposure rather than pre-existing disadvantage.</w:t>
       </w:r>
     </w:p>
     <w:p>
@@ -6946,7 +3351,7 @@
           <w:i w:val="0"/>
           <w:sz w:val="24"/>
         </w:rPr>
-        <w:t>The suicide and overdose findings are less certain. All estimates point in the direction of harm, but the confidence intervals are too wide for strong conclusions. That uncertainty is not a flaw in the design. It reflects a genuine gap in public health data infrastructure. The CDC suppresses mortality records in small counties to protect privacy, which happens to be exactly where most Western wildfires occur. Future work with individual-level administrative data could resolve what county-level mortality data cannot.</w:t>
+        <w:t>The policy tools that currently exist for wildfire mental health response are, for the most part, designed around the acute phase. FEMA's Crisis Counseling Program, the primary federal mechanism for post-disaster mental health support, provides funding for community-based counseling in the immediate months following a federally declared disaster. The program is time-limited, typically lasting up to nine months from disaster declaration, and it is focused on psychological first aid rather than clinical treatment. For communities experiencing depression at a level that is still elevated four years post-disaster, as this study suggests, that kind of short-term, non-clinical intervention may be insufficient. What the data imply is that wildfire mental health needs are not a short-term emergency problem but a medium-term infrastructure problem. Addressing them likely requires a combination of immediate crisis response and sustained investment in telehealth capacity, community health worker programs, and rural mental health provider recruitment in the years following a major fire.</w:t>
       </w:r>
     </w:p>
     <w:p>
@@ -6962,7 +3367,39 @@
           <w:i w:val="0"/>
           <w:sz w:val="24"/>
         </w:rPr>
-        <w:t>What stands out to me most is the rurality result. The depression effect and the suggestive mortality signal are both concentrated in non-metropolitan counties. These are the same counties that face the highest wildfire risk, have the fewest mental health providers, and are least resourced to absorb a sustained increase in behavioral health need. That is not a coincidence. Rural HPSA-designated counties are simultaneously the most exposed and the least equipped. That combination has a direct policy implication: the mental health burden from wildfires appears to accumulate rather than fade over the four-year window I can observe, which means disaster mental health programs that stand down after the first year are missing the period when the harm may be at its largest. Extending behavioral health resources into the medium term, through sustained telemedicine access and community mental health investment in fire-affected rural counties, is a straightforward response to what the data show.</w:t>
+        <w:t>The result has a direct policy implication: the mental health burden from wildfires appears to accumulate rather than fade over the four-year window I can observe, which means disaster mental health programs that stand down after the first year are likely missing the period when the harm is greatest. Extending behavioral health resources into the medium term, through sustained telemedicine access and community mental health investment in fire-affected counties, is a straightforward response to what the data show. The affected population in this study, roughly 1.5 million adults across 79 Western counties, is large enough that even a modest per-person increase in treatment access could offset a meaningful share of the depression burden identified here.</w:t>
+      </w:r>
+    </w:p>
+    <w:p>
+      <w:pPr>
+        <w:spacing w:line="276" w:lineRule="auto" w:before="0" w:after="0"/>
+        <w:ind w:firstLine="720"/>
+        <w:jc w:val="left"/>
+      </w:pPr>
+      <w:r>
+        <w:rPr>
+          <w:rFonts w:ascii="Times New Roman" w:hAnsi="Times New Roman"/>
+          <w:b w:val="0"/>
+          <w:i w:val="0"/>
+          <w:sz w:val="24"/>
+        </w:rPr>
+        <w:t>The mechanism most consistent with the evidence is not simply that wildfires are traumatic events. What appears to drive the persistent mental health effect is the combination of scale and aftermath. A wildfire that burns twenty percent of a county's land area does not just create a short-term emergency. It can permanently alter the local landscape, destroy grazing land and timber stands that families have depended on for generations, contaminate water sources, and reduce the tax base in ways that shrink county services for years. These are slow-moving stressors that continue to generate psychological harm long after the acute emergency has passed. The dose-response finding supports this interpretation: it is not simply the presence of a qualifying fire that predicts depression four years later, but how much land actually burned, which is a proxy for how severe and lasting the disruption was. Communities that lost more appear to be struggling more.</w:t>
+      </w:r>
+    </w:p>
+    <w:p>
+      <w:pPr>
+        <w:spacing w:line="276" w:lineRule="auto" w:before="0" w:after="0"/>
+        <w:ind w:firstLine="720"/>
+        <w:jc w:val="left"/>
+      </w:pPr>
+      <w:r>
+        <w:rPr>
+          <w:rFonts w:ascii="Times New Roman" w:hAnsi="Times New Roman"/>
+          <w:b w:val="0"/>
+          <w:i w:val="0"/>
+          <w:sz w:val="24"/>
+        </w:rPr>
+        <w:t>Three directions for future work follow from the current findings. First, extending the analysis through 2023 would allow direct tests of whether the depression gap observed in 2019 widened further, stabilized, or began to close. That trajectory matters for policy timing. If the gap is still growing at year eight, the case for sustained behavioral health investment is substantially stronger than a single four-year snapshot can establish. Second, individual-level data from state Medicaid claims or commercial insurance records would allow researchers to track the same people over time, distinguishing between new depression onset after the fires and exacerbation of existing conditions. Third, applying the same WHP-matched design to the 2017, 2018, and 2020 fire seasons would provide replicated estimates from multiple independent fire events, allowing researchers to assess whether the 2015 findings generalize across fire years with different intensities, geographic footprints, and policy responses.</w:t>
       </w:r>
     </w:p>
     <w:p>
@@ -6993,7 +3430,7 @@
           <w:i w:val="0"/>
           <w:sz w:val="24"/>
         </w:rPr>
-        <w:t>Three limitations shape how these findings should be read. The first is the cross-sectional structure of the depression data. CDC PLACES provides county-level estimates of depression prevalence beginning in 2019; there are no pre-2019 county-level depression data against which to construct a parallel trends test for the headline outcome. The analysis addresses this by controlling for 2011–2014 baseline covariates, namely unemployment, rurality, and pre-fire mortality rates, as proxies for the pre-treatment mental health environment. But this is an approximation. If treated and control counties were on diverging depression trajectories before 2015 in ways not captured by these controls, the estimate would overstate the causal effect. The pre-trend evidence for mortality outcomes, which do have panel data, is reassuring: suicide and overdose rates moved in parallel between treated and control counties before 2015. But that parallel pre-trend cannot be verified directly for depression itself.</w:t>
+        <w:t>Three limitations shape how these findings should be read. The first is the cross-sectional structure of the depression data. CDC PLACES provides county-level estimates of depression prevalence beginning in 2019; there are no pre-2019 county-level depression data against which to construct a parallel trends test for the headline outcome. The analysis addresses this by controlling for 2011–2014 baseline covariates, namely unemployment and rurality, as proxies for the pre-treatment mental health environment, and by relying on the dose-response pattern as the primary causal evidence. But this is an approximation. If treated and control counties were on diverging depression trajectories before 2015 in ways not captured by these controls, the estimate would overstate the causal effect.</w:t>
       </w:r>
     </w:p>
     <w:p>
@@ -7041,7 +3478,55 @@
           <w:i w:val="0"/>
           <w:sz w:val="24"/>
         </w:rPr>
-        <w:t>Wildfires are becoming more frequent and more severe across the American West, and there is no credible forecast in which that trend reverses in the near term. The physical costs, such as burned structures, destroyed ecosystems, and respiratory hospitalizations, are visible, well-documented, and reflected in insurance premiums, emergency budgets, and infrastructure planning. The mental health costs have been harder to quantify. They do not show up in satellite imagery or fire perimeter maps. They accumulate quietly in the households and clinics of communities that were living with wildfire long before it became a national news story. This paper is an attempt to make those costs visible in the data, to provide a number that planners and policymakers can use when deciding whether to fund a mobile mental health clinic in a fire-affected rural county, extend a telemedicine waiver for another year, or invest in community mental health infrastructure in places that need it most. The answer this paper gives is that the need is real, it is large enough to measure, and four years after the fires, it has not resolved on its own. CDC PLACES now extends through 2023, which means a longer panel of post-fire depression data is now constructable for the same counties. Extending this analysis through 2023 would allow direct tests of whether the depression gap continued to widen, stabilized, or began to close after 2019. That question matters for policy timing: if the gap is still growing at year eight, the case for long-duration behavioral health programs in fire-affected communities is substantially stronger than the evidence from a four-year window alone can establish.</w:t>
+        <w:t>A fourth consideration, related to generalizability, is the nature of the matched control group. The 12 control counties in the T1 panel were selected because they have high WHP, no qualifying fire from 2015 through 2019, and structural similarity to the treated counties on income, rurality, and population. They are, in a sense, counties that drew the same structural fire risk as the treated counties but did not experience a qualifying fire in 2015. Whether those counties are fully representative of the broader population of fire-prone Western counties is not guaranteed. If they are systematically different from treated counties in ways not captured by the matching covariates, for example, if they happened to have slightly better-funded mental health infrastructure before 2015, the ATT estimate would overstate the fire effect. The balance statistics in Table 1 suggest this concern is limited in the current application, but it cannot be fully ruled out with only 12 control counties.</w:t>
+      </w:r>
+    </w:p>
+    <w:p>
+      <w:pPr>
+        <w:spacing w:line="276" w:lineRule="auto" w:before="0" w:after="0"/>
+        <w:ind w:firstLine="720"/>
+        <w:jc w:val="left"/>
+      </w:pPr>
+      <w:r>
+        <w:rPr>
+          <w:rFonts w:ascii="Times New Roman" w:hAnsi="Times New Roman"/>
+          <w:b w:val="0"/>
+          <w:i w:val="0"/>
+          <w:sz w:val="24"/>
+        </w:rPr>
+        <w:t>A fifth and related limitation concerns data availability for mental health providers and service utilization at the county level during the study window. The HPSA designation used as a covariate in the cross-sectional specifications identifies counties with a structural shortage of mental health providers, but it does not measure the actual volume of mental health encounters, prescription fills, or inpatient psychiatric admissions before and after the fires. If treated counties saw large increases in provider visits or antidepressant prescriptions following the fires, that utilization data could be used to distinguish between true increases in mental health need and changes in how residents seek or access care. Without utilization data, the depression prevalence estimate captures the net effect on measured outcomes, but does not decompose the behavioral and clinical responses that produced it. Future work combining insurance claims or Medicaid administrative data with the matched DiD design used here would substantially enrich the interpretation of these county-level prevalence findings.</w:t>
+      </w:r>
+    </w:p>
+    <w:p>
+      <w:pPr>
+        <w:spacing w:line="276" w:lineRule="auto" w:before="0" w:after="0"/>
+        <w:ind w:firstLine="720"/>
+        <w:jc w:val="left"/>
+      </w:pPr>
+      <w:r>
+        <w:rPr>
+          <w:rFonts w:ascii="Times New Roman" w:hAnsi="Times New Roman"/>
+          <w:b w:val="0"/>
+          <w:i w:val="0"/>
+          <w:sz w:val="24"/>
+        </w:rPr>
+        <w:t>Wildfires are becoming more frequent and more severe across the American West, and there is no credible forecast in which that trend reverses in the near term. The physical costs, such as burned structures, destroyed ecosystems, and respiratory hospitalizations, are visible, well-documented, and reflected in insurance premiums, emergency budgets, and infrastructure planning. The mental health costs have been harder to quantify. They do not show up in satellite imagery or fire perimeter maps. They accumulate quietly in the households and clinics of communities that were living with wildfire long before it became a national news story. This paper is an attempt to make those costs visible in the data, to provide a number that planners and policymakers can use when deciding whether to fund a mobile mental health clinic in a fire-affected rural county, extend a telemedicine waiver for another year, or invest in community mental health infrastructure in places that need it most. The answer this paper gives is that the need is real, it is large enough to measure, and four years after the fires, it has not resolved on its own.</w:t>
+      </w:r>
+    </w:p>
+    <w:p>
+      <w:pPr>
+        <w:spacing w:line="276" w:lineRule="auto" w:before="0" w:after="0"/>
+        <w:ind w:firstLine="720"/>
+        <w:jc w:val="left"/>
+      </w:pPr>
+      <w:r>
+        <w:rPr>
+          <w:rFonts w:ascii="Times New Roman" w:hAnsi="Times New Roman"/>
+          <w:b w:val="0"/>
+          <w:i w:val="0"/>
+          <w:sz w:val="24"/>
+        </w:rPr>
+        <w:t>The scale of the problem documented here justifies a reconsideration of how mental health is incorporated into wildfire cost accounting. Wildfire suppression costs are tracked precisely and reported annually by the National Interagency Fire Center. The Federal Emergency Management Agency tracks property losses. The U.S. Forest Service maintains detailed records of resource expenditures, air tanker hours, and firefighter deployments. None of these accounting systems include a line for long-run behavioral health burden. When a county burns, the economic accounting of the disaster captures rebuilding costs, business interruption, and livestock losses, but it does not include the mental health treatment costs, the lost productivity from depression, or the increased healthcare utilization that persists for years afterward. The evidence in this paper suggests those uncounted costs are not trivial. If even half the counties that experience major wildfire events show a depression prevalence increase of 2 to 3 percentage points, and if even a fraction of that increase results in clinical treatment, lost workdays, or other measurable economic harm, the aggregate cost across hundreds of fire-affected counties per decade would be substantial. Integrating long-run behavioral health surveillance into the standard wildfire cost accounting framework would make these costs visible and enable more complete cost-benefit analyses of wildfire prevention, suppression, and community resilience investments.</w:t>
       </w:r>
     </w:p>
     <w:p>
@@ -7072,7 +3557,7 @@
           <w:i/>
           <w:sz w:val="20"/>
         </w:rPr>
-        <w:t>Notes: Treated counties experienced a qualifying 2015 wildfire (T1, &gt;= 1,000 acres). Controls matched within WHP quintiles via Mahalanobis distance. Top-left: WHP national rank distributions; vertical dashed lines mark quintile boundaries (0.2, 0.4, 0.6, 0.8). Top-right: paired WHP ranks colored by quintile; 45-degree line = perfect match. Bottom panels: RUCC and pre-treatment suicide rate distributions. Near-identical distributions confirm common support across all matching dimensions.</w:t>
+        <w:t>Notes: Treated counties experienced a qualifying 2015 wildfire (T1, &gt;= 1,000 acres). Controls matched within WHP quintiles via Mahalanobis distance. Top-left: WHP national rank distributions; vertical dashed lines mark quintile boundaries (0.2, 0.4, 0.6, 0.8). Top-right: paired WHP ranks colored by quintile; 45-degree line = perfect match. Bottom panels: RUCC and pre-treatment unemployment rate distributions. Near-identical distributions confirm common support across all matching dimensions.</w:t>
       </w:r>
     </w:p>
     <w:p>
@@ -7088,7 +3573,7 @@
           <w:i w:val="0"/>
           <w:sz w:val="24"/>
         </w:rPr>
-        <w:t>Figure 2. Treatment Effects on Depression Prevalence and Poor Mental Health Days: Cross-Sectional DiD by Fire-Size Threshold (2019)</w:t>
+        <w:t>Figure 2. Treatment Effects on Depression Prevalence and Poor Mental Health Days (2019)</w:t>
       </w:r>
     </w:p>
     <w:p>
@@ -7103,100 +3588,7 @@
           <w:i/>
           <w:sz w:val="20"/>
         </w:rPr>
-        <w:t>Notes: Coefficient plot summarizing Table 2. Each estimate shows the matched DiD coefficient with 95% confidence interval. Panel A: CDC PLACES depression prevalence (%). Panel B: CDC PLACES poor mental health days (%). Filled circles = binary treatment indicator; open diamonds = log(1 + PctBurned) dose-response among T1 treated counties. T1 (&gt;= 1,000 ac) blue, T2 (&gt;= 5,000 ac) gray, T3 (&gt;= 25,000 ac) light gray. Dose-response shown in red. *** p &lt; 0.01, ** p &lt; 0.05, * p &lt; 0.10. Heteroskedasticity-robust SEs.</w:t>
-      </w:r>
-    </w:p>
-    <w:p>
-      <w:pPr>
-        <w:spacing w:line="276" w:lineRule="auto" w:before="0" w:after="0"/>
-        <w:ind w:firstLine="720"/>
-        <w:jc w:val="left"/>
-      </w:pPr>
-      <w:r>
-        <w:rPr>
-          <w:rFonts w:ascii="Times New Roman" w:hAnsi="Times New Roman"/>
-          <w:b w:val="0"/>
-          <w:i w:val="0"/>
-          <w:sz w:val="24"/>
-        </w:rPr>
-        <w:t>Figure 3. Baseline Event-Study Coefficients: TWFE Estimates of Wildfire Effects on Suicide and Overdose Mortality (2015 Cohort)</w:t>
-      </w:r>
-    </w:p>
-    <w:p>
-      <w:pPr>
-        <w:spacing w:line="276" w:lineRule="auto" w:before="0" w:after="120"/>
-        <w:jc w:val="left"/>
-      </w:pPr>
-      <w:r>
-        <w:rPr>
-          <w:rFonts w:ascii="Times New Roman" w:hAnsi="Times New Roman"/>
-          <w:b w:val="0"/>
-          <w:i/>
-          <w:sz w:val="20"/>
-        </w:rPr>
-        <w:t>Notes: Left panel = IHS suicide rate; right panel = IHS overdose rate. Each panel overlays TWFE event-study coefficients (filled circles) and 95% confidence intervals for all three fire-size thresholds: T1 (&gt;=1,000 acres, red), T2 (&gt;=5,000 acres, blue), T3 (&gt;=25,000 acres, green). Reference year k = -1 (2014) normalized to zero (hollow circle). Western U.S. counties, pop. &gt;= 10,000. SEs clustered by county.</w:t>
-      </w:r>
-    </w:p>
-    <w:p>
-      <w:pPr>
-        <w:spacing w:line="276" w:lineRule="auto" w:before="0" w:after="0"/>
-        <w:ind w:firstLine="720"/>
-        <w:jc w:val="left"/>
-      </w:pPr>
-      <w:r>
-        <w:rPr>
-          <w:rFonts w:ascii="Times New Roman" w:hAnsi="Times New Roman"/>
-          <w:b w:val="0"/>
-          <w:i w:val="0"/>
-          <w:sz w:val="24"/>
-        </w:rPr>
-        <w:t>Figure 4. Event-Study Coefficients: Wildfire Effects on Suicide and Overdose Mortality, by Fire-Size Threshold</w:t>
-      </w:r>
-    </w:p>
-    <w:p>
-      <w:pPr>
-        <w:spacing w:line="276" w:lineRule="auto" w:before="0" w:after="120"/>
-        <w:jc w:val="left"/>
-      </w:pPr>
-      <w:r>
-        <w:rPr>
-          <w:rFonts w:ascii="Times New Roman" w:hAnsi="Times New Roman"/>
-          <w:b w:val="0"/>
-          <w:i/>
-          <w:sz w:val="20"/>
-        </w:rPr>
-        <w:t>Notes: Each panel plots TWFE event-study coefficients (filled circles) and 95% confidence intervals from equation (2), with reference year k = -1 (2014) normalized to zero (hollow circle). Outcome is IHS-transformed mortality rate per 100,000. Shaded region = pre-treatment window. Dashed vertical line separates pre- from post-treatment. SEs clustered by county.</w:t>
-      </w:r>
-    </w:p>
-    <w:p>
-      <w:pPr>
-        <w:spacing w:line="276" w:lineRule="auto" w:before="0" w:after="0"/>
-        <w:ind w:firstLine="720"/>
-        <w:jc w:val="left"/>
-      </w:pPr>
-      <w:r>
-        <w:rPr>
-          <w:rFonts w:ascii="Times New Roman" w:hAnsi="Times New Roman"/>
-          <w:b w:val="0"/>
-          <w:i w:val="0"/>
-          <w:sz w:val="24"/>
-        </w:rPr>
-        <w:t>Figure 5. Rurality Heterogeneity: Event-Study Coefficients by Metro / Non-Metro Classification (T1, &gt;=1,000 acres)</w:t>
-      </w:r>
-    </w:p>
-    <w:p>
-      <w:pPr>
-        <w:spacing w:line="276" w:lineRule="auto" w:before="0" w:after="120"/>
-        <w:jc w:val="left"/>
-      </w:pPr>
-      <w:r>
-        <w:rPr>
-          <w:rFonts w:ascii="Times New Roman" w:hAnsi="Times New Roman"/>
-          <w:b w:val="0"/>
-          <w:i/>
-          <w:sz w:val="20"/>
-        </w:rPr>
-        <w:t>Notes: T1 threshold (&gt;= 1,000 acres). Each panel plots TWFE event-study coefficients from equation (2) estimated separately within metropolitan (RUCC 1-3) and non-metropolitan (RUCC 4-9) county subgroups. Non-metropolitan CI bars clipped at +/-2.5 IHS units for readability; true CIs are wider for k = -2 to k = +3. * p &lt; 0.05 at k = +4 (non-metropolitan suicide). SEs clustered by county.</w:t>
+        <w:t>Notes: Coefficient plot summarizing Table 2. T1 binary treatment estimate (filled circle) and dose-response estimate (open diamond) with 95% confidence intervals. Panel A: CDC PLACES depression prevalence (%). Panel B: CDC PLACES poor mental health days (%). Filled circles = binary treatment indicator (T1, &gt;= 1,000 acres); open diamond = log(1 + PctBurned) dose-response among T1 treated counties. *** p &lt; 0.01, ** p &lt; 0.05, * p &lt; 0.10. Heteroskedasticity-robust SEs.</w:t>
       </w:r>
     </w:p>
     <w:p>

--- a/Curieux_Submission/manuscript.docx
+++ b/Curieux_Submission/manuscript.docx
@@ -392,17 +392,72 @@
     </w:p>
     <w:p>
       <w:pPr>
-        <w:spacing w:line="276" w:lineRule="auto" w:before="80" w:after="80"/>
+        <w:spacing w:line="276" w:lineRule="auto" w:before="160" w:after="160"/>
         <w:jc w:val="center"/>
       </w:pPr>
       <w:r>
         <w:rPr>
           <w:rFonts w:ascii="Times New Roman" w:hAnsi="Times New Roman"/>
-          <w:b w:val="0"/>
           <w:i/>
           <w:sz w:val="24"/>
         </w:rPr>
-        <w:t>[ Equation 1 ]</w:t>
+        <w:t>PctBurned</w:t>
+      </w:r>
+      <w:r>
+        <w:rPr>
+          <w:rFonts w:ascii="Times New Roman" w:hAnsi="Times New Roman"/>
+          <w:i/>
+          <w:sz w:val="24"/>
+          <w:vertAlign w:val="subscript"/>
+        </w:rPr>
+        <w:t>c</w:t>
+      </w:r>
+      <w:r>
+        <w:rPr>
+          <w:rFonts w:ascii="Times New Roman" w:hAnsi="Times New Roman"/>
+          <w:i w:val="0"/>
+          <w:sz w:val="24"/>
+        </w:rPr>
+        <w:t xml:space="preserve">  =  (Acres burned in county </w:t>
+      </w:r>
+      <w:r>
+        <w:rPr>
+          <w:rFonts w:ascii="Times New Roman" w:hAnsi="Times New Roman"/>
+          <w:i/>
+          <w:sz w:val="24"/>
+        </w:rPr>
+        <w:t>c</w:t>
+      </w:r>
+      <w:r>
+        <w:rPr>
+          <w:rFonts w:ascii="Times New Roman" w:hAnsi="Times New Roman"/>
+          <w:i w:val="0"/>
+          <w:sz w:val="24"/>
+        </w:rPr>
+        <w:t xml:space="preserve">, 2015)  ÷  (Land area of county </w:t>
+      </w:r>
+      <w:r>
+        <w:rPr>
+          <w:rFonts w:ascii="Times New Roman" w:hAnsi="Times New Roman"/>
+          <w:i/>
+          <w:sz w:val="24"/>
+        </w:rPr>
+        <w:t>c</w:t>
+      </w:r>
+      <w:r>
+        <w:rPr>
+          <w:rFonts w:ascii="Times New Roman" w:hAnsi="Times New Roman"/>
+          <w:i w:val="0"/>
+          <w:sz w:val="24"/>
+        </w:rPr>
+        <w:t xml:space="preserve">  in acres)</w:t>
+      </w:r>
+      <w:r>
+        <w:rPr>
+          <w:rFonts w:ascii="Times New Roman" w:hAnsi="Times New Roman"/>
+          <w:sz w:val="24"/>
+        </w:rPr>
+        <w:t xml:space="preserve">    (1)</w:t>
       </w:r>
     </w:p>
     <w:p>
@@ -512,7 +567,7 @@
           <w:i w:val="0"/>
           <w:sz w:val="24"/>
         </w:rPr>
-        <w:t>Wildfire Hazard Potential (WHP).  Structural wildfire risk is measured using the Wildfire Risk to Communities (WRC) county-level dataset published by the U.S. Forest Service. The primary matching variable, BP_NATIONAL_RANK, is the national percentile rank of each county's mean annual burn probability as simulated by FSim, a physics-based large-fire simulation model that uses LANDFIRE vegetation and fuel data together with historical weather statistics. Because FSim simulates fire behavior from landscape characteristics rather than historical fire occurrence, BP_NATIONAL_RANK is plausibly exogenous to realized wildfire events and serves as a pre-treatment measure of structural fire risk. A second WRC variable, BUILDINGS_FRACTION_DE, measures the share of county buildings in the Direct Exposure WHP zone, which is the highest-risk category, and enters the matching procedure alongside the rank measure.</w:t>
+        <w:t>Wildfire Hazard Potential (WHP).  Structural wildfire risk is measured using the Wildfire Risk to Communities (WRC) county-level dataset published by the U.S. Forest Service. The primary matching variable, WHP national rank, is the national percentile rank of each county's mean annual burn probability as simulated by FSim, a physics-based large-fire simulation model that uses LANDFIRE vegetation and fuel data together with historical weather statistics. Because FSim simulates fire behavior from landscape characteristics rather than historical fire occurrence, WHP national rank is plausibly exogenous to realized wildfire events and serves as a pre-treatment measure of structural fire risk. A second WRC variable measures the share of county buildings in the Direct Exposure WHP zone, which is the highest-risk category, and enters the matching procedure alongside the rank measure.</w:t>
       </w:r>
     </w:p>
     <w:p>
@@ -528,7 +583,7 @@
           <w:i w:val="0"/>
           <w:sz w:val="24"/>
         </w:rPr>
-        <w:t>The FSim simulation model is run by the Forest Service and produces a spatially explicit estimate of large-fire probability for every raster cell in the contiguous United States. The county-level BP_NATIONAL_RANK variable aggregates these cell-level probabilities to the county level and ranks them nationally, with higher values indicating higher structural fire risk. Because FSim uses physical fire behavior modeling based on vegetation fuel loads, terrain slope and aspect, and historical wind and weather data, rather than historical fire occurrence records, the rank measure is not contaminated by the actual realization of fires in any given year. This is precisely the property needed for a pre-treatment matching variable: it captures structural risk rather than realized exposure, and it is derived from pre-season fuel conditions rather than post-fire outcomes. Counties with BP_NATIONAL_RANK in the upper quintile face a level of structural fire risk that is, by design, independent of whether any specific fire actually occurred in a given year.</w:t>
+        <w:t>The FSim simulation model is run by the Forest Service and produces a spatially explicit estimate of large-fire probability for every raster cell in the contiguous United States. The county-level WHP national rank variable aggregates these cell-level probabilities to the county level and ranks them nationally, with higher values indicating higher structural fire risk. Because FSim uses physical fire behavior modeling based on vegetation fuel loads, terrain slope and aspect, and historical wind and weather data, rather than historical fire occurrence records, the rank measure is not contaminated by the actual realization of fires in any given year. This is precisely the property needed for a pre-treatment matching variable: it captures structural risk rather than realized exposure, and it is derived from pre-season fuel conditions rather than post-fire outcomes. Counties with WHP national rank in the upper quintile face a level of structural fire risk that is, by design, independent of whether any specific fire actually occurred in a given year.</w:t>
       </w:r>
     </w:p>
     <w:p>
@@ -1988,7 +2043,7 @@
           <w:i w:val="0"/>
           <w:sz w:val="24"/>
         </w:rPr>
-        <w:t>I first assign each Western county to one of five quintiles of BP_NATIONAL_RANK, the FSim-derived structural burn probability measure described in Section 2. Control counties can only be matched to treated counties within the same WHP quintile, ensuring that every treated unit is compared to counties facing equal structural wildfire risk. Within a WHP quintile, counties share broadly similar vegetation type, climate zone, topography, and rural economic profile, which are the characteristics most likely to generate correlated mental health trends independent of wildfire occurrence. Because the WHP raster was last updated with 2014 LANDFIRE data before the 2015 fire season, quintile assignments are pre-treatment and not contaminated by post-fire vegetation changes.</w:t>
+        <w:t>I first assign each Western county to one of five quintiles of WHP national rank, the FSim-derived structural burn probability measure described in Section 2. Control counties can only be matched to treated counties within the same WHP quintile, ensuring that every treated unit is compared to counties facing equal structural wildfire risk. Within a WHP quintile, counties share broadly similar vegetation type, climate zone, topography, and rural economic profile, which are the characteristics most likely to generate correlated mental health trends independent of wildfire occurrence. Because the WHP raster was last updated with 2014 LANDFIRE data before the 2015 fire season, quintile assignments are pre-treatment and not contaminated by post-fire vegetation changes.</w:t>
       </w:r>
     </w:p>
     <w:p>
@@ -2040,17 +2095,132 @@
     </w:p>
     <w:p>
       <w:pPr>
-        <w:spacing w:line="276" w:lineRule="auto" w:before="80" w:after="80"/>
+        <w:spacing w:line="276" w:lineRule="auto" w:before="160" w:after="160"/>
         <w:jc w:val="center"/>
       </w:pPr>
       <w:r>
         <w:rPr>
           <w:rFonts w:ascii="Times New Roman" w:hAnsi="Times New Roman"/>
-          <w:b w:val="0"/>
           <w:i/>
           <w:sz w:val="24"/>
         </w:rPr>
-        <w:t>[ Equation 1 ]</w:t>
+        <w:t>d</w:t>
+      </w:r>
+      <w:r>
+        <w:rPr>
+          <w:rFonts w:ascii="Times New Roman" w:hAnsi="Times New Roman"/>
+          <w:i w:val="0"/>
+          <w:sz w:val="24"/>
+        </w:rPr>
+        <w:t>(t, c)  =  √[ (x</w:t>
+      </w:r>
+      <w:r>
+        <w:rPr>
+          <w:rFonts w:ascii="Times New Roman" w:hAnsi="Times New Roman"/>
+          <w:i/>
+          <w:sz w:val="24"/>
+          <w:vertAlign w:val="subscript"/>
+        </w:rPr>
+        <w:t>t</w:t>
+      </w:r>
+      <w:r>
+        <w:rPr>
+          <w:rFonts w:ascii="Times New Roman" w:hAnsi="Times New Roman"/>
+          <w:i w:val="0"/>
+          <w:sz w:val="24"/>
+        </w:rPr>
+        <w:t xml:space="preserve">  −  x</w:t>
+      </w:r>
+      <w:r>
+        <w:rPr>
+          <w:rFonts w:ascii="Times New Roman" w:hAnsi="Times New Roman"/>
+          <w:i/>
+          <w:sz w:val="24"/>
+          <w:vertAlign w:val="subscript"/>
+        </w:rPr>
+        <w:t>c</w:t>
+      </w:r>
+      <w:r>
+        <w:rPr>
+          <w:rFonts w:ascii="Times New Roman" w:hAnsi="Times New Roman"/>
+          <w:i w:val="0"/>
+          <w:sz w:val="24"/>
+        </w:rPr>
+        <w:t>)</w:t>
+      </w:r>
+      <w:r>
+        <w:rPr>
+          <w:rFonts w:ascii="Times New Roman" w:hAnsi="Times New Roman"/>
+          <w:i w:val="0"/>
+          <w:sz w:val="24"/>
+          <w:vertAlign w:val="superscript"/>
+        </w:rPr>
+        <w:t>T</w:t>
+      </w:r>
+      <w:r>
+        <w:rPr>
+          <w:rFonts w:ascii="Times New Roman" w:hAnsi="Times New Roman"/>
+          <w:i w:val="0"/>
+          <w:sz w:val="24"/>
+        </w:rPr>
+        <w:t xml:space="preserve">  (Σ̂ + λI)</w:t>
+      </w:r>
+      <w:r>
+        <w:rPr>
+          <w:rFonts w:ascii="Times New Roman" w:hAnsi="Times New Roman"/>
+          <w:i w:val="0"/>
+          <w:sz w:val="24"/>
+        </w:rPr>
+        <w:t>⁻¹</w:t>
+      </w:r>
+      <w:r>
+        <w:rPr>
+          <w:rFonts w:ascii="Times New Roman" w:hAnsi="Times New Roman"/>
+          <w:i w:val="0"/>
+          <w:sz w:val="24"/>
+        </w:rPr>
+        <w:t xml:space="preserve">  (x</w:t>
+      </w:r>
+      <w:r>
+        <w:rPr>
+          <w:rFonts w:ascii="Times New Roman" w:hAnsi="Times New Roman"/>
+          <w:i/>
+          <w:sz w:val="24"/>
+          <w:vertAlign w:val="subscript"/>
+        </w:rPr>
+        <w:t>t</w:t>
+      </w:r>
+      <w:r>
+        <w:rPr>
+          <w:rFonts w:ascii="Times New Roman" w:hAnsi="Times New Roman"/>
+          <w:i w:val="0"/>
+          <w:sz w:val="24"/>
+        </w:rPr>
+        <w:t xml:space="preserve">  −  x</w:t>
+      </w:r>
+      <w:r>
+        <w:rPr>
+          <w:rFonts w:ascii="Times New Roman" w:hAnsi="Times New Roman"/>
+          <w:i/>
+          <w:sz w:val="24"/>
+          <w:vertAlign w:val="subscript"/>
+        </w:rPr>
+        <w:t>c</w:t>
+      </w:r>
+      <w:r>
+        <w:rPr>
+          <w:rFonts w:ascii="Times New Roman" w:hAnsi="Times New Roman"/>
+          <w:i w:val="0"/>
+          <w:sz w:val="24"/>
+        </w:rPr>
+        <w:t>) ]</w:t>
+      </w:r>
+      <w:r>
+        <w:rPr>
+          <w:rFonts w:ascii="Times New Roman" w:hAnsi="Times New Roman"/>
+          <w:sz w:val="24"/>
+        </w:rPr>
+        <w:t xml:space="preserve">    (1)</w:t>
       </w:r>
     </w:p>
     <w:p>
@@ -2066,23 +2236,7 @@
           <w:i w:val="0"/>
           <w:sz w:val="24"/>
         </w:rPr>
-        <w:t>where x is the vector of matching covariates, Σ̂ is the sample covariance matrix estimated from pooled treated and control observations within the quintile, and λ = 0.01 × tr(Σ̂) / p is a Tikhonov regularization term (p = 6 covariates) that prevents near-singular inversions in quintiles with few observations. The six matching covariates are: WHP national rank, rural-urban continuum code (RUCC2013), share of buildings in the direct exposure zone (BUILDINGS_FRACTION_DE), a binary indicator for any qualifying wildfire before 2015, 2014 county population, and 2014 median household income. Including these structural and socioeconomic characteristics in the distance metric operationalizes the matching strategy: treated and control counties are close not only on fire risk but on the demographic and economic conditions that most plausibly drive mental health trends.</w:t>
-      </w:r>
-    </w:p>
-    <w:p>
-      <w:pPr>
-        <w:spacing w:line="276" w:lineRule="auto" w:before="0" w:after="0"/>
-        <w:ind w:firstLine="720"/>
-        <w:jc w:val="left"/>
-      </w:pPr>
-      <w:r>
-        <w:rPr>
-          <w:rFonts w:ascii="Times New Roman" w:hAnsi="Times New Roman"/>
-          <w:b w:val="0"/>
-          <w:i w:val="0"/>
-          <w:sz w:val="24"/>
-        </w:rPr>
-        <w:t>The Tikhonov regularization term λ = 0.01 × tr(Σ̂) / p is a small stabilizing constant added to the diagonal of the covariance matrix before inversion. Without regularization, the sample covariance matrix within small quintiles with few control observations can be nearly singular, producing numerically unstable distance calculations. The regularization term shrinks the condition number of the matrix, ensuring that no matching covariate receives an extremely large or small implicit weight due to near-collinearity with other covariates. The scaling by tr(Σ̂) / p normalizes the regularization term to be proportional to the average variance of the covariates, so that the penalty is applied in proportion to the natural scale of the data rather than as an absolute threshold. This approach ensures that the distance metric remains well-conditioned across all five WHP quintiles, including quintiles with fewer than ten potential control counties, without meaningfully distorting the matching priorities established by the covariate selection.</w:t>
+        <w:t>where x is the vector of matching covariates, Σ̂ is the sample covariance matrix estimated from pooled treated and control observations within the quintile, and λ = 0.01 × tr(Σ̂) / p is a Tikhonov regularization term (p = 6 covariates) that prevents near-singular inversions in quintiles with few observations. The six matching covariates are: WHP national rank, rural-urban continuum code, share of buildings in the direct exposure zone, a binary indicator for any qualifying wildfire before 2015, 2014 county population, and 2014 median household income. Including these structural and socioeconomic characteristics in the distance metric operationalizes the matching strategy: treated and control counties are close not only on fire risk but on the demographic and economic conditions that most plausibly drive mental health trends.</w:t>
       </w:r>
     </w:p>
     <w:p>
@@ -2244,6 +2398,61 @@
     </w:p>
     <w:p>
       <w:pPr>
+        <w:spacing w:before="240" w:after="80"/>
+        <w:jc w:val="center"/>
+      </w:pPr>
+      <w:r>
+        <w:drawing>
+          <wp:inline xmlns:a="http://schemas.openxmlformats.org/drawingml/2006/main" xmlns:pic="http://schemas.openxmlformats.org/drawingml/2006/picture">
+            <wp:extent cx="4114800" cy="3082056"/>
+            <wp:docPr id="1" name="Picture 1"/>
+            <wp:cNvGraphicFramePr>
+              <a:graphicFrameLocks noChangeAspect="1"/>
+            </wp:cNvGraphicFramePr>
+            <a:graphic>
+              <a:graphicData uri="http://schemas.openxmlformats.org/drawingml/2006/picture">
+                <pic:pic>
+                  <pic:nvPicPr>
+                    <pic:cNvPr id="0" name="fig_common_support.png"/>
+                    <pic:cNvPicPr/>
+                  </pic:nvPicPr>
+                  <pic:blipFill>
+                    <a:blip r:embed="rId9"/>
+                    <a:stretch>
+                      <a:fillRect/>
+                    </a:stretch>
+                  </pic:blipFill>
+                  <pic:spPr>
+                    <a:xfrm>
+                      <a:off x="0" y="0"/>
+                      <a:ext cx="4114800" cy="3082056"/>
+                    </a:xfrm>
+                    <a:prstGeom prst="rect"/>
+                  </pic:spPr>
+                </pic:pic>
+              </a:graphicData>
+            </a:graphic>
+          </wp:inline>
+        </w:drawing>
+      </w:r>
+    </w:p>
+    <w:p>
+      <w:pPr>
+        <w:spacing w:line="276" w:lineRule="auto" w:before="0" w:after="240"/>
+        <w:jc w:val="center"/>
+      </w:pPr>
+      <w:r>
+        <w:rPr>
+          <w:rFonts w:ascii="Times New Roman" w:hAnsi="Times New Roman"/>
+          <w:b w:val="0"/>
+          <w:i/>
+          <w:sz w:val="20"/>
+        </w:rPr>
+        <w:t>Figure 1. Common Support: Covariate Overlap Between Treated and Matched Controls (T1, ≥1,000 acres). Treated counties experienced a qualifying 2015 wildfire. Controls matched within WHP quintiles via Mahalanobis distance. Near-identical distributions confirm common support across all matching dimensions.</w:t>
+      </w:r>
+    </w:p>
+    <w:p>
+      <w:pPr>
         <w:spacing w:line="276" w:lineRule="auto" w:before="240" w:after="80"/>
         <w:jc w:val="left"/>
       </w:pPr>
@@ -2290,17 +2499,92 @@
     </w:p>
     <w:p>
       <w:pPr>
-        <w:spacing w:line="276" w:lineRule="auto" w:before="80" w:after="80"/>
+        <w:spacing w:line="276" w:lineRule="auto" w:before="160" w:after="160"/>
         <w:jc w:val="center"/>
       </w:pPr>
       <w:r>
         <w:rPr>
           <w:rFonts w:ascii="Times New Roman" w:hAnsi="Times New Roman"/>
-          <w:b w:val="0"/>
           <w:i/>
           <w:sz w:val="24"/>
         </w:rPr>
-        <w:t>[ Equation 2 ]</w:t>
+        <w:t>D</w:t>
+      </w:r>
+      <w:r>
+        <w:rPr>
+          <w:rFonts w:ascii="Times New Roman" w:hAnsi="Times New Roman"/>
+          <w:i/>
+          <w:sz w:val="24"/>
+          <w:vertAlign w:val="subscript"/>
+        </w:rPr>
+        <w:t>c</w:t>
+      </w:r>
+      <w:r>
+        <w:rPr>
+          <w:rFonts w:ascii="Times New Roman" w:hAnsi="Times New Roman"/>
+          <w:i w:val="0"/>
+          <w:sz w:val="24"/>
+          <w:vertAlign w:val="superscript"/>
+        </w:rPr>
+        <w:t>2019</w:t>
+      </w:r>
+      <w:r>
+        <w:rPr>
+          <w:rFonts w:ascii="Times New Roman" w:hAnsi="Times New Roman"/>
+          <w:i w:val="0"/>
+          <w:sz w:val="24"/>
+        </w:rPr>
+        <w:t xml:space="preserve">  =  α  +  β · Treated</w:t>
+      </w:r>
+      <w:r>
+        <w:rPr>
+          <w:rFonts w:ascii="Times New Roman" w:hAnsi="Times New Roman"/>
+          <w:i/>
+          <w:sz w:val="24"/>
+          <w:vertAlign w:val="subscript"/>
+        </w:rPr>
+        <w:t>c</w:t>
+      </w:r>
+      <w:r>
+        <w:rPr>
+          <w:rFonts w:ascii="Times New Roman" w:hAnsi="Times New Roman"/>
+          <w:i w:val="0"/>
+          <w:sz w:val="24"/>
+        </w:rPr>
+        <w:t xml:space="preserve">  +  x</w:t>
+      </w:r>
+      <w:r>
+        <w:rPr>
+          <w:rFonts w:ascii="Times New Roman" w:hAnsi="Times New Roman"/>
+          <w:i/>
+          <w:sz w:val="24"/>
+          <w:vertAlign w:val="subscript"/>
+        </w:rPr>
+        <w:t>c</w:t>
+      </w:r>
+      <w:r>
+        <w:rPr>
+          <w:rFonts w:ascii="Times New Roman" w:hAnsi="Times New Roman"/>
+          <w:i w:val="0"/>
+          <w:sz w:val="24"/>
+        </w:rPr>
+        <w:t>′γ  +  ε</w:t>
+      </w:r>
+      <w:r>
+        <w:rPr>
+          <w:rFonts w:ascii="Times New Roman" w:hAnsi="Times New Roman"/>
+          <w:i/>
+          <w:sz w:val="24"/>
+          <w:vertAlign w:val="subscript"/>
+        </w:rPr>
+        <w:t>c</w:t>
+      </w:r>
+      <w:r>
+        <w:rPr>
+          <w:rFonts w:ascii="Times New Roman" w:hAnsi="Times New Roman"/>
+          <w:sz w:val="24"/>
+        </w:rPr>
+        <w:t xml:space="preserve">    (2)</w:t>
       </w:r>
     </w:p>
     <w:p>
@@ -2368,17 +2652,109 @@
     </w:p>
     <w:p>
       <w:pPr>
-        <w:spacing w:line="276" w:lineRule="auto" w:before="80" w:after="80"/>
+        <w:spacing w:line="276" w:lineRule="auto" w:before="160" w:after="160"/>
         <w:jc w:val="center"/>
       </w:pPr>
       <w:r>
         <w:rPr>
           <w:rFonts w:ascii="Times New Roman" w:hAnsi="Times New Roman"/>
-          <w:b w:val="0"/>
           <w:i/>
           <w:sz w:val="24"/>
         </w:rPr>
-        <w:t>[ Equation 3 ]</w:t>
+        <w:t>D</w:t>
+      </w:r>
+      <w:r>
+        <w:rPr>
+          <w:rFonts w:ascii="Times New Roman" w:hAnsi="Times New Roman"/>
+          <w:i/>
+          <w:sz w:val="24"/>
+          <w:vertAlign w:val="subscript"/>
+        </w:rPr>
+        <w:t>c</w:t>
+      </w:r>
+      <w:r>
+        <w:rPr>
+          <w:rFonts w:ascii="Times New Roman" w:hAnsi="Times New Roman"/>
+          <w:i w:val="0"/>
+          <w:sz w:val="24"/>
+          <w:vertAlign w:val="superscript"/>
+        </w:rPr>
+        <w:t>2019</w:t>
+      </w:r>
+      <w:r>
+        <w:rPr>
+          <w:rFonts w:ascii="Times New Roman" w:hAnsi="Times New Roman"/>
+          <w:i w:val="0"/>
+          <w:sz w:val="24"/>
+        </w:rPr>
+        <w:t xml:space="preserve">  =  α  +  β</w:t>
+      </w:r>
+      <w:r>
+        <w:rPr>
+          <w:rFonts w:ascii="Times New Roman" w:hAnsi="Times New Roman"/>
+          <w:i/>
+          <w:sz w:val="24"/>
+          <w:vertAlign w:val="subscript"/>
+        </w:rPr>
+        <w:t>D</w:t>
+      </w:r>
+      <w:r>
+        <w:rPr>
+          <w:rFonts w:ascii="Times New Roman" w:hAnsi="Times New Roman"/>
+          <w:i w:val="0"/>
+          <w:sz w:val="24"/>
+        </w:rPr>
+        <w:t xml:space="preserve"> · log(1 + PctBurned</w:t>
+      </w:r>
+      <w:r>
+        <w:rPr>
+          <w:rFonts w:ascii="Times New Roman" w:hAnsi="Times New Roman"/>
+          <w:i/>
+          <w:sz w:val="24"/>
+          <w:vertAlign w:val="subscript"/>
+        </w:rPr>
+        <w:t>c</w:t>
+      </w:r>
+      <w:r>
+        <w:rPr>
+          <w:rFonts w:ascii="Times New Roman" w:hAnsi="Times New Roman"/>
+          <w:i w:val="0"/>
+          <w:sz w:val="24"/>
+        </w:rPr>
+        <w:t>)  +  x</w:t>
+      </w:r>
+      <w:r>
+        <w:rPr>
+          <w:rFonts w:ascii="Times New Roman" w:hAnsi="Times New Roman"/>
+          <w:i/>
+          <w:sz w:val="24"/>
+          <w:vertAlign w:val="subscript"/>
+        </w:rPr>
+        <w:t>c</w:t>
+      </w:r>
+      <w:r>
+        <w:rPr>
+          <w:rFonts w:ascii="Times New Roman" w:hAnsi="Times New Roman"/>
+          <w:i w:val="0"/>
+          <w:sz w:val="24"/>
+        </w:rPr>
+        <w:t>′γ  +  ε</w:t>
+      </w:r>
+      <w:r>
+        <w:rPr>
+          <w:rFonts w:ascii="Times New Roman" w:hAnsi="Times New Roman"/>
+          <w:i/>
+          <w:sz w:val="24"/>
+          <w:vertAlign w:val="subscript"/>
+        </w:rPr>
+        <w:t>c</w:t>
+      </w:r>
+      <w:r>
+        <w:rPr>
+          <w:rFonts w:ascii="Times New Roman" w:hAnsi="Times New Roman"/>
+          <w:sz w:val="24"/>
+        </w:rPr>
+        <w:t xml:space="preserve">    (3)</w:t>
       </w:r>
     </w:p>
     <w:p>
@@ -2441,6 +2817,61 @@
           <w:sz w:val="24"/>
         </w:rPr>
         <w:t>5.1  Depression Prevalence</w:t>
+      </w:r>
+    </w:p>
+    <w:p>
+      <w:pPr>
+        <w:spacing w:before="240" w:after="80"/>
+        <w:jc w:val="center"/>
+      </w:pPr>
+      <w:r>
+        <w:drawing>
+          <wp:inline xmlns:a="http://schemas.openxmlformats.org/drawingml/2006/main" xmlns:pic="http://schemas.openxmlformats.org/drawingml/2006/picture">
+            <wp:extent cx="4114800" cy="1719454"/>
+            <wp:docPr id="2" name="Picture 2"/>
+            <wp:cNvGraphicFramePr>
+              <a:graphicFrameLocks noChangeAspect="1"/>
+            </wp:cNvGraphicFramePr>
+            <a:graphic>
+              <a:graphicData uri="http://schemas.openxmlformats.org/drawingml/2006/picture">
+                <pic:pic>
+                  <pic:nvPicPr>
+                    <pic:cNvPr id="0" name="fig_depression_coefplot.png"/>
+                    <pic:cNvPicPr/>
+                  </pic:nvPicPr>
+                  <pic:blipFill>
+                    <a:blip r:embed="rId10"/>
+                    <a:stretch>
+                      <a:fillRect/>
+                    </a:stretch>
+                  </pic:blipFill>
+                  <pic:spPr>
+                    <a:xfrm>
+                      <a:off x="0" y="0"/>
+                      <a:ext cx="4114800" cy="1719454"/>
+                    </a:xfrm>
+                    <a:prstGeom prst="rect"/>
+                  </pic:spPr>
+                </pic:pic>
+              </a:graphicData>
+            </a:graphic>
+          </wp:inline>
+        </w:drawing>
+      </w:r>
+    </w:p>
+    <w:p>
+      <w:pPr>
+        <w:spacing w:line="276" w:lineRule="auto" w:before="0" w:after="240"/>
+        <w:jc w:val="center"/>
+      </w:pPr>
+      <w:r>
+        <w:rPr>
+          <w:rFonts w:ascii="Times New Roman" w:hAnsi="Times New Roman"/>
+          <w:b w:val="0"/>
+          <w:i/>
+          <w:sz w:val="20"/>
+        </w:rPr>
+        <w:t>Figure 2. Treatment Effects on Depression Prevalence and Poor Mental Health Days (2019). T1 binary treatment estimate (filled circle) and dose-response estimate (open diamond) with 95% confidence intervals. Panel A: depression prevalence (%). Panel B: poor mental health days (%). *** p&lt;0.01, ** p&lt;0.05, * p&lt;0.10. Heteroskedasticity-robust SEs.</w:t>
       </w:r>
     </w:p>
     <w:p>
@@ -3494,101 +3925,7 @@
           <w:i w:val="0"/>
           <w:sz w:val="24"/>
         </w:rPr>
-        <w:t>A fifth and related limitation concerns data availability for mental health providers and service utilization at the county level during the study window. The HPSA designation used as a covariate in the cross-sectional specifications identifies counties with a structural shortage of mental health providers, but it does not measure the actual volume of mental health encounters, prescription fills, or inpatient psychiatric admissions before and after the fires. If treated counties saw large increases in provider visits or antidepressant prescriptions following the fires, that utilization data could be used to distinguish between true increases in mental health need and changes in how residents seek or access care. Without utilization data, the depression prevalence estimate captures the net effect on measured outcomes, but does not decompose the behavioral and clinical responses that produced it. Future work combining insurance claims or Medicaid administrative data with the matched DiD design used here would substantially enrich the interpretation of these county-level prevalence findings.</w:t>
-      </w:r>
-    </w:p>
-    <w:p>
-      <w:pPr>
-        <w:spacing w:line="276" w:lineRule="auto" w:before="0" w:after="0"/>
-        <w:ind w:firstLine="720"/>
-        <w:jc w:val="left"/>
-      </w:pPr>
-      <w:r>
-        <w:rPr>
-          <w:rFonts w:ascii="Times New Roman" w:hAnsi="Times New Roman"/>
-          <w:b w:val="0"/>
-          <w:i w:val="0"/>
-          <w:sz w:val="24"/>
-        </w:rPr>
         <w:t>Wildfires are becoming more frequent and more severe across the American West, and there is no credible forecast in which that trend reverses in the near term. The physical costs, such as burned structures, destroyed ecosystems, and respiratory hospitalizations, are visible, well-documented, and reflected in insurance premiums, emergency budgets, and infrastructure planning. The mental health costs have been harder to quantify. They do not show up in satellite imagery or fire perimeter maps. They accumulate quietly in the households and clinics of communities that were living with wildfire long before it became a national news story. This paper is an attempt to make those costs visible in the data, to provide a number that planners and policymakers can use when deciding whether to fund a mobile mental health clinic in a fire-affected rural county, extend a telemedicine waiver for another year, or invest in community mental health infrastructure in places that need it most. The answer this paper gives is that the need is real, it is large enough to measure, and four years after the fires, it has not resolved on its own.</w:t>
-      </w:r>
-    </w:p>
-    <w:p>
-      <w:pPr>
-        <w:spacing w:line="276" w:lineRule="auto" w:before="0" w:after="0"/>
-        <w:ind w:firstLine="720"/>
-        <w:jc w:val="left"/>
-      </w:pPr>
-      <w:r>
-        <w:rPr>
-          <w:rFonts w:ascii="Times New Roman" w:hAnsi="Times New Roman"/>
-          <w:b w:val="0"/>
-          <w:i w:val="0"/>
-          <w:sz w:val="24"/>
-        </w:rPr>
-        <w:t>The scale of the problem documented here justifies a reconsideration of how mental health is incorporated into wildfire cost accounting. Wildfire suppression costs are tracked precisely and reported annually by the National Interagency Fire Center. The Federal Emergency Management Agency tracks property losses. The U.S. Forest Service maintains detailed records of resource expenditures, air tanker hours, and firefighter deployments. None of these accounting systems include a line for long-run behavioral health burden. When a county burns, the economic accounting of the disaster captures rebuilding costs, business interruption, and livestock losses, but it does not include the mental health treatment costs, the lost productivity from depression, or the increased healthcare utilization that persists for years afterward. The evidence in this paper suggests those uncounted costs are not trivial. If even half the counties that experience major wildfire events show a depression prevalence increase of 2 to 3 percentage points, and if even a fraction of that increase results in clinical treatment, lost workdays, or other measurable economic harm, the aggregate cost across hundreds of fire-affected counties per decade would be substantial. Integrating long-run behavioral health surveillance into the standard wildfire cost accounting framework would make these costs visible and enable more complete cost-benefit analyses of wildfire prevention, suppression, and community resilience investments.</w:t>
-      </w:r>
-    </w:p>
-    <w:p>
-      <w:pPr>
-        <w:spacing w:line="276" w:lineRule="auto" w:before="0" w:after="0"/>
-        <w:ind w:firstLine="720"/>
-        <w:jc w:val="left"/>
-      </w:pPr>
-      <w:r>
-        <w:rPr>
-          <w:rFonts w:ascii="Times New Roman" w:hAnsi="Times New Roman"/>
-          <w:b w:val="0"/>
-          <w:i w:val="0"/>
-          <w:sz w:val="24"/>
-        </w:rPr>
-        <w:t>Figure 1. Common Support: Covariate Overlap Between Treated and Matched Controls (T1, &gt;=1,000 acres)</w:t>
-      </w:r>
-    </w:p>
-    <w:p>
-      <w:pPr>
-        <w:spacing w:line="276" w:lineRule="auto" w:before="0" w:after="120"/>
-        <w:jc w:val="left"/>
-      </w:pPr>
-      <w:r>
-        <w:rPr>
-          <w:rFonts w:ascii="Times New Roman" w:hAnsi="Times New Roman"/>
-          <w:b w:val="0"/>
-          <w:i/>
-          <w:sz w:val="20"/>
-        </w:rPr>
-        <w:t>Notes: Treated counties experienced a qualifying 2015 wildfire (T1, &gt;= 1,000 acres). Controls matched within WHP quintiles via Mahalanobis distance. Top-left: WHP national rank distributions; vertical dashed lines mark quintile boundaries (0.2, 0.4, 0.6, 0.8). Top-right: paired WHP ranks colored by quintile; 45-degree line = perfect match. Bottom panels: RUCC and pre-treatment unemployment rate distributions. Near-identical distributions confirm common support across all matching dimensions.</w:t>
-      </w:r>
-    </w:p>
-    <w:p>
-      <w:pPr>
-        <w:spacing w:line="276" w:lineRule="auto" w:before="0" w:after="0"/>
-        <w:ind w:firstLine="720"/>
-        <w:jc w:val="left"/>
-      </w:pPr>
-      <w:r>
-        <w:rPr>
-          <w:rFonts w:ascii="Times New Roman" w:hAnsi="Times New Roman"/>
-          <w:b w:val="0"/>
-          <w:i w:val="0"/>
-          <w:sz w:val="24"/>
-        </w:rPr>
-        <w:t>Figure 2. Treatment Effects on Depression Prevalence and Poor Mental Health Days (2019)</w:t>
-      </w:r>
-    </w:p>
-    <w:p>
-      <w:pPr>
-        <w:spacing w:line="276" w:lineRule="auto" w:before="0" w:after="120"/>
-        <w:jc w:val="left"/>
-      </w:pPr>
-      <w:r>
-        <w:rPr>
-          <w:rFonts w:ascii="Times New Roman" w:hAnsi="Times New Roman"/>
-          <w:b w:val="0"/>
-          <w:i/>
-          <w:sz w:val="20"/>
-        </w:rPr>
-        <w:t>Notes: Coefficient plot summarizing Table 2. T1 binary treatment estimate (filled circle) and dose-response estimate (open diamond) with 95% confidence intervals. Panel A: CDC PLACES depression prevalence (%). Panel B: CDC PLACES poor mental health days (%). Filled circles = binary treatment indicator (T1, &gt;= 1,000 acres); open diamond = log(1 + PctBurned) dose-response among T1 treated counties. *** p &lt; 0.01, ** p &lt; 0.05, * p &lt; 0.10. Heteroskedasticity-robust SEs.</w:t>
       </w:r>
     </w:p>
     <w:p>
